--- a/Documents/Error Handling Helpline-Sprint2.docx
+++ b/Documents/Error Handling Helpline-Sprint2.docx
@@ -17,7 +17,6 @@
         <w:t>Error Handling Helpline</w:t>
       </w:r>
     </w:p>
-    <w:p/>
     <w:p>
       <w:pPr>
         <w:rPr>
@@ -135,7 +134,7 @@
       </w:r>
     </w:p>
     <w:p>
-      <w:hyperlink r:id="rId7" w:history="1">
+      <w:hyperlink r:id="rId10" w:history="1">
         <w:r>
           <w:rPr>
             <w:rStyle w:val="Hyperlink"/>
@@ -193,7 +192,7 @@
       </w:r>
     </w:p>
     <w:p>
-      <w:hyperlink r:id="rId8" w:history="1">
+      <w:hyperlink r:id="rId11" w:history="1">
         <w:r>
           <w:rPr>
             <w:rStyle w:val="Hyperlink"/>
@@ -251,49 +250,13 @@
       </w:r>
     </w:p>
     <w:p>
-      <w:pPr>
-        <w:rPr>
-          <w:highlight w:val="red"/>
-        </w:rPr>
-      </w:pPr>
-      <w:r>
-        <w:rPr>
-          <w:highlight w:val="red"/>
-        </w:rPr>
-        <w:t xml:space="preserve">This project is a Debugging &amp; Programming Help platform that lets students post technical programming problems and receive help from the community. </w:t>
-      </w:r>
-    </w:p>
-    <w:p>
-      <w:pPr>
-        <w:rPr>
-          <w:highlight w:val="red"/>
-        </w:rPr>
-      </w:pPr>
-      <w:r>
-        <w:rPr>
-          <w:highlight w:val="red"/>
-        </w:rPr>
-        <w:t xml:space="preserve">Users can share error messages, code snippets and environment issues. Others can respond with explanations and debugging guidance. </w:t>
-      </w:r>
-    </w:p>
-    <w:p>
-      <w:r>
-        <w:rPr>
-          <w:highlight w:val="red"/>
-        </w:rPr>
-        <w:t>The platforms’ goal is to promote collective learning, support and help in developing critical thinking skills.</w:t>
-      </w:r>
-      <w:r>
-        <w:rPr>
-          <w:highlight w:val="red"/>
-        </w:rPr>
-        <w:t xml:space="preserve"> </w:t>
-      </w:r>
-      <w:r>
-        <w:rPr>
-          <w:highlight w:val="darkMagenta"/>
-        </w:rPr>
-        <w:t>!!!!!NEEDS TO BE REFINED!!!!</w:t>
+      <w:r>
+        <w:t>This project is a debugging and programming help platform that enables students to share technical problems and receive support from the community. Users can post error messages, code snippets, and environment-related issues, while others can respond with explanations and debugging guidance.</w:t>
+      </w:r>
+    </w:p>
+    <w:p>
+      <w:r>
+        <w:t xml:space="preserve"> The platform aims to encourage collaborative learning, peer support, and the development of problem-solving and critical thinking skills.</w:t>
       </w:r>
     </w:p>
     <w:p>
@@ -577,7 +540,6 @@
         <w:spacing w:after="160" w:line="278" w:lineRule="auto"/>
       </w:pPr>
       <w:r>
-        <w:lastRenderedPageBreak/>
         <w:t>User can submit a written response</w:t>
       </w:r>
       <w:r>
@@ -610,6 +572,7 @@
         <w:spacing w:after="160" w:line="278" w:lineRule="auto"/>
       </w:pPr>
       <w:r>
+        <w:lastRenderedPageBreak/>
         <w:t>Response shows author and timestamp</w:t>
       </w:r>
       <w:r>
@@ -1048,7 +1011,6 @@
         <w:spacing w:after="160" w:line="278" w:lineRule="auto"/>
       </w:pPr>
       <w:r>
-        <w:lastRenderedPageBreak/>
         <w:t>The system assigns a role based on predefined reputation thresholds</w:t>
       </w:r>
     </w:p>
@@ -1075,6 +1037,7 @@
         <w:spacing w:after="160" w:line="278" w:lineRule="auto"/>
       </w:pPr>
       <w:r>
+        <w:lastRenderedPageBreak/>
         <w:t>Role changes do not require manual approval</w:t>
       </w:r>
     </w:p>
@@ -1507,7 +1470,6 @@
         <w:spacing w:after="160" w:line="278" w:lineRule="auto"/>
       </w:pPr>
       <w:r>
-        <w:lastRenderedPageBreak/>
         <w:t>Report is recorded in the system</w:t>
       </w:r>
     </w:p>
@@ -1535,6 +1497,7 @@
         <w:rPr>
           <w:u w:val="single"/>
         </w:rPr>
+        <w:lastRenderedPageBreak/>
         <w:t>Daily Reputation Cap</w:t>
       </w:r>
     </w:p>
@@ -1867,6 +1830,22 @@
           <w:bCs/>
         </w:rPr>
       </w:pPr>
+    </w:p>
+    <w:p>
+      <w:pPr>
+        <w:rPr>
+          <w:b/>
+          <w:bCs/>
+        </w:rPr>
+      </w:pPr>
+    </w:p>
+    <w:p>
+      <w:pPr>
+        <w:rPr>
+          <w:b/>
+          <w:bCs/>
+        </w:rPr>
+      </w:pPr>
       <w:r>
         <w:rPr>
           <w:b/>
@@ -1887,9 +1866,10 @@
         <w:rPr>
           <w:b/>
           <w:bCs/>
+          <w:noProof/>
         </w:rPr>
         <w:drawing>
-          <wp:anchor distT="0" distB="0" distL="114300" distR="114300" simplePos="0" relativeHeight="251658240" behindDoc="1" locked="0" layoutInCell="1" allowOverlap="1" wp14:anchorId="7ABFA873" wp14:editId="5EC159B6">
+          <wp:anchor distT="0" distB="0" distL="114300" distR="114300" simplePos="0" relativeHeight="251658240" behindDoc="1" locked="0" layoutInCell="1" allowOverlap="1" wp14:anchorId="7ABFA873" wp14:editId="19035EF1">
             <wp:simplePos x="0" y="0"/>
             <wp:positionH relativeFrom="margin">
               <wp:align>center</wp:align>
@@ -1914,7 +1894,7 @@
                     </pic:cNvPicPr>
                   </pic:nvPicPr>
                   <pic:blipFill>
-                    <a:blip r:embed="rId9" cstate="print">
+                    <a:blip r:embed="rId12" cstate="print">
                       <a:extLst>
                         <a:ext uri="{28A0092B-C50C-407E-A947-70E740481C1C}">
                           <a14:useLocalDpi xmlns:a14="http://schemas.microsoft.com/office/drawing/2010/main" val="0"/>
@@ -2227,6 +2207,2379 @@
     <w:p>
       <w:pPr>
         <w:rPr>
+          <w:u w:val="single"/>
+        </w:rPr>
+      </w:pPr>
+      <w:r>
+        <w:rPr>
+          <w:u w:val="single"/>
+        </w:rPr>
+        <w:lastRenderedPageBreak/>
+        <w:t>Overview</w:t>
+      </w:r>
+    </w:p>
+    <w:p>
+      <w:r>
+        <w:t>This diagram outlines the key actors, use cases, and automated system behaviours for the Coding Help Community Platform — an error handling helpline where junior developers seek help and experienced engineers provide guidance.</w:t>
+      </w:r>
+    </w:p>
+    <w:p>
+      <w:pPr>
+        <w:rPr>
+          <w:u w:val="single"/>
+        </w:rPr>
+      </w:pPr>
+      <w:r>
+        <w:rPr>
+          <w:u w:val="single"/>
+        </w:rPr>
+        <w:t>Actor</w:t>
+      </w:r>
+    </w:p>
+    <w:tbl>
+      <w:tblPr>
+        <w:tblStyle w:val="TableGrid"/>
+        <w:tblW w:w="0" w:type="auto"/>
+        <w:tblLook w:val="04A0" w:firstRow="1" w:lastRow="0" w:firstColumn="1" w:lastColumn="0" w:noHBand="0" w:noVBand="1"/>
+      </w:tblPr>
+      <w:tblGrid>
+        <w:gridCol w:w="4508"/>
+        <w:gridCol w:w="4508"/>
+      </w:tblGrid>
+      <w:tr>
+        <w:trPr>
+          <w:trHeight w:val="383"/>
+        </w:trPr>
+        <w:tc>
+          <w:tcPr>
+            <w:tcW w:w="4508" w:type="dxa"/>
+          </w:tcPr>
+          <w:p>
+            <w:pPr>
+              <w:rPr>
+                <w:b/>
+                <w:bCs/>
+              </w:rPr>
+            </w:pPr>
+            <w:r>
+              <w:rPr>
+                <w:b/>
+                <w:bCs/>
+              </w:rPr>
+              <w:t>Actor</w:t>
+            </w:r>
+          </w:p>
+        </w:tc>
+        <w:tc>
+          <w:tcPr>
+            <w:tcW w:w="4508" w:type="dxa"/>
+          </w:tcPr>
+          <w:p>
+            <w:pPr>
+              <w:rPr>
+                <w:b/>
+                <w:bCs/>
+              </w:rPr>
+            </w:pPr>
+            <w:r>
+              <w:rPr>
+                <w:b/>
+                <w:bCs/>
+              </w:rPr>
+              <w:t>Key Capabilities</w:t>
+            </w:r>
+          </w:p>
+        </w:tc>
+      </w:tr>
+      <w:tr>
+        <w:tc>
+          <w:tcPr>
+            <w:tcW w:w="4508" w:type="dxa"/>
+          </w:tcPr>
+          <w:p>
+            <w:pPr>
+              <w:pStyle w:val="NormalWeb"/>
+              <w:spacing w:before="40" w:after="40"/>
+            </w:pPr>
+            <w:r>
+              <w:rPr>
+                <w:rFonts w:ascii="Cambria" w:hAnsi="Cambria"/>
+                <w:b/>
+                <w:bCs/>
+                <w:color w:val="000000"/>
+                <w:sz w:val="19"/>
+                <w:szCs w:val="19"/>
+              </w:rPr>
+              <w:t>Guest User</w:t>
+            </w:r>
+          </w:p>
+          <w:p/>
+        </w:tc>
+        <w:tc>
+          <w:tcPr>
+            <w:tcW w:w="4508" w:type="dxa"/>
+          </w:tcPr>
+          <w:p>
+            <w:r>
+              <w:t>Register account | View posts (read-only)</w:t>
+            </w:r>
+          </w:p>
+        </w:tc>
+      </w:tr>
+      <w:tr>
+        <w:tc>
+          <w:tcPr>
+            <w:tcW w:w="4508" w:type="dxa"/>
+          </w:tcPr>
+          <w:p>
+            <w:pPr>
+              <w:pStyle w:val="NormalWeb"/>
+              <w:spacing w:before="40" w:after="40"/>
+            </w:pPr>
+            <w:r>
+              <w:rPr>
+                <w:rFonts w:ascii="Cambria" w:hAnsi="Cambria"/>
+                <w:b/>
+                <w:bCs/>
+                <w:color w:val="000000"/>
+                <w:sz w:val="19"/>
+                <w:szCs w:val="19"/>
+              </w:rPr>
+              <w:t>Registered User</w:t>
+            </w:r>
+          </w:p>
+          <w:p/>
+        </w:tc>
+        <w:tc>
+          <w:tcPr>
+            <w:tcW w:w="4508" w:type="dxa"/>
+          </w:tcPr>
+          <w:p>
+            <w:pPr>
+              <w:pStyle w:val="NormalWeb"/>
+              <w:spacing w:before="40" w:after="40"/>
+            </w:pPr>
+            <w:r>
+              <w:rPr>
+                <w:rFonts w:ascii="Cambria" w:hAnsi="Cambria"/>
+                <w:color w:val="404040"/>
+                <w:sz w:val="19"/>
+                <w:szCs w:val="19"/>
+              </w:rPr>
+              <w:t>Login | Create help post | Answer posts | Mark as solved/helpful | View reputation | Private messaging | Report content</w:t>
+            </w:r>
+          </w:p>
+        </w:tc>
+      </w:tr>
+      <w:tr>
+        <w:tc>
+          <w:tcPr>
+            <w:tcW w:w="4508" w:type="dxa"/>
+          </w:tcPr>
+          <w:p>
+            <w:pPr>
+              <w:pStyle w:val="NormalWeb"/>
+              <w:spacing w:before="40" w:after="40"/>
+            </w:pPr>
+            <w:r>
+              <w:rPr>
+                <w:rFonts w:ascii="Cambria" w:hAnsi="Cambria"/>
+                <w:b/>
+                <w:bCs/>
+                <w:color w:val="000000"/>
+                <w:sz w:val="19"/>
+                <w:szCs w:val="19"/>
+              </w:rPr>
+              <w:t>Administrator</w:t>
+            </w:r>
+          </w:p>
+          <w:p/>
+        </w:tc>
+        <w:tc>
+          <w:tcPr>
+            <w:tcW w:w="4508" w:type="dxa"/>
+          </w:tcPr>
+          <w:p>
+            <w:pPr>
+              <w:pStyle w:val="NormalWeb"/>
+              <w:spacing w:before="40" w:after="40"/>
+            </w:pPr>
+            <w:r>
+              <w:rPr>
+                <w:rFonts w:ascii="Cambria" w:hAnsi="Cambria"/>
+                <w:color w:val="404040"/>
+                <w:sz w:val="19"/>
+                <w:szCs w:val="19"/>
+              </w:rPr>
+              <w:t>Delete posts | Review reported content | Configure system settings</w:t>
+            </w:r>
+          </w:p>
+        </w:tc>
+      </w:tr>
+      <w:tr>
+        <w:tc>
+          <w:tcPr>
+            <w:tcW w:w="4508" w:type="dxa"/>
+          </w:tcPr>
+          <w:p>
+            <w:pPr>
+              <w:pStyle w:val="NormalWeb"/>
+              <w:spacing w:before="40" w:after="40"/>
+            </w:pPr>
+            <w:r>
+              <w:rPr>
+                <w:rFonts w:ascii="Cambria" w:hAnsi="Cambria"/>
+                <w:b/>
+                <w:bCs/>
+                <w:color w:val="000000"/>
+                <w:sz w:val="19"/>
+                <w:szCs w:val="19"/>
+              </w:rPr>
+              <w:t>System</w:t>
+            </w:r>
+          </w:p>
+          <w:p/>
+        </w:tc>
+        <w:tc>
+          <w:tcPr>
+            <w:tcW w:w="4508" w:type="dxa"/>
+          </w:tcPr>
+          <w:p>
+            <w:pPr>
+              <w:pStyle w:val="NormalWeb"/>
+              <w:spacing w:before="40" w:after="40"/>
+            </w:pPr>
+            <w:r>
+              <w:rPr>
+                <w:rFonts w:ascii="Cambria" w:hAnsi="Cambria"/>
+                <w:color w:val="404040"/>
+                <w:sz w:val="19"/>
+                <w:szCs w:val="19"/>
+              </w:rPr>
+              <w:t>Auto-calculate reputation | Role progression | Award badges | Enforce daily reputation cap</w:t>
+            </w:r>
+          </w:p>
+        </w:tc>
+      </w:tr>
+    </w:tbl>
+    <w:tbl>
+      <w:tblPr>
+        <w:tblW w:w="0" w:type="auto"/>
+        <w:tblCellMar>
+          <w:top w:w="15" w:type="dxa"/>
+          <w:left w:w="15" w:type="dxa"/>
+          <w:bottom w:w="15" w:type="dxa"/>
+          <w:right w:w="15" w:type="dxa"/>
+        </w:tblCellMar>
+        <w:tblLook w:val="04A0" w:firstRow="1" w:lastRow="0" w:firstColumn="1" w:lastColumn="0" w:noHBand="0" w:noVBand="1"/>
+      </w:tblPr>
+      <w:tblGrid>
+        <w:gridCol w:w="1154"/>
+      </w:tblGrid>
+      <w:tr>
+        <w:tc>
+          <w:tcPr>
+            <w:tcW w:w="0" w:type="auto"/>
+            <w:tcMar>
+              <w:top w:w="0" w:type="dxa"/>
+              <w:left w:w="115" w:type="dxa"/>
+              <w:bottom w:w="0" w:type="dxa"/>
+              <w:right w:w="115" w:type="dxa"/>
+            </w:tcMar>
+            <w:hideMark/>
+          </w:tcPr>
+          <w:p>
+            <w:pPr>
+              <w:rPr>
+                <w:u w:val="single"/>
+              </w:rPr>
+            </w:pPr>
+          </w:p>
+          <w:p>
+            <w:pPr>
+              <w:rPr>
+                <w:u w:val="single"/>
+              </w:rPr>
+            </w:pPr>
+            <w:r>
+              <w:rPr>
+                <w:u w:val="single"/>
+              </w:rPr>
+              <w:t>Use Cases</w:t>
+            </w:r>
+          </w:p>
+        </w:tc>
+      </w:tr>
+    </w:tbl>
+    <w:p>
+      <w:pPr>
+        <w:rPr>
+          <w:b/>
+          <w:bCs/>
+        </w:rPr>
+      </w:pPr>
+    </w:p>
+    <w:tbl>
+      <w:tblPr>
+        <w:tblW w:w="0" w:type="auto"/>
+        <w:tblCellMar>
+          <w:top w:w="15" w:type="dxa"/>
+          <w:left w:w="15" w:type="dxa"/>
+          <w:bottom w:w="15" w:type="dxa"/>
+          <w:right w:w="15" w:type="dxa"/>
+        </w:tblCellMar>
+        <w:tblLook w:val="04A0" w:firstRow="1" w:lastRow="0" w:firstColumn="1" w:lastColumn="0" w:noHBand="0" w:noVBand="1"/>
+      </w:tblPr>
+      <w:tblGrid>
+        <w:gridCol w:w="444"/>
+        <w:gridCol w:w="4087"/>
+        <w:gridCol w:w="4395"/>
+      </w:tblGrid>
+      <w:tr>
+        <w:tc>
+          <w:tcPr>
+            <w:tcW w:w="0" w:type="auto"/>
+            <w:tcBorders>
+              <w:top w:val="single" w:sz="4" w:space="0" w:color="CCCCCC"/>
+              <w:left w:val="single" w:sz="4" w:space="0" w:color="CCCCCC"/>
+              <w:bottom w:val="single" w:sz="4" w:space="0" w:color="CCCCCC"/>
+              <w:right w:val="single" w:sz="4" w:space="0" w:color="CCCCCC"/>
+            </w:tcBorders>
+            <w:tcMar>
+              <w:top w:w="0" w:type="dxa"/>
+              <w:left w:w="115" w:type="dxa"/>
+              <w:bottom w:w="0" w:type="dxa"/>
+              <w:right w:w="115" w:type="dxa"/>
+            </w:tcMar>
+            <w:hideMark/>
+          </w:tcPr>
+          <w:p>
+            <w:r>
+              <w:t>#</w:t>
+            </w:r>
+          </w:p>
+        </w:tc>
+        <w:tc>
+          <w:tcPr>
+            <w:tcW w:w="4087" w:type="dxa"/>
+            <w:tcBorders>
+              <w:top w:val="single" w:sz="4" w:space="0" w:color="CCCCCC"/>
+              <w:left w:val="single" w:sz="4" w:space="0" w:color="CCCCCC"/>
+              <w:bottom w:val="single" w:sz="4" w:space="0" w:color="CCCCCC"/>
+              <w:right w:val="single" w:sz="4" w:space="0" w:color="CCCCCC"/>
+            </w:tcBorders>
+            <w:tcMar>
+              <w:top w:w="0" w:type="dxa"/>
+              <w:left w:w="115" w:type="dxa"/>
+              <w:bottom w:w="0" w:type="dxa"/>
+              <w:right w:w="115" w:type="dxa"/>
+            </w:tcMar>
+            <w:hideMark/>
+          </w:tcPr>
+          <w:p>
+            <w:r>
+              <w:t>Use Case</w:t>
+            </w:r>
+          </w:p>
+        </w:tc>
+        <w:tc>
+          <w:tcPr>
+            <w:tcW w:w="4395" w:type="dxa"/>
+            <w:tcBorders>
+              <w:top w:val="single" w:sz="4" w:space="0" w:color="CCCCCC"/>
+              <w:left w:val="single" w:sz="4" w:space="0" w:color="CCCCCC"/>
+              <w:bottom w:val="single" w:sz="4" w:space="0" w:color="CCCCCC"/>
+              <w:right w:val="single" w:sz="4" w:space="0" w:color="CCCCCC"/>
+            </w:tcBorders>
+            <w:tcMar>
+              <w:top w:w="0" w:type="dxa"/>
+              <w:left w:w="115" w:type="dxa"/>
+              <w:bottom w:w="0" w:type="dxa"/>
+              <w:right w:w="115" w:type="dxa"/>
+            </w:tcMar>
+            <w:hideMark/>
+          </w:tcPr>
+          <w:p>
+            <w:r>
+              <w:t>Category</w:t>
+            </w:r>
+          </w:p>
+        </w:tc>
+      </w:tr>
+      <w:tr>
+        <w:tc>
+          <w:tcPr>
+            <w:tcW w:w="0" w:type="auto"/>
+            <w:tcBorders>
+              <w:top w:val="single" w:sz="4" w:space="0" w:color="CCCCCC"/>
+              <w:left w:val="single" w:sz="4" w:space="0" w:color="CCCCCC"/>
+              <w:bottom w:val="single" w:sz="4" w:space="0" w:color="CCCCCC"/>
+              <w:right w:val="single" w:sz="4" w:space="0" w:color="CCCCCC"/>
+            </w:tcBorders>
+            <w:tcMar>
+              <w:top w:w="0" w:type="dxa"/>
+              <w:left w:w="115" w:type="dxa"/>
+              <w:bottom w:w="0" w:type="dxa"/>
+              <w:right w:w="115" w:type="dxa"/>
+            </w:tcMar>
+            <w:hideMark/>
+          </w:tcPr>
+          <w:p>
+            <w:r>
+              <w:t>1</w:t>
+            </w:r>
+          </w:p>
+        </w:tc>
+        <w:tc>
+          <w:tcPr>
+            <w:tcW w:w="4087" w:type="dxa"/>
+            <w:tcBorders>
+              <w:top w:val="single" w:sz="4" w:space="0" w:color="CCCCCC"/>
+              <w:left w:val="single" w:sz="4" w:space="0" w:color="CCCCCC"/>
+              <w:bottom w:val="single" w:sz="4" w:space="0" w:color="CCCCCC"/>
+              <w:right w:val="single" w:sz="4" w:space="0" w:color="CCCCCC"/>
+            </w:tcBorders>
+            <w:tcMar>
+              <w:top w:w="0" w:type="dxa"/>
+              <w:left w:w="115" w:type="dxa"/>
+              <w:bottom w:w="0" w:type="dxa"/>
+              <w:right w:w="115" w:type="dxa"/>
+            </w:tcMar>
+            <w:hideMark/>
+          </w:tcPr>
+          <w:p>
+            <w:r>
+              <w:t>Register Account</w:t>
+            </w:r>
+          </w:p>
+        </w:tc>
+        <w:tc>
+          <w:tcPr>
+            <w:tcW w:w="4395" w:type="dxa"/>
+            <w:tcBorders>
+              <w:top w:val="single" w:sz="4" w:space="0" w:color="CCCCCC"/>
+              <w:left w:val="single" w:sz="4" w:space="0" w:color="CCCCCC"/>
+              <w:bottom w:val="single" w:sz="4" w:space="0" w:color="CCCCCC"/>
+              <w:right w:val="single" w:sz="4" w:space="0" w:color="CCCCCC"/>
+            </w:tcBorders>
+            <w:shd w:val="clear" w:color="auto" w:fill="FFFFFF"/>
+            <w:tcMar>
+              <w:top w:w="0" w:type="dxa"/>
+              <w:left w:w="115" w:type="dxa"/>
+              <w:bottom w:w="0" w:type="dxa"/>
+              <w:right w:w="115" w:type="dxa"/>
+            </w:tcMar>
+            <w:hideMark/>
+          </w:tcPr>
+          <w:p>
+            <w:r>
+              <w:t>Authentication</w:t>
+            </w:r>
+          </w:p>
+        </w:tc>
+      </w:tr>
+      <w:tr>
+        <w:tc>
+          <w:tcPr>
+            <w:tcW w:w="0" w:type="auto"/>
+            <w:tcBorders>
+              <w:top w:val="single" w:sz="4" w:space="0" w:color="CCCCCC"/>
+              <w:left w:val="single" w:sz="4" w:space="0" w:color="CCCCCC"/>
+              <w:bottom w:val="single" w:sz="4" w:space="0" w:color="CCCCCC"/>
+              <w:right w:val="single" w:sz="4" w:space="0" w:color="CCCCCC"/>
+            </w:tcBorders>
+            <w:tcMar>
+              <w:top w:w="0" w:type="dxa"/>
+              <w:left w:w="115" w:type="dxa"/>
+              <w:bottom w:w="0" w:type="dxa"/>
+              <w:right w:w="115" w:type="dxa"/>
+            </w:tcMar>
+            <w:hideMark/>
+          </w:tcPr>
+          <w:p>
+            <w:r>
+              <w:t>2</w:t>
+            </w:r>
+          </w:p>
+        </w:tc>
+        <w:tc>
+          <w:tcPr>
+            <w:tcW w:w="4087" w:type="dxa"/>
+            <w:tcBorders>
+              <w:top w:val="single" w:sz="4" w:space="0" w:color="CCCCCC"/>
+              <w:left w:val="single" w:sz="4" w:space="0" w:color="CCCCCC"/>
+              <w:bottom w:val="single" w:sz="4" w:space="0" w:color="CCCCCC"/>
+              <w:right w:val="single" w:sz="4" w:space="0" w:color="CCCCCC"/>
+            </w:tcBorders>
+            <w:tcMar>
+              <w:top w:w="0" w:type="dxa"/>
+              <w:left w:w="115" w:type="dxa"/>
+              <w:bottom w:w="0" w:type="dxa"/>
+              <w:right w:w="115" w:type="dxa"/>
+            </w:tcMar>
+            <w:hideMark/>
+          </w:tcPr>
+          <w:p>
+            <w:r>
+              <w:t>Login</w:t>
+            </w:r>
+          </w:p>
+        </w:tc>
+        <w:tc>
+          <w:tcPr>
+            <w:tcW w:w="4395" w:type="dxa"/>
+            <w:tcBorders>
+              <w:top w:val="single" w:sz="4" w:space="0" w:color="CCCCCC"/>
+              <w:left w:val="single" w:sz="4" w:space="0" w:color="CCCCCC"/>
+              <w:bottom w:val="single" w:sz="4" w:space="0" w:color="CCCCCC"/>
+              <w:right w:val="single" w:sz="4" w:space="0" w:color="CCCCCC"/>
+            </w:tcBorders>
+            <w:tcMar>
+              <w:top w:w="0" w:type="dxa"/>
+              <w:left w:w="115" w:type="dxa"/>
+              <w:bottom w:w="0" w:type="dxa"/>
+              <w:right w:w="115" w:type="dxa"/>
+            </w:tcMar>
+            <w:hideMark/>
+          </w:tcPr>
+          <w:p>
+            <w:r>
+              <w:t>Authentication</w:t>
+            </w:r>
+          </w:p>
+        </w:tc>
+      </w:tr>
+      <w:tr>
+        <w:tc>
+          <w:tcPr>
+            <w:tcW w:w="0" w:type="auto"/>
+            <w:tcBorders>
+              <w:top w:val="single" w:sz="4" w:space="0" w:color="CCCCCC"/>
+              <w:left w:val="single" w:sz="4" w:space="0" w:color="CCCCCC"/>
+              <w:bottom w:val="single" w:sz="4" w:space="0" w:color="CCCCCC"/>
+              <w:right w:val="single" w:sz="4" w:space="0" w:color="CCCCCC"/>
+            </w:tcBorders>
+            <w:tcMar>
+              <w:top w:w="0" w:type="dxa"/>
+              <w:left w:w="115" w:type="dxa"/>
+              <w:bottom w:w="0" w:type="dxa"/>
+              <w:right w:w="115" w:type="dxa"/>
+            </w:tcMar>
+            <w:hideMark/>
+          </w:tcPr>
+          <w:p>
+            <w:r>
+              <w:t>3</w:t>
+            </w:r>
+          </w:p>
+        </w:tc>
+        <w:tc>
+          <w:tcPr>
+            <w:tcW w:w="4087" w:type="dxa"/>
+            <w:tcBorders>
+              <w:top w:val="single" w:sz="4" w:space="0" w:color="CCCCCC"/>
+              <w:left w:val="single" w:sz="4" w:space="0" w:color="CCCCCC"/>
+              <w:bottom w:val="single" w:sz="4" w:space="0" w:color="CCCCCC"/>
+              <w:right w:val="single" w:sz="4" w:space="0" w:color="CCCCCC"/>
+            </w:tcBorders>
+            <w:tcMar>
+              <w:top w:w="0" w:type="dxa"/>
+              <w:left w:w="115" w:type="dxa"/>
+              <w:bottom w:w="0" w:type="dxa"/>
+              <w:right w:w="115" w:type="dxa"/>
+            </w:tcMar>
+            <w:hideMark/>
+          </w:tcPr>
+          <w:p>
+            <w:r>
+              <w:t>Create Help Post</w:t>
+            </w:r>
+          </w:p>
+        </w:tc>
+        <w:tc>
+          <w:tcPr>
+            <w:tcW w:w="4395" w:type="dxa"/>
+            <w:tcBorders>
+              <w:top w:val="single" w:sz="4" w:space="0" w:color="CCCCCC"/>
+              <w:left w:val="single" w:sz="4" w:space="0" w:color="CCCCCC"/>
+              <w:bottom w:val="single" w:sz="4" w:space="0" w:color="CCCCCC"/>
+              <w:right w:val="single" w:sz="4" w:space="0" w:color="CCCCCC"/>
+            </w:tcBorders>
+            <w:shd w:val="clear" w:color="auto" w:fill="FFFFFF"/>
+            <w:tcMar>
+              <w:top w:w="0" w:type="dxa"/>
+              <w:left w:w="115" w:type="dxa"/>
+              <w:bottom w:w="0" w:type="dxa"/>
+              <w:right w:w="115" w:type="dxa"/>
+            </w:tcMar>
+            <w:hideMark/>
+          </w:tcPr>
+          <w:p>
+            <w:r>
+              <w:t>Content Management</w:t>
+            </w:r>
+          </w:p>
+        </w:tc>
+      </w:tr>
+      <w:tr>
+        <w:tc>
+          <w:tcPr>
+            <w:tcW w:w="0" w:type="auto"/>
+            <w:tcBorders>
+              <w:top w:val="single" w:sz="4" w:space="0" w:color="CCCCCC"/>
+              <w:left w:val="single" w:sz="4" w:space="0" w:color="CCCCCC"/>
+              <w:bottom w:val="single" w:sz="4" w:space="0" w:color="CCCCCC"/>
+              <w:right w:val="single" w:sz="4" w:space="0" w:color="CCCCCC"/>
+            </w:tcBorders>
+            <w:tcMar>
+              <w:top w:w="0" w:type="dxa"/>
+              <w:left w:w="115" w:type="dxa"/>
+              <w:bottom w:w="0" w:type="dxa"/>
+              <w:right w:w="115" w:type="dxa"/>
+            </w:tcMar>
+            <w:hideMark/>
+          </w:tcPr>
+          <w:p>
+            <w:r>
+              <w:t>4</w:t>
+            </w:r>
+          </w:p>
+        </w:tc>
+        <w:tc>
+          <w:tcPr>
+            <w:tcW w:w="4087" w:type="dxa"/>
+            <w:tcBorders>
+              <w:top w:val="single" w:sz="4" w:space="0" w:color="CCCCCC"/>
+              <w:left w:val="single" w:sz="4" w:space="0" w:color="CCCCCC"/>
+              <w:bottom w:val="single" w:sz="4" w:space="0" w:color="CCCCCC"/>
+              <w:right w:val="single" w:sz="4" w:space="0" w:color="CCCCCC"/>
+            </w:tcBorders>
+            <w:tcMar>
+              <w:top w:w="0" w:type="dxa"/>
+              <w:left w:w="115" w:type="dxa"/>
+              <w:bottom w:w="0" w:type="dxa"/>
+              <w:right w:w="115" w:type="dxa"/>
+            </w:tcMar>
+            <w:hideMark/>
+          </w:tcPr>
+          <w:p>
+            <w:r>
+              <w:t>View Posts</w:t>
+            </w:r>
+          </w:p>
+        </w:tc>
+        <w:tc>
+          <w:tcPr>
+            <w:tcW w:w="4395" w:type="dxa"/>
+            <w:tcBorders>
+              <w:top w:val="single" w:sz="4" w:space="0" w:color="CCCCCC"/>
+              <w:left w:val="single" w:sz="4" w:space="0" w:color="CCCCCC"/>
+              <w:bottom w:val="single" w:sz="4" w:space="0" w:color="CCCCCC"/>
+              <w:right w:val="single" w:sz="4" w:space="0" w:color="CCCCCC"/>
+            </w:tcBorders>
+            <w:tcMar>
+              <w:top w:w="0" w:type="dxa"/>
+              <w:left w:w="115" w:type="dxa"/>
+              <w:bottom w:w="0" w:type="dxa"/>
+              <w:right w:w="115" w:type="dxa"/>
+            </w:tcMar>
+            <w:hideMark/>
+          </w:tcPr>
+          <w:p>
+            <w:r>
+              <w:t>Content Management</w:t>
+            </w:r>
+          </w:p>
+        </w:tc>
+      </w:tr>
+      <w:tr>
+        <w:tc>
+          <w:tcPr>
+            <w:tcW w:w="0" w:type="auto"/>
+            <w:tcBorders>
+              <w:top w:val="single" w:sz="4" w:space="0" w:color="CCCCCC"/>
+              <w:left w:val="single" w:sz="4" w:space="0" w:color="CCCCCC"/>
+              <w:bottom w:val="single" w:sz="4" w:space="0" w:color="CCCCCC"/>
+              <w:right w:val="single" w:sz="4" w:space="0" w:color="CCCCCC"/>
+            </w:tcBorders>
+            <w:tcMar>
+              <w:top w:w="0" w:type="dxa"/>
+              <w:left w:w="115" w:type="dxa"/>
+              <w:bottom w:w="0" w:type="dxa"/>
+              <w:right w:w="115" w:type="dxa"/>
+            </w:tcMar>
+            <w:hideMark/>
+          </w:tcPr>
+          <w:p>
+            <w:r>
+              <w:t>5</w:t>
+            </w:r>
+          </w:p>
+        </w:tc>
+        <w:tc>
+          <w:tcPr>
+            <w:tcW w:w="4087" w:type="dxa"/>
+            <w:tcBorders>
+              <w:top w:val="single" w:sz="4" w:space="0" w:color="CCCCCC"/>
+              <w:left w:val="single" w:sz="4" w:space="0" w:color="CCCCCC"/>
+              <w:bottom w:val="single" w:sz="4" w:space="0" w:color="CCCCCC"/>
+              <w:right w:val="single" w:sz="4" w:space="0" w:color="CCCCCC"/>
+            </w:tcBorders>
+            <w:tcMar>
+              <w:top w:w="0" w:type="dxa"/>
+              <w:left w:w="115" w:type="dxa"/>
+              <w:bottom w:w="0" w:type="dxa"/>
+              <w:right w:w="115" w:type="dxa"/>
+            </w:tcMar>
+            <w:hideMark/>
+          </w:tcPr>
+          <w:p>
+            <w:r>
+              <w:t>Answer a Post</w:t>
+            </w:r>
+          </w:p>
+        </w:tc>
+        <w:tc>
+          <w:tcPr>
+            <w:tcW w:w="4395" w:type="dxa"/>
+            <w:tcBorders>
+              <w:top w:val="single" w:sz="4" w:space="0" w:color="CCCCCC"/>
+              <w:left w:val="single" w:sz="4" w:space="0" w:color="CCCCCC"/>
+              <w:bottom w:val="single" w:sz="4" w:space="0" w:color="CCCCCC"/>
+              <w:right w:val="single" w:sz="4" w:space="0" w:color="CCCCCC"/>
+            </w:tcBorders>
+            <w:shd w:val="clear" w:color="auto" w:fill="FFFFFF"/>
+            <w:tcMar>
+              <w:top w:w="0" w:type="dxa"/>
+              <w:left w:w="115" w:type="dxa"/>
+              <w:bottom w:w="0" w:type="dxa"/>
+              <w:right w:w="115" w:type="dxa"/>
+            </w:tcMar>
+            <w:hideMark/>
+          </w:tcPr>
+          <w:p>
+            <w:r>
+              <w:t>Content Management</w:t>
+            </w:r>
+          </w:p>
+        </w:tc>
+      </w:tr>
+      <w:tr>
+        <w:tc>
+          <w:tcPr>
+            <w:tcW w:w="0" w:type="auto"/>
+            <w:tcBorders>
+              <w:top w:val="single" w:sz="4" w:space="0" w:color="CCCCCC"/>
+              <w:left w:val="single" w:sz="4" w:space="0" w:color="CCCCCC"/>
+              <w:bottom w:val="single" w:sz="4" w:space="0" w:color="CCCCCC"/>
+              <w:right w:val="single" w:sz="4" w:space="0" w:color="CCCCCC"/>
+            </w:tcBorders>
+            <w:tcMar>
+              <w:top w:w="0" w:type="dxa"/>
+              <w:left w:w="115" w:type="dxa"/>
+              <w:bottom w:w="0" w:type="dxa"/>
+              <w:right w:w="115" w:type="dxa"/>
+            </w:tcMar>
+            <w:hideMark/>
+          </w:tcPr>
+          <w:p>
+            <w:r>
+              <w:t>6</w:t>
+            </w:r>
+          </w:p>
+        </w:tc>
+        <w:tc>
+          <w:tcPr>
+            <w:tcW w:w="4087" w:type="dxa"/>
+            <w:tcBorders>
+              <w:top w:val="single" w:sz="4" w:space="0" w:color="CCCCCC"/>
+              <w:left w:val="single" w:sz="4" w:space="0" w:color="CCCCCC"/>
+              <w:bottom w:val="single" w:sz="4" w:space="0" w:color="CCCCCC"/>
+              <w:right w:val="single" w:sz="4" w:space="0" w:color="CCCCCC"/>
+            </w:tcBorders>
+            <w:tcMar>
+              <w:top w:w="0" w:type="dxa"/>
+              <w:left w:w="115" w:type="dxa"/>
+              <w:bottom w:w="0" w:type="dxa"/>
+              <w:right w:w="115" w:type="dxa"/>
+            </w:tcMar>
+            <w:hideMark/>
+          </w:tcPr>
+          <w:p>
+            <w:r>
+              <w:t>Mark Answer as Solved</w:t>
+            </w:r>
+          </w:p>
+        </w:tc>
+        <w:tc>
+          <w:tcPr>
+            <w:tcW w:w="4395" w:type="dxa"/>
+            <w:tcBorders>
+              <w:top w:val="single" w:sz="4" w:space="0" w:color="CCCCCC"/>
+              <w:left w:val="single" w:sz="4" w:space="0" w:color="CCCCCC"/>
+              <w:bottom w:val="single" w:sz="4" w:space="0" w:color="CCCCCC"/>
+              <w:right w:val="single" w:sz="4" w:space="0" w:color="CCCCCC"/>
+            </w:tcBorders>
+            <w:tcMar>
+              <w:top w:w="0" w:type="dxa"/>
+              <w:left w:w="115" w:type="dxa"/>
+              <w:bottom w:w="0" w:type="dxa"/>
+              <w:right w:w="115" w:type="dxa"/>
+            </w:tcMar>
+            <w:hideMark/>
+          </w:tcPr>
+          <w:p>
+            <w:r>
+              <w:t>Content Management</w:t>
+            </w:r>
+          </w:p>
+        </w:tc>
+      </w:tr>
+      <w:tr>
+        <w:tc>
+          <w:tcPr>
+            <w:tcW w:w="0" w:type="auto"/>
+            <w:tcBorders>
+              <w:top w:val="single" w:sz="4" w:space="0" w:color="CCCCCC"/>
+              <w:left w:val="single" w:sz="4" w:space="0" w:color="CCCCCC"/>
+              <w:bottom w:val="single" w:sz="4" w:space="0" w:color="CCCCCC"/>
+              <w:right w:val="single" w:sz="4" w:space="0" w:color="CCCCCC"/>
+            </w:tcBorders>
+            <w:tcMar>
+              <w:top w:w="0" w:type="dxa"/>
+              <w:left w:w="115" w:type="dxa"/>
+              <w:bottom w:w="0" w:type="dxa"/>
+              <w:right w:w="115" w:type="dxa"/>
+            </w:tcMar>
+            <w:hideMark/>
+          </w:tcPr>
+          <w:p>
+            <w:r>
+              <w:t>7</w:t>
+            </w:r>
+          </w:p>
+        </w:tc>
+        <w:tc>
+          <w:tcPr>
+            <w:tcW w:w="4087" w:type="dxa"/>
+            <w:tcBorders>
+              <w:top w:val="single" w:sz="4" w:space="0" w:color="CCCCCC"/>
+              <w:left w:val="single" w:sz="4" w:space="0" w:color="CCCCCC"/>
+              <w:bottom w:val="single" w:sz="4" w:space="0" w:color="CCCCCC"/>
+              <w:right w:val="single" w:sz="4" w:space="0" w:color="CCCCCC"/>
+            </w:tcBorders>
+            <w:tcMar>
+              <w:top w:w="0" w:type="dxa"/>
+              <w:left w:w="115" w:type="dxa"/>
+              <w:bottom w:w="0" w:type="dxa"/>
+              <w:right w:w="115" w:type="dxa"/>
+            </w:tcMar>
+            <w:hideMark/>
+          </w:tcPr>
+          <w:p>
+            <w:r>
+              <w:t>Mark Answer as Helpful</w:t>
+            </w:r>
+          </w:p>
+        </w:tc>
+        <w:tc>
+          <w:tcPr>
+            <w:tcW w:w="4395" w:type="dxa"/>
+            <w:tcBorders>
+              <w:top w:val="single" w:sz="4" w:space="0" w:color="CCCCCC"/>
+              <w:left w:val="single" w:sz="4" w:space="0" w:color="CCCCCC"/>
+              <w:bottom w:val="single" w:sz="4" w:space="0" w:color="CCCCCC"/>
+              <w:right w:val="single" w:sz="4" w:space="0" w:color="CCCCCC"/>
+            </w:tcBorders>
+            <w:shd w:val="clear" w:color="auto" w:fill="FFFFFF"/>
+            <w:tcMar>
+              <w:top w:w="0" w:type="dxa"/>
+              <w:left w:w="115" w:type="dxa"/>
+              <w:bottom w:w="0" w:type="dxa"/>
+              <w:right w:w="115" w:type="dxa"/>
+            </w:tcMar>
+            <w:hideMark/>
+          </w:tcPr>
+          <w:p>
+            <w:r>
+              <w:t>Content Management</w:t>
+            </w:r>
+          </w:p>
+        </w:tc>
+      </w:tr>
+      <w:tr>
+        <w:tc>
+          <w:tcPr>
+            <w:tcW w:w="0" w:type="auto"/>
+            <w:tcBorders>
+              <w:top w:val="single" w:sz="4" w:space="0" w:color="CCCCCC"/>
+              <w:left w:val="single" w:sz="4" w:space="0" w:color="CCCCCC"/>
+              <w:bottom w:val="single" w:sz="4" w:space="0" w:color="CCCCCC"/>
+              <w:right w:val="single" w:sz="4" w:space="0" w:color="CCCCCC"/>
+            </w:tcBorders>
+            <w:tcMar>
+              <w:top w:w="0" w:type="dxa"/>
+              <w:left w:w="115" w:type="dxa"/>
+              <w:bottom w:w="0" w:type="dxa"/>
+              <w:right w:w="115" w:type="dxa"/>
+            </w:tcMar>
+            <w:hideMark/>
+          </w:tcPr>
+          <w:p>
+            <w:r>
+              <w:t>8</w:t>
+            </w:r>
+          </w:p>
+        </w:tc>
+        <w:tc>
+          <w:tcPr>
+            <w:tcW w:w="4087" w:type="dxa"/>
+            <w:tcBorders>
+              <w:top w:val="single" w:sz="4" w:space="0" w:color="CCCCCC"/>
+              <w:left w:val="single" w:sz="4" w:space="0" w:color="CCCCCC"/>
+              <w:bottom w:val="single" w:sz="4" w:space="0" w:color="CCCCCC"/>
+              <w:right w:val="single" w:sz="4" w:space="0" w:color="CCCCCC"/>
+            </w:tcBorders>
+            <w:tcMar>
+              <w:top w:w="0" w:type="dxa"/>
+              <w:left w:w="115" w:type="dxa"/>
+              <w:bottom w:w="0" w:type="dxa"/>
+              <w:right w:w="115" w:type="dxa"/>
+            </w:tcMar>
+            <w:hideMark/>
+          </w:tcPr>
+          <w:p>
+            <w:r>
+              <w:t>Earn Reputation</w:t>
+            </w:r>
+          </w:p>
+        </w:tc>
+        <w:tc>
+          <w:tcPr>
+            <w:tcW w:w="4395" w:type="dxa"/>
+            <w:tcBorders>
+              <w:top w:val="single" w:sz="4" w:space="0" w:color="CCCCCC"/>
+              <w:left w:val="single" w:sz="4" w:space="0" w:color="CCCCCC"/>
+              <w:bottom w:val="single" w:sz="4" w:space="0" w:color="CCCCCC"/>
+              <w:right w:val="single" w:sz="4" w:space="0" w:color="CCCCCC"/>
+            </w:tcBorders>
+            <w:tcMar>
+              <w:top w:w="0" w:type="dxa"/>
+              <w:left w:w="115" w:type="dxa"/>
+              <w:bottom w:w="0" w:type="dxa"/>
+              <w:right w:w="115" w:type="dxa"/>
+            </w:tcMar>
+            <w:hideMark/>
+          </w:tcPr>
+          <w:p>
+            <w:r>
+              <w:t>Gamification</w:t>
+            </w:r>
+          </w:p>
+        </w:tc>
+      </w:tr>
+      <w:tr>
+        <w:tc>
+          <w:tcPr>
+            <w:tcW w:w="0" w:type="auto"/>
+            <w:tcBorders>
+              <w:top w:val="single" w:sz="4" w:space="0" w:color="CCCCCC"/>
+              <w:left w:val="single" w:sz="4" w:space="0" w:color="CCCCCC"/>
+              <w:bottom w:val="single" w:sz="4" w:space="0" w:color="CCCCCC"/>
+              <w:right w:val="single" w:sz="4" w:space="0" w:color="CCCCCC"/>
+            </w:tcBorders>
+            <w:tcMar>
+              <w:top w:w="0" w:type="dxa"/>
+              <w:left w:w="115" w:type="dxa"/>
+              <w:bottom w:w="0" w:type="dxa"/>
+              <w:right w:w="115" w:type="dxa"/>
+            </w:tcMar>
+            <w:hideMark/>
+          </w:tcPr>
+          <w:p>
+            <w:r>
+              <w:t>9</w:t>
+            </w:r>
+          </w:p>
+        </w:tc>
+        <w:tc>
+          <w:tcPr>
+            <w:tcW w:w="4087" w:type="dxa"/>
+            <w:tcBorders>
+              <w:top w:val="single" w:sz="4" w:space="0" w:color="CCCCCC"/>
+              <w:left w:val="single" w:sz="4" w:space="0" w:color="CCCCCC"/>
+              <w:bottom w:val="single" w:sz="4" w:space="0" w:color="CCCCCC"/>
+              <w:right w:val="single" w:sz="4" w:space="0" w:color="CCCCCC"/>
+            </w:tcBorders>
+            <w:tcMar>
+              <w:top w:w="0" w:type="dxa"/>
+              <w:left w:w="115" w:type="dxa"/>
+              <w:bottom w:w="0" w:type="dxa"/>
+              <w:right w:w="115" w:type="dxa"/>
+            </w:tcMar>
+            <w:hideMark/>
+          </w:tcPr>
+          <w:p>
+            <w:r>
+              <w:t>View Reputation</w:t>
+            </w:r>
+          </w:p>
+        </w:tc>
+        <w:tc>
+          <w:tcPr>
+            <w:tcW w:w="4395" w:type="dxa"/>
+            <w:tcBorders>
+              <w:top w:val="single" w:sz="4" w:space="0" w:color="CCCCCC"/>
+              <w:left w:val="single" w:sz="4" w:space="0" w:color="CCCCCC"/>
+              <w:bottom w:val="single" w:sz="4" w:space="0" w:color="CCCCCC"/>
+              <w:right w:val="single" w:sz="4" w:space="0" w:color="CCCCCC"/>
+            </w:tcBorders>
+            <w:tcMar>
+              <w:top w:w="0" w:type="dxa"/>
+              <w:left w:w="115" w:type="dxa"/>
+              <w:bottom w:w="0" w:type="dxa"/>
+              <w:right w:w="115" w:type="dxa"/>
+            </w:tcMar>
+            <w:hideMark/>
+          </w:tcPr>
+          <w:p>
+            <w:r>
+              <w:t>Gamification</w:t>
+            </w:r>
+          </w:p>
+        </w:tc>
+      </w:tr>
+      <w:tr>
+        <w:tc>
+          <w:tcPr>
+            <w:tcW w:w="0" w:type="auto"/>
+            <w:tcBorders>
+              <w:top w:val="single" w:sz="4" w:space="0" w:color="CCCCCC"/>
+              <w:left w:val="single" w:sz="4" w:space="0" w:color="CCCCCC"/>
+              <w:bottom w:val="single" w:sz="4" w:space="0" w:color="CCCCCC"/>
+              <w:right w:val="single" w:sz="4" w:space="0" w:color="CCCCCC"/>
+            </w:tcBorders>
+            <w:tcMar>
+              <w:top w:w="0" w:type="dxa"/>
+              <w:left w:w="115" w:type="dxa"/>
+              <w:bottom w:w="0" w:type="dxa"/>
+              <w:right w:w="115" w:type="dxa"/>
+            </w:tcMar>
+            <w:hideMark/>
+          </w:tcPr>
+          <w:p>
+            <w:r>
+              <w:t>10</w:t>
+            </w:r>
+          </w:p>
+        </w:tc>
+        <w:tc>
+          <w:tcPr>
+            <w:tcW w:w="4087" w:type="dxa"/>
+            <w:tcBorders>
+              <w:top w:val="single" w:sz="4" w:space="0" w:color="CCCCCC"/>
+              <w:left w:val="single" w:sz="4" w:space="0" w:color="CCCCCC"/>
+              <w:bottom w:val="single" w:sz="4" w:space="0" w:color="CCCCCC"/>
+              <w:right w:val="single" w:sz="4" w:space="0" w:color="CCCCCC"/>
+            </w:tcBorders>
+            <w:tcMar>
+              <w:top w:w="0" w:type="dxa"/>
+              <w:left w:w="115" w:type="dxa"/>
+              <w:bottom w:w="0" w:type="dxa"/>
+              <w:right w:w="115" w:type="dxa"/>
+            </w:tcMar>
+            <w:hideMark/>
+          </w:tcPr>
+          <w:p>
+            <w:r>
+              <w:t>Automatic Role Progression</w:t>
+            </w:r>
+          </w:p>
+        </w:tc>
+        <w:tc>
+          <w:tcPr>
+            <w:tcW w:w="4395" w:type="dxa"/>
+            <w:tcBorders>
+              <w:top w:val="single" w:sz="4" w:space="0" w:color="CCCCCC"/>
+              <w:left w:val="single" w:sz="4" w:space="0" w:color="CCCCCC"/>
+              <w:bottom w:val="single" w:sz="4" w:space="0" w:color="CCCCCC"/>
+              <w:right w:val="single" w:sz="4" w:space="0" w:color="CCCCCC"/>
+            </w:tcBorders>
+            <w:tcMar>
+              <w:top w:w="0" w:type="dxa"/>
+              <w:left w:w="115" w:type="dxa"/>
+              <w:bottom w:w="0" w:type="dxa"/>
+              <w:right w:w="115" w:type="dxa"/>
+            </w:tcMar>
+            <w:hideMark/>
+          </w:tcPr>
+          <w:p>
+            <w:r>
+              <w:t>Gamification</w:t>
+            </w:r>
+          </w:p>
+        </w:tc>
+      </w:tr>
+      <w:tr>
+        <w:tc>
+          <w:tcPr>
+            <w:tcW w:w="0" w:type="auto"/>
+            <w:tcBorders>
+              <w:top w:val="single" w:sz="4" w:space="0" w:color="CCCCCC"/>
+              <w:left w:val="single" w:sz="4" w:space="0" w:color="CCCCCC"/>
+              <w:bottom w:val="single" w:sz="4" w:space="0" w:color="CCCCCC"/>
+              <w:right w:val="single" w:sz="4" w:space="0" w:color="CCCCCC"/>
+            </w:tcBorders>
+            <w:tcMar>
+              <w:top w:w="0" w:type="dxa"/>
+              <w:left w:w="115" w:type="dxa"/>
+              <w:bottom w:w="0" w:type="dxa"/>
+              <w:right w:w="115" w:type="dxa"/>
+            </w:tcMar>
+            <w:hideMark/>
+          </w:tcPr>
+          <w:p>
+            <w:r>
+              <w:t>11</w:t>
+            </w:r>
+          </w:p>
+        </w:tc>
+        <w:tc>
+          <w:tcPr>
+            <w:tcW w:w="4087" w:type="dxa"/>
+            <w:tcBorders>
+              <w:top w:val="single" w:sz="4" w:space="0" w:color="CCCCCC"/>
+              <w:left w:val="single" w:sz="4" w:space="0" w:color="CCCCCC"/>
+              <w:bottom w:val="single" w:sz="4" w:space="0" w:color="CCCCCC"/>
+              <w:right w:val="single" w:sz="4" w:space="0" w:color="CCCCCC"/>
+            </w:tcBorders>
+            <w:tcMar>
+              <w:top w:w="0" w:type="dxa"/>
+              <w:left w:w="115" w:type="dxa"/>
+              <w:bottom w:w="0" w:type="dxa"/>
+              <w:right w:w="115" w:type="dxa"/>
+            </w:tcMar>
+            <w:hideMark/>
+          </w:tcPr>
+          <w:p>
+            <w:r>
+              <w:t>Earn Badges</w:t>
+            </w:r>
+          </w:p>
+        </w:tc>
+        <w:tc>
+          <w:tcPr>
+            <w:tcW w:w="4395" w:type="dxa"/>
+            <w:tcBorders>
+              <w:top w:val="single" w:sz="4" w:space="0" w:color="CCCCCC"/>
+              <w:left w:val="single" w:sz="4" w:space="0" w:color="CCCCCC"/>
+              <w:bottom w:val="single" w:sz="4" w:space="0" w:color="CCCCCC"/>
+              <w:right w:val="single" w:sz="4" w:space="0" w:color="CCCCCC"/>
+            </w:tcBorders>
+            <w:tcMar>
+              <w:top w:w="0" w:type="dxa"/>
+              <w:left w:w="115" w:type="dxa"/>
+              <w:bottom w:w="0" w:type="dxa"/>
+              <w:right w:w="115" w:type="dxa"/>
+            </w:tcMar>
+            <w:hideMark/>
+          </w:tcPr>
+          <w:p>
+            <w:r>
+              <w:t>Gamification</w:t>
+            </w:r>
+          </w:p>
+        </w:tc>
+      </w:tr>
+      <w:tr>
+        <w:tc>
+          <w:tcPr>
+            <w:tcW w:w="0" w:type="auto"/>
+            <w:tcBorders>
+              <w:top w:val="single" w:sz="4" w:space="0" w:color="CCCCCC"/>
+              <w:left w:val="single" w:sz="4" w:space="0" w:color="CCCCCC"/>
+              <w:bottom w:val="single" w:sz="4" w:space="0" w:color="CCCCCC"/>
+              <w:right w:val="single" w:sz="4" w:space="0" w:color="CCCCCC"/>
+            </w:tcBorders>
+            <w:tcMar>
+              <w:top w:w="0" w:type="dxa"/>
+              <w:left w:w="115" w:type="dxa"/>
+              <w:bottom w:w="0" w:type="dxa"/>
+              <w:right w:w="115" w:type="dxa"/>
+            </w:tcMar>
+            <w:hideMark/>
+          </w:tcPr>
+          <w:p>
+            <w:r>
+              <w:t>12</w:t>
+            </w:r>
+          </w:p>
+        </w:tc>
+        <w:tc>
+          <w:tcPr>
+            <w:tcW w:w="4087" w:type="dxa"/>
+            <w:tcBorders>
+              <w:top w:val="single" w:sz="4" w:space="0" w:color="CCCCCC"/>
+              <w:left w:val="single" w:sz="4" w:space="0" w:color="CCCCCC"/>
+              <w:bottom w:val="single" w:sz="4" w:space="0" w:color="CCCCCC"/>
+              <w:right w:val="single" w:sz="4" w:space="0" w:color="CCCCCC"/>
+            </w:tcBorders>
+            <w:tcMar>
+              <w:top w:w="0" w:type="dxa"/>
+              <w:left w:w="115" w:type="dxa"/>
+              <w:bottom w:w="0" w:type="dxa"/>
+              <w:right w:w="115" w:type="dxa"/>
+            </w:tcMar>
+            <w:hideMark/>
+          </w:tcPr>
+          <w:p>
+            <w:r>
+              <w:t>Private Messaging</w:t>
+            </w:r>
+          </w:p>
+        </w:tc>
+        <w:tc>
+          <w:tcPr>
+            <w:tcW w:w="4395" w:type="dxa"/>
+            <w:tcBorders>
+              <w:top w:val="single" w:sz="4" w:space="0" w:color="CCCCCC"/>
+              <w:left w:val="single" w:sz="4" w:space="0" w:color="CCCCCC"/>
+              <w:bottom w:val="single" w:sz="4" w:space="0" w:color="CCCCCC"/>
+              <w:right w:val="single" w:sz="4" w:space="0" w:color="CCCCCC"/>
+            </w:tcBorders>
+            <w:tcMar>
+              <w:top w:w="0" w:type="dxa"/>
+              <w:left w:w="115" w:type="dxa"/>
+              <w:bottom w:w="0" w:type="dxa"/>
+              <w:right w:w="115" w:type="dxa"/>
+            </w:tcMar>
+            <w:hideMark/>
+          </w:tcPr>
+          <w:p>
+            <w:r>
+              <w:t>Communication</w:t>
+            </w:r>
+          </w:p>
+        </w:tc>
+      </w:tr>
+      <w:tr>
+        <w:tc>
+          <w:tcPr>
+            <w:tcW w:w="0" w:type="auto"/>
+            <w:tcBorders>
+              <w:top w:val="single" w:sz="4" w:space="0" w:color="CCCCCC"/>
+              <w:left w:val="single" w:sz="4" w:space="0" w:color="CCCCCC"/>
+              <w:bottom w:val="single" w:sz="4" w:space="0" w:color="CCCCCC"/>
+              <w:right w:val="single" w:sz="4" w:space="0" w:color="CCCCCC"/>
+            </w:tcBorders>
+            <w:tcMar>
+              <w:top w:w="0" w:type="dxa"/>
+              <w:left w:w="115" w:type="dxa"/>
+              <w:bottom w:w="0" w:type="dxa"/>
+              <w:right w:w="115" w:type="dxa"/>
+            </w:tcMar>
+            <w:hideMark/>
+          </w:tcPr>
+          <w:p>
+            <w:r>
+              <w:t>13</w:t>
+            </w:r>
+          </w:p>
+        </w:tc>
+        <w:tc>
+          <w:tcPr>
+            <w:tcW w:w="4087" w:type="dxa"/>
+            <w:tcBorders>
+              <w:top w:val="single" w:sz="4" w:space="0" w:color="CCCCCC"/>
+              <w:left w:val="single" w:sz="4" w:space="0" w:color="CCCCCC"/>
+              <w:bottom w:val="single" w:sz="4" w:space="0" w:color="CCCCCC"/>
+              <w:right w:val="single" w:sz="4" w:space="0" w:color="CCCCCC"/>
+            </w:tcBorders>
+            <w:tcMar>
+              <w:top w:w="0" w:type="dxa"/>
+              <w:left w:w="115" w:type="dxa"/>
+              <w:bottom w:w="0" w:type="dxa"/>
+              <w:right w:w="115" w:type="dxa"/>
+            </w:tcMar>
+            <w:hideMark/>
+          </w:tcPr>
+          <w:p>
+            <w:r>
+              <w:t>Report Content</w:t>
+            </w:r>
+          </w:p>
+        </w:tc>
+        <w:tc>
+          <w:tcPr>
+            <w:tcW w:w="4395" w:type="dxa"/>
+            <w:tcBorders>
+              <w:top w:val="single" w:sz="4" w:space="0" w:color="CCCCCC"/>
+              <w:left w:val="single" w:sz="4" w:space="0" w:color="CCCCCC"/>
+              <w:bottom w:val="single" w:sz="4" w:space="0" w:color="CCCCCC"/>
+              <w:right w:val="single" w:sz="4" w:space="0" w:color="CCCCCC"/>
+            </w:tcBorders>
+            <w:tcMar>
+              <w:top w:w="0" w:type="dxa"/>
+              <w:left w:w="115" w:type="dxa"/>
+              <w:bottom w:w="0" w:type="dxa"/>
+              <w:right w:w="115" w:type="dxa"/>
+            </w:tcMar>
+            <w:hideMark/>
+          </w:tcPr>
+          <w:p>
+            <w:r>
+              <w:t>Moderation</w:t>
+            </w:r>
+          </w:p>
+        </w:tc>
+      </w:tr>
+      <w:tr>
+        <w:tc>
+          <w:tcPr>
+            <w:tcW w:w="0" w:type="auto"/>
+            <w:tcBorders>
+              <w:top w:val="single" w:sz="4" w:space="0" w:color="CCCCCC"/>
+              <w:left w:val="single" w:sz="4" w:space="0" w:color="CCCCCC"/>
+              <w:bottom w:val="single" w:sz="4" w:space="0" w:color="CCCCCC"/>
+              <w:right w:val="single" w:sz="4" w:space="0" w:color="CCCCCC"/>
+            </w:tcBorders>
+            <w:tcMar>
+              <w:top w:w="0" w:type="dxa"/>
+              <w:left w:w="115" w:type="dxa"/>
+              <w:bottom w:w="0" w:type="dxa"/>
+              <w:right w:w="115" w:type="dxa"/>
+            </w:tcMar>
+            <w:hideMark/>
+          </w:tcPr>
+          <w:p>
+            <w:r>
+              <w:t>14</w:t>
+            </w:r>
+          </w:p>
+        </w:tc>
+        <w:tc>
+          <w:tcPr>
+            <w:tcW w:w="4087" w:type="dxa"/>
+            <w:tcBorders>
+              <w:top w:val="single" w:sz="4" w:space="0" w:color="CCCCCC"/>
+              <w:left w:val="single" w:sz="4" w:space="0" w:color="CCCCCC"/>
+              <w:bottom w:val="single" w:sz="4" w:space="0" w:color="CCCCCC"/>
+              <w:right w:val="single" w:sz="4" w:space="0" w:color="CCCCCC"/>
+            </w:tcBorders>
+            <w:tcMar>
+              <w:top w:w="0" w:type="dxa"/>
+              <w:left w:w="115" w:type="dxa"/>
+              <w:bottom w:w="0" w:type="dxa"/>
+              <w:right w:w="115" w:type="dxa"/>
+            </w:tcMar>
+            <w:hideMark/>
+          </w:tcPr>
+          <w:p>
+            <w:r>
+              <w:t>Delete Posts</w:t>
+            </w:r>
+          </w:p>
+        </w:tc>
+        <w:tc>
+          <w:tcPr>
+            <w:tcW w:w="4395" w:type="dxa"/>
+            <w:tcBorders>
+              <w:top w:val="single" w:sz="4" w:space="0" w:color="CCCCCC"/>
+              <w:left w:val="single" w:sz="4" w:space="0" w:color="CCCCCC"/>
+              <w:bottom w:val="single" w:sz="4" w:space="0" w:color="CCCCCC"/>
+              <w:right w:val="single" w:sz="4" w:space="0" w:color="CCCCCC"/>
+            </w:tcBorders>
+            <w:tcMar>
+              <w:top w:w="0" w:type="dxa"/>
+              <w:left w:w="115" w:type="dxa"/>
+              <w:bottom w:w="0" w:type="dxa"/>
+              <w:right w:w="115" w:type="dxa"/>
+            </w:tcMar>
+            <w:hideMark/>
+          </w:tcPr>
+          <w:p>
+            <w:r>
+              <w:t>Moderation</w:t>
+            </w:r>
+          </w:p>
+        </w:tc>
+      </w:tr>
+      <w:tr>
+        <w:tc>
+          <w:tcPr>
+            <w:tcW w:w="0" w:type="auto"/>
+            <w:tcBorders>
+              <w:top w:val="single" w:sz="4" w:space="0" w:color="CCCCCC"/>
+              <w:left w:val="single" w:sz="4" w:space="0" w:color="CCCCCC"/>
+              <w:bottom w:val="single" w:sz="4" w:space="0" w:color="CCCCCC"/>
+              <w:right w:val="single" w:sz="4" w:space="0" w:color="CCCCCC"/>
+            </w:tcBorders>
+            <w:tcMar>
+              <w:top w:w="0" w:type="dxa"/>
+              <w:left w:w="115" w:type="dxa"/>
+              <w:bottom w:w="0" w:type="dxa"/>
+              <w:right w:w="115" w:type="dxa"/>
+            </w:tcMar>
+            <w:hideMark/>
+          </w:tcPr>
+          <w:p>
+            <w:r>
+              <w:t>15</w:t>
+            </w:r>
+          </w:p>
+        </w:tc>
+        <w:tc>
+          <w:tcPr>
+            <w:tcW w:w="4087" w:type="dxa"/>
+            <w:tcBorders>
+              <w:top w:val="single" w:sz="4" w:space="0" w:color="CCCCCC"/>
+              <w:left w:val="single" w:sz="4" w:space="0" w:color="CCCCCC"/>
+              <w:bottom w:val="single" w:sz="4" w:space="0" w:color="CCCCCC"/>
+              <w:right w:val="single" w:sz="4" w:space="0" w:color="CCCCCC"/>
+            </w:tcBorders>
+            <w:tcMar>
+              <w:top w:w="0" w:type="dxa"/>
+              <w:left w:w="115" w:type="dxa"/>
+              <w:bottom w:w="0" w:type="dxa"/>
+              <w:right w:w="115" w:type="dxa"/>
+            </w:tcMar>
+            <w:hideMark/>
+          </w:tcPr>
+          <w:p>
+            <w:r>
+              <w:t>Daily Reputation Cap</w:t>
+            </w:r>
+          </w:p>
+        </w:tc>
+        <w:tc>
+          <w:tcPr>
+            <w:tcW w:w="4395" w:type="dxa"/>
+            <w:tcBorders>
+              <w:top w:val="single" w:sz="4" w:space="0" w:color="CCCCCC"/>
+              <w:left w:val="single" w:sz="4" w:space="0" w:color="CCCCCC"/>
+              <w:bottom w:val="single" w:sz="4" w:space="0" w:color="CCCCCC"/>
+              <w:right w:val="single" w:sz="4" w:space="0" w:color="CCCCCC"/>
+            </w:tcBorders>
+            <w:tcMar>
+              <w:top w:w="0" w:type="dxa"/>
+              <w:left w:w="115" w:type="dxa"/>
+              <w:bottom w:w="0" w:type="dxa"/>
+              <w:right w:w="115" w:type="dxa"/>
+            </w:tcMar>
+            <w:hideMark/>
+          </w:tcPr>
+          <w:p>
+            <w:r>
+              <w:t>Moderation</w:t>
+            </w:r>
+          </w:p>
+        </w:tc>
+      </w:tr>
+    </w:tbl>
+    <w:p>
+      <w:pPr>
+        <w:rPr>
+          <w:b/>
+          <w:bCs/>
+        </w:rPr>
+      </w:pPr>
+    </w:p>
+    <w:p>
+      <w:pPr>
+        <w:rPr>
+          <w:b/>
+          <w:bCs/>
+        </w:rPr>
+      </w:pPr>
+    </w:p>
+    <w:p>
+      <w:pPr>
+        <w:rPr>
+          <w:b/>
+          <w:bCs/>
+        </w:rPr>
+      </w:pPr>
+    </w:p>
+    <w:tbl>
+      <w:tblPr>
+        <w:tblW w:w="0" w:type="auto"/>
+        <w:tblCellMar>
+          <w:top w:w="15" w:type="dxa"/>
+          <w:left w:w="15" w:type="dxa"/>
+          <w:bottom w:w="15" w:type="dxa"/>
+          <w:right w:w="15" w:type="dxa"/>
+        </w:tblCellMar>
+        <w:tblLook w:val="04A0" w:firstRow="1" w:lastRow="0" w:firstColumn="1" w:lastColumn="0" w:noHBand="0" w:noVBand="1"/>
+      </w:tblPr>
+      <w:tblGrid>
+        <w:gridCol w:w="1763"/>
+      </w:tblGrid>
+      <w:tr>
+        <w:tc>
+          <w:tcPr>
+            <w:tcW w:w="0" w:type="auto"/>
+            <w:tcMar>
+              <w:top w:w="0" w:type="dxa"/>
+              <w:left w:w="115" w:type="dxa"/>
+              <w:bottom w:w="0" w:type="dxa"/>
+              <w:right w:w="115" w:type="dxa"/>
+            </w:tcMar>
+            <w:hideMark/>
+          </w:tcPr>
+          <w:p>
+            <w:pPr>
+              <w:rPr>
+                <w:u w:val="single"/>
+              </w:rPr>
+            </w:pPr>
+            <w:r>
+              <w:rPr>
+                <w:u w:val="single"/>
+              </w:rPr>
+              <w:lastRenderedPageBreak/>
+              <w:t>Key Relationships</w:t>
+            </w:r>
+          </w:p>
+        </w:tc>
+      </w:tr>
+    </w:tbl>
+    <w:p>
+      <w:pPr>
+        <w:rPr>
+          <w:b/>
+          <w:bCs/>
+        </w:rPr>
+      </w:pPr>
+    </w:p>
+    <w:tbl>
+      <w:tblPr>
+        <w:tblW w:w="0" w:type="auto"/>
+        <w:tblCellMar>
+          <w:top w:w="15" w:type="dxa"/>
+          <w:left w:w="15" w:type="dxa"/>
+          <w:bottom w:w="15" w:type="dxa"/>
+          <w:right w:w="15" w:type="dxa"/>
+        </w:tblCellMar>
+        <w:tblLook w:val="04A0" w:firstRow="1" w:lastRow="0" w:firstColumn="1" w:lastColumn="0" w:noHBand="0" w:noVBand="1"/>
+      </w:tblPr>
+      <w:tblGrid>
+        <w:gridCol w:w="4531"/>
+        <w:gridCol w:w="4485"/>
+      </w:tblGrid>
+      <w:tr>
+        <w:tc>
+          <w:tcPr>
+            <w:tcW w:w="4531" w:type="dxa"/>
+            <w:tcBorders>
+              <w:top w:val="single" w:sz="4" w:space="0" w:color="CCCCCC"/>
+              <w:left w:val="single" w:sz="4" w:space="0" w:color="CCCCCC"/>
+              <w:bottom w:val="single" w:sz="4" w:space="0" w:color="CCCCCC"/>
+              <w:right w:val="single" w:sz="4" w:space="0" w:color="CCCCCC"/>
+            </w:tcBorders>
+            <w:tcMar>
+              <w:top w:w="0" w:type="dxa"/>
+              <w:left w:w="115" w:type="dxa"/>
+              <w:bottom w:w="0" w:type="dxa"/>
+              <w:right w:w="115" w:type="dxa"/>
+            </w:tcMar>
+            <w:hideMark/>
+          </w:tcPr>
+          <w:p>
+            <w:r>
+              <w:t>Include</w:t>
+            </w:r>
+            <w:r>
+              <w:br/>
+              <w:t>(Login required)</w:t>
+            </w:r>
+          </w:p>
+        </w:tc>
+        <w:tc>
+          <w:tcPr>
+            <w:tcW w:w="4485" w:type="dxa"/>
+            <w:tcBorders>
+              <w:top w:val="single" w:sz="4" w:space="0" w:color="CCCCCC"/>
+              <w:left w:val="single" w:sz="4" w:space="0" w:color="CCCCCC"/>
+              <w:bottom w:val="single" w:sz="4" w:space="0" w:color="CCCCCC"/>
+              <w:right w:val="single" w:sz="4" w:space="0" w:color="CCCCCC"/>
+            </w:tcBorders>
+            <w:shd w:val="clear" w:color="auto" w:fill="FFFFFF"/>
+            <w:tcMar>
+              <w:top w:w="0" w:type="dxa"/>
+              <w:left w:w="115" w:type="dxa"/>
+              <w:bottom w:w="0" w:type="dxa"/>
+              <w:right w:w="115" w:type="dxa"/>
+            </w:tcMar>
+            <w:hideMark/>
+          </w:tcPr>
+          <w:p>
+            <w:r>
+              <w:t>Create Post | Answer Post | Mark Solved | Mark Helpful | Private Messaging | Report Content</w:t>
+            </w:r>
+          </w:p>
+        </w:tc>
+      </w:tr>
+      <w:tr>
+        <w:tc>
+          <w:tcPr>
+            <w:tcW w:w="4531" w:type="dxa"/>
+            <w:tcBorders>
+              <w:top w:val="single" w:sz="4" w:space="0" w:color="CCCCCC"/>
+              <w:left w:val="single" w:sz="4" w:space="0" w:color="CCCCCC"/>
+              <w:bottom w:val="single" w:sz="4" w:space="0" w:color="CCCCCC"/>
+              <w:right w:val="single" w:sz="4" w:space="0" w:color="CCCCCC"/>
+            </w:tcBorders>
+            <w:tcMar>
+              <w:top w:w="0" w:type="dxa"/>
+              <w:left w:w="115" w:type="dxa"/>
+              <w:bottom w:w="0" w:type="dxa"/>
+              <w:right w:w="115" w:type="dxa"/>
+            </w:tcMar>
+            <w:hideMark/>
+          </w:tcPr>
+          <w:p>
+            <w:r>
+              <w:t>Triggers</w:t>
+            </w:r>
+            <w:r>
+              <w:br/>
+              <w:t>(automated)</w:t>
+            </w:r>
+          </w:p>
+        </w:tc>
+        <w:tc>
+          <w:tcPr>
+            <w:tcW w:w="4485" w:type="dxa"/>
+            <w:tcBorders>
+              <w:top w:val="single" w:sz="4" w:space="0" w:color="CCCCCC"/>
+              <w:left w:val="single" w:sz="4" w:space="0" w:color="CCCCCC"/>
+              <w:bottom w:val="single" w:sz="4" w:space="0" w:color="CCCCCC"/>
+              <w:right w:val="single" w:sz="4" w:space="0" w:color="CCCCCC"/>
+            </w:tcBorders>
+            <w:tcMar>
+              <w:top w:w="0" w:type="dxa"/>
+              <w:left w:w="115" w:type="dxa"/>
+              <w:bottom w:w="0" w:type="dxa"/>
+              <w:right w:w="115" w:type="dxa"/>
+            </w:tcMar>
+            <w:hideMark/>
+          </w:tcPr>
+          <w:p>
+            <w:r>
+              <w:t>Mark Solved -&gt; Earn Reputation -&gt; Role Progression   |   Answer Post -&gt; Earn Badges</w:t>
+            </w:r>
+          </w:p>
+        </w:tc>
+      </w:tr>
+    </w:tbl>
+    <w:p>
+      <w:pPr>
+        <w:rPr>
+          <w:b/>
+          <w:bCs/>
+        </w:rPr>
+      </w:pPr>
+    </w:p>
+    <w:tbl>
+      <w:tblPr>
+        <w:tblW w:w="0" w:type="auto"/>
+        <w:tblCellMar>
+          <w:top w:w="15" w:type="dxa"/>
+          <w:left w:w="15" w:type="dxa"/>
+          <w:bottom w:w="15" w:type="dxa"/>
+          <w:right w:w="15" w:type="dxa"/>
+        </w:tblCellMar>
+        <w:tblLook w:val="04A0" w:firstRow="1" w:lastRow="0" w:firstColumn="1" w:lastColumn="0" w:noHBand="0" w:noVBand="1"/>
+      </w:tblPr>
+      <w:tblGrid>
+        <w:gridCol w:w="2849"/>
+      </w:tblGrid>
+      <w:tr>
+        <w:tc>
+          <w:tcPr>
+            <w:tcW w:w="0" w:type="auto"/>
+            <w:tcMar>
+              <w:top w:w="0" w:type="dxa"/>
+              <w:left w:w="115" w:type="dxa"/>
+              <w:bottom w:w="0" w:type="dxa"/>
+              <w:right w:w="115" w:type="dxa"/>
+            </w:tcMar>
+            <w:hideMark/>
+          </w:tcPr>
+          <w:p>
+            <w:pPr>
+              <w:rPr>
+                <w:u w:val="single"/>
+              </w:rPr>
+            </w:pPr>
+            <w:r>
+              <w:rPr>
+                <w:u w:val="single"/>
+              </w:rPr>
+              <w:t>Reputation &amp; Role Progression</w:t>
+            </w:r>
+          </w:p>
+        </w:tc>
+      </w:tr>
+    </w:tbl>
+    <w:p>
+      <w:pPr>
+        <w:rPr>
+          <w:b/>
+          <w:bCs/>
+        </w:rPr>
+      </w:pPr>
+    </w:p>
+    <w:tbl>
+      <w:tblPr>
+        <w:tblW w:w="9067" w:type="dxa"/>
+        <w:tblCellMar>
+          <w:top w:w="15" w:type="dxa"/>
+          <w:left w:w="15" w:type="dxa"/>
+          <w:bottom w:w="15" w:type="dxa"/>
+          <w:right w:w="15" w:type="dxa"/>
+        </w:tblCellMar>
+        <w:tblLook w:val="04A0" w:firstRow="1" w:lastRow="0" w:firstColumn="1" w:lastColumn="0" w:noHBand="0" w:noVBand="1"/>
+      </w:tblPr>
+      <w:tblGrid>
+        <w:gridCol w:w="4531"/>
+        <w:gridCol w:w="4536"/>
+      </w:tblGrid>
+      <w:tr>
+        <w:tc>
+          <w:tcPr>
+            <w:tcW w:w="4531" w:type="dxa"/>
+            <w:tcBorders>
+              <w:top w:val="single" w:sz="4" w:space="0" w:color="CCCCCC"/>
+              <w:left w:val="single" w:sz="4" w:space="0" w:color="CCCCCC"/>
+              <w:bottom w:val="single" w:sz="4" w:space="0" w:color="CCCCCC"/>
+              <w:right w:val="single" w:sz="4" w:space="0" w:color="CCCCCC"/>
+            </w:tcBorders>
+            <w:tcMar>
+              <w:top w:w="0" w:type="dxa"/>
+              <w:left w:w="115" w:type="dxa"/>
+              <w:bottom w:w="0" w:type="dxa"/>
+              <w:right w:w="115" w:type="dxa"/>
+            </w:tcMar>
+            <w:hideMark/>
+          </w:tcPr>
+          <w:p>
+            <w:r>
+              <w:t>Solved answer</w:t>
+            </w:r>
+          </w:p>
+        </w:tc>
+        <w:tc>
+          <w:tcPr>
+            <w:tcW w:w="4536" w:type="dxa"/>
+            <w:tcBorders>
+              <w:top w:val="single" w:sz="4" w:space="0" w:color="CCCCCC"/>
+              <w:left w:val="single" w:sz="4" w:space="0" w:color="CCCCCC"/>
+              <w:bottom w:val="single" w:sz="4" w:space="0" w:color="CCCCCC"/>
+              <w:right w:val="single" w:sz="4" w:space="0" w:color="CCCCCC"/>
+            </w:tcBorders>
+            <w:shd w:val="clear" w:color="auto" w:fill="FFFFFF"/>
+            <w:tcMar>
+              <w:top w:w="0" w:type="dxa"/>
+              <w:left w:w="115" w:type="dxa"/>
+              <w:bottom w:w="0" w:type="dxa"/>
+              <w:right w:w="115" w:type="dxa"/>
+            </w:tcMar>
+            <w:hideMark/>
+          </w:tcPr>
+          <w:p>
+            <w:r>
+              <w:t>+10 points</w:t>
+            </w:r>
+          </w:p>
+        </w:tc>
+      </w:tr>
+      <w:tr>
+        <w:tc>
+          <w:tcPr>
+            <w:tcW w:w="4531" w:type="dxa"/>
+            <w:tcBorders>
+              <w:top w:val="single" w:sz="4" w:space="0" w:color="CCCCCC"/>
+              <w:left w:val="single" w:sz="4" w:space="0" w:color="CCCCCC"/>
+              <w:bottom w:val="single" w:sz="4" w:space="0" w:color="CCCCCC"/>
+              <w:right w:val="single" w:sz="4" w:space="0" w:color="CCCCCC"/>
+            </w:tcBorders>
+            <w:tcMar>
+              <w:top w:w="0" w:type="dxa"/>
+              <w:left w:w="115" w:type="dxa"/>
+              <w:bottom w:w="0" w:type="dxa"/>
+              <w:right w:w="115" w:type="dxa"/>
+            </w:tcMar>
+            <w:hideMark/>
+          </w:tcPr>
+          <w:p>
+            <w:r>
+              <w:t>Helpful answer</w:t>
+            </w:r>
+          </w:p>
+        </w:tc>
+        <w:tc>
+          <w:tcPr>
+            <w:tcW w:w="4536" w:type="dxa"/>
+            <w:tcBorders>
+              <w:top w:val="single" w:sz="4" w:space="0" w:color="CCCCCC"/>
+              <w:left w:val="single" w:sz="4" w:space="0" w:color="CCCCCC"/>
+              <w:bottom w:val="single" w:sz="4" w:space="0" w:color="CCCCCC"/>
+              <w:right w:val="single" w:sz="4" w:space="0" w:color="CCCCCC"/>
+            </w:tcBorders>
+            <w:tcMar>
+              <w:top w:w="0" w:type="dxa"/>
+              <w:left w:w="115" w:type="dxa"/>
+              <w:bottom w:w="0" w:type="dxa"/>
+              <w:right w:w="115" w:type="dxa"/>
+            </w:tcMar>
+            <w:hideMark/>
+          </w:tcPr>
+          <w:p>
+            <w:r>
+              <w:t>+5 points</w:t>
+            </w:r>
+          </w:p>
+        </w:tc>
+      </w:tr>
+      <w:tr>
+        <w:tc>
+          <w:tcPr>
+            <w:tcW w:w="4531" w:type="dxa"/>
+            <w:tcBorders>
+              <w:top w:val="single" w:sz="4" w:space="0" w:color="CCCCCC"/>
+              <w:left w:val="single" w:sz="4" w:space="0" w:color="CCCCCC"/>
+              <w:bottom w:val="single" w:sz="4" w:space="0" w:color="CCCCCC"/>
+              <w:right w:val="single" w:sz="4" w:space="0" w:color="CCCCCC"/>
+            </w:tcBorders>
+            <w:tcMar>
+              <w:top w:w="0" w:type="dxa"/>
+              <w:left w:w="115" w:type="dxa"/>
+              <w:bottom w:w="0" w:type="dxa"/>
+              <w:right w:w="115" w:type="dxa"/>
+            </w:tcMar>
+            <w:hideMark/>
+          </w:tcPr>
+          <w:p>
+            <w:r>
+              <w:t>Daily cap</w:t>
+            </w:r>
+          </w:p>
+        </w:tc>
+        <w:tc>
+          <w:tcPr>
+            <w:tcW w:w="4536" w:type="dxa"/>
+            <w:tcBorders>
+              <w:top w:val="single" w:sz="4" w:space="0" w:color="CCCCCC"/>
+              <w:left w:val="single" w:sz="4" w:space="0" w:color="CCCCCC"/>
+              <w:bottom w:val="single" w:sz="4" w:space="0" w:color="CCCCCC"/>
+              <w:right w:val="single" w:sz="4" w:space="0" w:color="CCCCCC"/>
+            </w:tcBorders>
+            <w:tcMar>
+              <w:top w:w="0" w:type="dxa"/>
+              <w:left w:w="115" w:type="dxa"/>
+              <w:bottom w:w="0" w:type="dxa"/>
+              <w:right w:w="115" w:type="dxa"/>
+            </w:tcMar>
+            <w:hideMark/>
+          </w:tcPr>
+          <w:p>
+            <w:r>
+              <w:t>Max 100 points per day (resets every 24 hrs)</w:t>
+            </w:r>
+          </w:p>
+        </w:tc>
+      </w:tr>
+      <w:tr>
+        <w:tc>
+          <w:tcPr>
+            <w:tcW w:w="4531" w:type="dxa"/>
+            <w:tcBorders>
+              <w:top w:val="single" w:sz="4" w:space="0" w:color="CCCCCC"/>
+              <w:left w:val="single" w:sz="4" w:space="0" w:color="CCCCCC"/>
+              <w:bottom w:val="single" w:sz="4" w:space="0" w:color="CCCCCC"/>
+              <w:right w:val="single" w:sz="4" w:space="0" w:color="CCCCCC"/>
+            </w:tcBorders>
+            <w:tcMar>
+              <w:top w:w="0" w:type="dxa"/>
+              <w:left w:w="115" w:type="dxa"/>
+              <w:bottom w:w="0" w:type="dxa"/>
+              <w:right w:w="115" w:type="dxa"/>
+            </w:tcMar>
+            <w:hideMark/>
+          </w:tcPr>
+          <w:p>
+            <w:r>
+              <w:t>Contributor</w:t>
+            </w:r>
+          </w:p>
+        </w:tc>
+        <w:tc>
+          <w:tcPr>
+            <w:tcW w:w="4536" w:type="dxa"/>
+            <w:tcBorders>
+              <w:top w:val="single" w:sz="4" w:space="0" w:color="CCCCCC"/>
+              <w:left w:val="single" w:sz="4" w:space="0" w:color="CCCCCC"/>
+              <w:bottom w:val="single" w:sz="4" w:space="0" w:color="CCCCCC"/>
+              <w:right w:val="single" w:sz="4" w:space="0" w:color="CCCCCC"/>
+            </w:tcBorders>
+            <w:tcMar>
+              <w:top w:w="0" w:type="dxa"/>
+              <w:left w:w="115" w:type="dxa"/>
+              <w:bottom w:w="0" w:type="dxa"/>
+              <w:right w:w="115" w:type="dxa"/>
+            </w:tcMar>
+            <w:hideMark/>
+          </w:tcPr>
+          <w:p>
+            <w:r>
+              <w:t>0 - 99 points</w:t>
+            </w:r>
+          </w:p>
+        </w:tc>
+      </w:tr>
+      <w:tr>
+        <w:tc>
+          <w:tcPr>
+            <w:tcW w:w="4531" w:type="dxa"/>
+            <w:tcBorders>
+              <w:top w:val="single" w:sz="4" w:space="0" w:color="CCCCCC"/>
+              <w:left w:val="single" w:sz="4" w:space="0" w:color="CCCCCC"/>
+              <w:bottom w:val="single" w:sz="4" w:space="0" w:color="CCCCCC"/>
+              <w:right w:val="single" w:sz="4" w:space="0" w:color="CCCCCC"/>
+            </w:tcBorders>
+            <w:tcMar>
+              <w:top w:w="0" w:type="dxa"/>
+              <w:left w:w="115" w:type="dxa"/>
+              <w:bottom w:w="0" w:type="dxa"/>
+              <w:right w:w="115" w:type="dxa"/>
+            </w:tcMar>
+            <w:hideMark/>
+          </w:tcPr>
+          <w:p>
+            <w:r>
+              <w:t>Trusted Helper</w:t>
+            </w:r>
+          </w:p>
+        </w:tc>
+        <w:tc>
+          <w:tcPr>
+            <w:tcW w:w="4536" w:type="dxa"/>
+            <w:tcBorders>
+              <w:top w:val="single" w:sz="4" w:space="0" w:color="CCCCCC"/>
+              <w:left w:val="single" w:sz="4" w:space="0" w:color="CCCCCC"/>
+              <w:bottom w:val="single" w:sz="4" w:space="0" w:color="CCCCCC"/>
+              <w:right w:val="single" w:sz="4" w:space="0" w:color="CCCCCC"/>
+            </w:tcBorders>
+            <w:tcMar>
+              <w:top w:w="0" w:type="dxa"/>
+              <w:left w:w="115" w:type="dxa"/>
+              <w:bottom w:w="0" w:type="dxa"/>
+              <w:right w:w="115" w:type="dxa"/>
+            </w:tcMar>
+            <w:hideMark/>
+          </w:tcPr>
+          <w:p>
+            <w:r>
+              <w:t>100 - 499 points</w:t>
+            </w:r>
+          </w:p>
+        </w:tc>
+      </w:tr>
+      <w:tr>
+        <w:tc>
+          <w:tcPr>
+            <w:tcW w:w="4531" w:type="dxa"/>
+            <w:tcBorders>
+              <w:top w:val="single" w:sz="4" w:space="0" w:color="CCCCCC"/>
+              <w:left w:val="single" w:sz="4" w:space="0" w:color="CCCCCC"/>
+              <w:bottom w:val="single" w:sz="4" w:space="0" w:color="CCCCCC"/>
+              <w:right w:val="single" w:sz="4" w:space="0" w:color="CCCCCC"/>
+            </w:tcBorders>
+            <w:tcMar>
+              <w:top w:w="0" w:type="dxa"/>
+              <w:left w:w="115" w:type="dxa"/>
+              <w:bottom w:w="0" w:type="dxa"/>
+              <w:right w:w="115" w:type="dxa"/>
+            </w:tcMar>
+            <w:hideMark/>
+          </w:tcPr>
+          <w:p>
+            <w:r>
+              <w:t>Community Mentor</w:t>
+            </w:r>
+          </w:p>
+        </w:tc>
+        <w:tc>
+          <w:tcPr>
+            <w:tcW w:w="4536" w:type="dxa"/>
+            <w:tcBorders>
+              <w:top w:val="single" w:sz="4" w:space="0" w:color="CCCCCC"/>
+              <w:left w:val="single" w:sz="4" w:space="0" w:color="CCCCCC"/>
+              <w:bottom w:val="single" w:sz="4" w:space="0" w:color="CCCCCC"/>
+              <w:right w:val="single" w:sz="4" w:space="0" w:color="CCCCCC"/>
+            </w:tcBorders>
+            <w:tcMar>
+              <w:top w:w="0" w:type="dxa"/>
+              <w:left w:w="115" w:type="dxa"/>
+              <w:bottom w:w="0" w:type="dxa"/>
+              <w:right w:w="115" w:type="dxa"/>
+            </w:tcMar>
+            <w:hideMark/>
+          </w:tcPr>
+          <w:p>
+            <w:r>
+              <w:t>500+ points</w:t>
+            </w:r>
+          </w:p>
+        </w:tc>
+      </w:tr>
+    </w:tbl>
+    <w:p>
+      <w:pPr>
+        <w:rPr>
+          <w:b/>
+          <w:bCs/>
+        </w:rPr>
+      </w:pPr>
+    </w:p>
+    <w:tbl>
+      <w:tblPr>
+        <w:tblW w:w="0" w:type="auto"/>
+        <w:tblCellMar>
+          <w:top w:w="15" w:type="dxa"/>
+          <w:left w:w="15" w:type="dxa"/>
+          <w:bottom w:w="15" w:type="dxa"/>
+          <w:right w:w="15" w:type="dxa"/>
+        </w:tblCellMar>
+        <w:tblLook w:val="04A0" w:firstRow="1" w:lastRow="0" w:firstColumn="1" w:lastColumn="0" w:noHBand="0" w:noVBand="1"/>
+      </w:tblPr>
+      <w:tblGrid>
+        <w:gridCol w:w="1972"/>
+      </w:tblGrid>
+      <w:tr>
+        <w:tc>
+          <w:tcPr>
+            <w:tcW w:w="0" w:type="auto"/>
+            <w:tcMar>
+              <w:top w:w="0" w:type="dxa"/>
+              <w:left w:w="115" w:type="dxa"/>
+              <w:bottom w:w="0" w:type="dxa"/>
+              <w:right w:w="115" w:type="dxa"/>
+            </w:tcMar>
+            <w:hideMark/>
+          </w:tcPr>
+          <w:p>
+            <w:pPr>
+              <w:rPr>
+                <w:u w:val="single"/>
+              </w:rPr>
+            </w:pPr>
+            <w:r>
+              <w:rPr>
+                <w:u w:val="single"/>
+              </w:rPr>
+              <w:t>User Flow Examples</w:t>
+            </w:r>
+          </w:p>
+        </w:tc>
+      </w:tr>
+    </w:tbl>
+    <w:p>
+      <w:pPr>
+        <w:rPr>
+          <w:b/>
+          <w:bCs/>
+        </w:rPr>
+      </w:pPr>
+    </w:p>
+    <w:tbl>
+      <w:tblPr>
+        <w:tblW w:w="0" w:type="auto"/>
+        <w:tblCellMar>
+          <w:top w:w="15" w:type="dxa"/>
+          <w:left w:w="15" w:type="dxa"/>
+          <w:bottom w:w="15" w:type="dxa"/>
+          <w:right w:w="15" w:type="dxa"/>
+        </w:tblCellMar>
+        <w:tblLook w:val="04A0" w:firstRow="1" w:lastRow="0" w:firstColumn="1" w:lastColumn="0" w:noHBand="0" w:noVBand="1"/>
+      </w:tblPr>
+      <w:tblGrid>
+        <w:gridCol w:w="4390"/>
+        <w:gridCol w:w="4626"/>
+      </w:tblGrid>
+      <w:tr>
+        <w:tc>
+          <w:tcPr>
+            <w:tcW w:w="4390" w:type="dxa"/>
+            <w:tcBorders>
+              <w:top w:val="single" w:sz="4" w:space="0" w:color="CCCCCC"/>
+              <w:left w:val="single" w:sz="4" w:space="0" w:color="CCCCCC"/>
+              <w:bottom w:val="single" w:sz="4" w:space="0" w:color="CCCCCC"/>
+              <w:right w:val="single" w:sz="4" w:space="0" w:color="CCCCCC"/>
+            </w:tcBorders>
+            <w:tcMar>
+              <w:top w:w="0" w:type="dxa"/>
+              <w:left w:w="115" w:type="dxa"/>
+              <w:bottom w:w="0" w:type="dxa"/>
+              <w:right w:w="115" w:type="dxa"/>
+            </w:tcMar>
+            <w:hideMark/>
+          </w:tcPr>
+          <w:p>
+            <w:r>
+              <w:t>New User</w:t>
+            </w:r>
+          </w:p>
+        </w:tc>
+        <w:tc>
+          <w:tcPr>
+            <w:tcW w:w="4626" w:type="dxa"/>
+            <w:tcBorders>
+              <w:top w:val="single" w:sz="4" w:space="0" w:color="CCCCCC"/>
+              <w:left w:val="single" w:sz="4" w:space="0" w:color="CCCCCC"/>
+              <w:bottom w:val="single" w:sz="4" w:space="0" w:color="CCCCCC"/>
+              <w:right w:val="single" w:sz="4" w:space="0" w:color="CCCCCC"/>
+            </w:tcBorders>
+            <w:tcMar>
+              <w:top w:w="0" w:type="dxa"/>
+              <w:left w:w="115" w:type="dxa"/>
+              <w:bottom w:w="0" w:type="dxa"/>
+              <w:right w:w="115" w:type="dxa"/>
+            </w:tcMar>
+            <w:hideMark/>
+          </w:tcPr>
+          <w:p>
+            <w:r>
+              <w:t>Register -&gt; Login -&gt; View Posts -&gt; Answer Post -&gt; System awards Reputation &amp; 'First Answer' badge</w:t>
+            </w:r>
+          </w:p>
+        </w:tc>
+      </w:tr>
+      <w:tr>
+        <w:tc>
+          <w:tcPr>
+            <w:tcW w:w="4390" w:type="dxa"/>
+            <w:tcBorders>
+              <w:top w:val="single" w:sz="4" w:space="0" w:color="CCCCCC"/>
+              <w:left w:val="single" w:sz="4" w:space="0" w:color="CCCCCC"/>
+              <w:bottom w:val="single" w:sz="4" w:space="0" w:color="CCCCCC"/>
+              <w:right w:val="single" w:sz="4" w:space="0" w:color="CCCCCC"/>
+            </w:tcBorders>
+            <w:tcMar>
+              <w:top w:w="0" w:type="dxa"/>
+              <w:left w:w="115" w:type="dxa"/>
+              <w:bottom w:w="0" w:type="dxa"/>
+              <w:right w:w="115" w:type="dxa"/>
+            </w:tcMar>
+            <w:hideMark/>
+          </w:tcPr>
+          <w:p>
+            <w:r>
+              <w:t>Posting a Problem</w:t>
+            </w:r>
+          </w:p>
+        </w:tc>
+        <w:tc>
+          <w:tcPr>
+            <w:tcW w:w="4626" w:type="dxa"/>
+            <w:tcBorders>
+              <w:top w:val="single" w:sz="4" w:space="0" w:color="CCCCCC"/>
+              <w:left w:val="single" w:sz="4" w:space="0" w:color="CCCCCC"/>
+              <w:bottom w:val="single" w:sz="4" w:space="0" w:color="CCCCCC"/>
+              <w:right w:val="single" w:sz="4" w:space="0" w:color="CCCCCC"/>
+            </w:tcBorders>
+            <w:tcMar>
+              <w:top w:w="0" w:type="dxa"/>
+              <w:left w:w="115" w:type="dxa"/>
+              <w:bottom w:w="0" w:type="dxa"/>
+              <w:right w:w="115" w:type="dxa"/>
+            </w:tcMar>
+            <w:hideMark/>
+          </w:tcPr>
+          <w:p>
+            <w:r>
+              <w:t>Login -&gt; Create Help Post -&gt; Community responds -&gt; Mark Answer as Solved -&gt; System awards Reputation &amp; checks Role Progression</w:t>
+            </w:r>
+          </w:p>
+        </w:tc>
+      </w:tr>
+      <w:tr>
+        <w:tc>
+          <w:tcPr>
+            <w:tcW w:w="4390" w:type="dxa"/>
+            <w:tcBorders>
+              <w:top w:val="single" w:sz="4" w:space="0" w:color="CCCCCC"/>
+              <w:left w:val="single" w:sz="4" w:space="0" w:color="CCCCCC"/>
+              <w:bottom w:val="single" w:sz="4" w:space="0" w:color="CCCCCC"/>
+              <w:right w:val="single" w:sz="4" w:space="0" w:color="CCCCCC"/>
+            </w:tcBorders>
+            <w:tcMar>
+              <w:top w:w="0" w:type="dxa"/>
+              <w:left w:w="115" w:type="dxa"/>
+              <w:bottom w:w="0" w:type="dxa"/>
+              <w:right w:w="115" w:type="dxa"/>
+            </w:tcMar>
+            <w:hideMark/>
+          </w:tcPr>
+          <w:p>
+            <w:r>
+              <w:t>Moderation</w:t>
+            </w:r>
+          </w:p>
+        </w:tc>
+        <w:tc>
+          <w:tcPr>
+            <w:tcW w:w="4626" w:type="dxa"/>
+            <w:tcBorders>
+              <w:top w:val="single" w:sz="4" w:space="0" w:color="CCCCCC"/>
+              <w:left w:val="single" w:sz="4" w:space="0" w:color="CCCCCC"/>
+              <w:bottom w:val="single" w:sz="4" w:space="0" w:color="CCCCCC"/>
+              <w:right w:val="single" w:sz="4" w:space="0" w:color="CCCCCC"/>
+            </w:tcBorders>
+            <w:tcMar>
+              <w:top w:w="0" w:type="dxa"/>
+              <w:left w:w="115" w:type="dxa"/>
+              <w:bottom w:w="0" w:type="dxa"/>
+              <w:right w:w="115" w:type="dxa"/>
+            </w:tcMar>
+            <w:hideMark/>
+          </w:tcPr>
+          <w:p>
+            <w:r>
+              <w:t>User reports content -&gt; Admin reviews -&gt; Admin deletes post if violation confirmed</w:t>
+            </w:r>
+          </w:p>
+        </w:tc>
+      </w:tr>
+    </w:tbl>
+    <w:p>
+      <w:pPr>
+        <w:rPr>
+          <w:b/>
+          <w:bCs/>
+        </w:rPr>
+      </w:pPr>
+    </w:p>
+    <w:tbl>
+      <w:tblPr>
+        <w:tblW w:w="0" w:type="auto"/>
+        <w:tblCellMar>
+          <w:top w:w="15" w:type="dxa"/>
+          <w:left w:w="15" w:type="dxa"/>
+          <w:bottom w:w="15" w:type="dxa"/>
+          <w:right w:w="15" w:type="dxa"/>
+        </w:tblCellMar>
+        <w:tblLook w:val="04A0" w:firstRow="1" w:lastRow="0" w:firstColumn="1" w:lastColumn="0" w:noHBand="0" w:noVBand="1"/>
+      </w:tblPr>
+      <w:tblGrid>
+        <w:gridCol w:w="2172"/>
+      </w:tblGrid>
+      <w:tr>
+        <w:tc>
+          <w:tcPr>
+            <w:tcW w:w="0" w:type="auto"/>
+            <w:tcMar>
+              <w:top w:w="0" w:type="dxa"/>
+              <w:left w:w="115" w:type="dxa"/>
+              <w:bottom w:w="0" w:type="dxa"/>
+              <w:right w:w="115" w:type="dxa"/>
+            </w:tcMar>
+            <w:hideMark/>
+          </w:tcPr>
+          <w:p>
+            <w:pPr>
+              <w:rPr>
+                <w:u w:val="single"/>
+              </w:rPr>
+            </w:pPr>
+            <w:r>
+              <w:rPr>
+                <w:u w:val="single"/>
+              </w:rPr>
+              <w:t>Implementation Notes</w:t>
+            </w:r>
+          </w:p>
+        </w:tc>
+      </w:tr>
+    </w:tbl>
+    <w:p>
+      <w:r>
+        <w:rPr>
+          <w:b/>
+          <w:bCs/>
+        </w:rPr>
+        <w:br/>
+      </w:r>
+    </w:p>
+    <w:p>
+      <w:pPr>
+        <w:numPr>
+          <w:ilvl w:val="0"/>
+          <w:numId w:val="19"/>
+        </w:numPr>
+      </w:pPr>
+      <w:r>
+        <w:t>All authenticated actions must verify user session/token.</w:t>
+      </w:r>
+    </w:p>
+    <w:p>
+      <w:pPr>
+        <w:numPr>
+          <w:ilvl w:val="0"/>
+          <w:numId w:val="19"/>
+        </w:numPr>
+      </w:pPr>
+      <w:r>
+        <w:t>Reputation, badges, and role updates should run asynchronously to avoid blocking.</w:t>
+      </w:r>
+    </w:p>
+    <w:p>
+      <w:pPr>
+        <w:numPr>
+          <w:ilvl w:val="0"/>
+          <w:numId w:val="19"/>
+        </w:numPr>
+      </w:pPr>
+      <w:r>
+        <w:t>Reputation calculations must be atomic to prevent race conditions.</w:t>
+      </w:r>
+    </w:p>
+    <w:p>
+      <w:pPr>
+        <w:numPr>
+          <w:ilvl w:val="0"/>
+          <w:numId w:val="19"/>
+        </w:numPr>
+      </w:pPr>
+      <w:r>
+        <w:t>Rate-limit Report Content to prevent abuse.</w:t>
+      </w:r>
+    </w:p>
+    <w:p>
+      <w:pPr>
+        <w:numPr>
+          <w:ilvl w:val="0"/>
+          <w:numId w:val="19"/>
+        </w:numPr>
+      </w:pPr>
+      <w:r>
+        <w:t>All admin actions should be logged for audit trail.</w:t>
+      </w:r>
+    </w:p>
+    <w:p/>
+    <w:p/>
+    <w:p>
+      <w:pPr>
+        <w:rPr>
+          <w:b/>
+          <w:bCs/>
+        </w:rPr>
+      </w:pPr>
+    </w:p>
+    <w:p>
+      <w:pPr>
+        <w:rPr>
           <w:b/>
           <w:bCs/>
         </w:rPr>
@@ -2243,313 +4596,15 @@
     <w:p>
       <w:pPr>
         <w:rPr>
-          <w:b/>
-          <w:bCs/>
-        </w:rPr>
-      </w:pPr>
-      <w:r>
-        <w:rPr>
-          <w:b/>
-          <w:bCs/>
-        </w:rPr>
-        <w:t>!!!!ADD HERE!!!!</w:t>
-      </w:r>
-    </w:p>
-    <w:p>
-      <w:pPr>
-        <w:rPr>
-          <w:b/>
-          <w:bCs/>
-        </w:rPr>
-      </w:pPr>
-    </w:p>
-    <w:p>
-      <w:pPr>
-        <w:rPr>
-          <w:b/>
-          <w:bCs/>
-        </w:rPr>
-      </w:pPr>
-    </w:p>
-    <w:p>
-      <w:pPr>
-        <w:rPr>
-          <w:b/>
-          <w:bCs/>
-        </w:rPr>
-      </w:pPr>
-    </w:p>
-    <w:p>
-      <w:pPr>
-        <w:rPr>
-          <w:b/>
-          <w:bCs/>
-        </w:rPr>
-      </w:pPr>
-    </w:p>
-    <w:p>
-      <w:pPr>
-        <w:rPr>
-          <w:b/>
-          <w:bCs/>
-        </w:rPr>
-      </w:pPr>
-    </w:p>
-    <w:p>
-      <w:pPr>
-        <w:rPr>
-          <w:b/>
-          <w:bCs/>
-        </w:rPr>
-      </w:pPr>
-    </w:p>
-    <w:p>
-      <w:pPr>
-        <w:rPr>
-          <w:b/>
-          <w:bCs/>
-        </w:rPr>
-      </w:pPr>
-    </w:p>
-    <w:p>
-      <w:pPr>
-        <w:rPr>
-          <w:b/>
-          <w:bCs/>
-        </w:rPr>
-      </w:pPr>
-    </w:p>
-    <w:p>
-      <w:pPr>
-        <w:rPr>
-          <w:b/>
-          <w:bCs/>
-        </w:rPr>
-      </w:pPr>
-    </w:p>
-    <w:p>
-      <w:pPr>
-        <w:rPr>
-          <w:b/>
-          <w:bCs/>
-        </w:rPr>
-      </w:pPr>
-    </w:p>
-    <w:p>
-      <w:pPr>
-        <w:rPr>
-          <w:b/>
-          <w:bCs/>
-        </w:rPr>
-      </w:pPr>
-    </w:p>
-    <w:p>
-      <w:pPr>
-        <w:rPr>
-          <w:b/>
-          <w:bCs/>
-        </w:rPr>
-      </w:pPr>
-    </w:p>
-    <w:p>
-      <w:pPr>
-        <w:rPr>
-          <w:b/>
-          <w:bCs/>
-        </w:rPr>
-      </w:pPr>
-    </w:p>
-    <w:p>
-      <w:pPr>
-        <w:rPr>
-          <w:b/>
-          <w:bCs/>
-        </w:rPr>
-      </w:pPr>
-    </w:p>
-    <w:p>
-      <w:pPr>
-        <w:rPr>
-          <w:b/>
-          <w:bCs/>
-        </w:rPr>
-      </w:pPr>
-    </w:p>
-    <w:p>
-      <w:pPr>
-        <w:rPr>
-          <w:b/>
-          <w:bCs/>
-        </w:rPr>
-      </w:pPr>
-    </w:p>
-    <w:p>
-      <w:pPr>
-        <w:rPr>
-          <w:b/>
-          <w:bCs/>
-        </w:rPr>
-      </w:pPr>
-    </w:p>
-    <w:p>
-      <w:pPr>
-        <w:rPr>
-          <w:b/>
-          <w:bCs/>
-        </w:rPr>
-      </w:pPr>
-    </w:p>
-    <w:p>
-      <w:pPr>
-        <w:rPr>
-          <w:b/>
-          <w:bCs/>
-        </w:rPr>
-      </w:pPr>
-    </w:p>
-    <w:p>
-      <w:pPr>
-        <w:rPr>
-          <w:b/>
-          <w:bCs/>
-        </w:rPr>
-      </w:pPr>
-    </w:p>
-    <w:p>
-      <w:pPr>
-        <w:rPr>
-          <w:b/>
-          <w:bCs/>
-        </w:rPr>
-      </w:pPr>
-    </w:p>
-    <w:p>
-      <w:pPr>
-        <w:rPr>
-          <w:b/>
-          <w:bCs/>
-        </w:rPr>
-      </w:pPr>
-    </w:p>
-    <w:p>
-      <w:pPr>
-        <w:rPr>
-          <w:b/>
-          <w:bCs/>
-        </w:rPr>
-      </w:pPr>
-    </w:p>
-    <w:p>
-      <w:pPr>
-        <w:rPr>
-          <w:b/>
-          <w:bCs/>
-        </w:rPr>
-      </w:pPr>
-    </w:p>
-    <w:p>
-      <w:pPr>
-        <w:rPr>
-          <w:b/>
-          <w:bCs/>
-        </w:rPr>
-      </w:pPr>
-    </w:p>
-    <w:p>
-      <w:pPr>
-        <w:rPr>
-          <w:b/>
-          <w:bCs/>
-        </w:rPr>
-      </w:pPr>
-    </w:p>
-    <w:p>
-      <w:pPr>
-        <w:rPr>
-          <w:b/>
-          <w:bCs/>
-        </w:rPr>
-      </w:pPr>
-    </w:p>
-    <w:p>
-      <w:pPr>
-        <w:rPr>
-          <w:b/>
-          <w:bCs/>
-        </w:rPr>
-      </w:pPr>
-    </w:p>
-    <w:p>
-      <w:pPr>
-        <w:rPr>
-          <w:b/>
-          <w:bCs/>
-        </w:rPr>
-      </w:pPr>
-    </w:p>
-    <w:p>
-      <w:pPr>
-        <w:rPr>
-          <w:b/>
-          <w:bCs/>
-        </w:rPr>
-      </w:pPr>
-    </w:p>
-    <w:p>
-      <w:pPr>
-        <w:rPr>
-          <w:b/>
-          <w:bCs/>
-        </w:rPr>
-      </w:pPr>
-    </w:p>
-    <w:p>
-      <w:pPr>
-        <w:rPr>
-          <w:b/>
-          <w:bCs/>
-        </w:rPr>
-      </w:pPr>
-    </w:p>
-    <w:p>
-      <w:pPr>
-        <w:rPr>
-          <w:b/>
-          <w:bCs/>
-        </w:rPr>
-      </w:pPr>
-    </w:p>
-    <w:p>
-      <w:pPr>
-        <w:rPr>
-          <w:b/>
-          <w:bCs/>
-        </w:rPr>
-      </w:pPr>
-    </w:p>
-    <w:p>
-      <w:pPr>
-        <w:rPr>
-          <w:b/>
-          <w:bCs/>
-        </w:rPr>
-      </w:pPr>
-      <w:r>
-        <w:rPr>
-          <w:b/>
-          <w:bCs/>
-        </w:rPr>
-        <w:lastRenderedPageBreak/>
-        <w:t>Activity Diagrams</w:t>
-      </w:r>
-    </w:p>
-    <w:p>
-      <w:pPr>
-        <w:rPr>
-          <w:b/>
-          <w:bCs/>
-        </w:rPr>
-      </w:pPr>
+          <w:u w:val="single"/>
+        </w:rPr>
+      </w:pPr>
+      <w:r>
+        <w:rPr>
+          <w:u w:val="single"/>
+        </w:rPr>
+        <w:t>Archive Category's Tickets</w:t>
+      </w:r>
     </w:p>
     <w:p>
       <w:pPr>
@@ -2565,15 +4620,1501 @@
           <w:noProof/>
         </w:rPr>
         <w:drawing>
-          <wp:anchor distT="0" distB="0" distL="114300" distR="114300" simplePos="0" relativeHeight="251659264" behindDoc="1" locked="0" layoutInCell="1" allowOverlap="1" wp14:anchorId="20D15F28" wp14:editId="42E2F458">
+          <wp:anchor distT="0" distB="0" distL="114300" distR="114300" simplePos="0" relativeHeight="251665408" behindDoc="0" locked="0" layoutInCell="1" allowOverlap="1" wp14:anchorId="586A8B11" wp14:editId="5F68EF1B">
+            <wp:simplePos x="0" y="0"/>
+            <wp:positionH relativeFrom="column">
+              <wp:posOffset>0</wp:posOffset>
+            </wp:positionH>
+            <wp:positionV relativeFrom="paragraph">
+              <wp:posOffset>1462</wp:posOffset>
+            </wp:positionV>
+            <wp:extent cx="4710376" cy="3174520"/>
+            <wp:effectExtent l="0" t="0" r="0" b="6985"/>
+            <wp:wrapNone/>
+            <wp:docPr id="1026649259" name="Picture 1"/>
+            <wp:cNvGraphicFramePr>
+              <a:graphicFrameLocks xmlns:a="http://schemas.openxmlformats.org/drawingml/2006/main" noChangeAspect="1"/>
+            </wp:cNvGraphicFramePr>
+            <a:graphic xmlns:a="http://schemas.openxmlformats.org/drawingml/2006/main">
+              <a:graphicData uri="http://schemas.openxmlformats.org/drawingml/2006/picture">
+                <pic:pic xmlns:pic="http://schemas.openxmlformats.org/drawingml/2006/picture">
+                  <pic:nvPicPr>
+                    <pic:cNvPr id="1026649259" name="Picture 1026649259"/>
+                    <pic:cNvPicPr/>
+                  </pic:nvPicPr>
+                  <pic:blipFill>
+                    <a:blip r:embed="rId13" cstate="print">
+                      <a:extLst>
+                        <a:ext uri="{28A0092B-C50C-407E-A947-70E740481C1C}">
+                          <a14:useLocalDpi xmlns:a14="http://schemas.microsoft.com/office/drawing/2010/main" val="0"/>
+                        </a:ext>
+                      </a:extLst>
+                    </a:blip>
+                    <a:stretch>
+                      <a:fillRect/>
+                    </a:stretch>
+                  </pic:blipFill>
+                  <pic:spPr>
+                    <a:xfrm>
+                      <a:off x="0" y="0"/>
+                      <a:ext cx="4710376" cy="3174520"/>
+                    </a:xfrm>
+                    <a:prstGeom prst="rect">
+                      <a:avLst/>
+                    </a:prstGeom>
+                  </pic:spPr>
+                </pic:pic>
+              </a:graphicData>
+            </a:graphic>
+          </wp:anchor>
+        </w:drawing>
+      </w:r>
+    </w:p>
+    <w:p/>
+    <w:p/>
+    <w:p/>
+    <w:p/>
+    <w:p/>
+    <w:p/>
+    <w:p/>
+    <w:p/>
+    <w:p/>
+    <w:p/>
+    <w:p/>
+    <w:p/>
+    <w:p>
+      <w:pPr>
+        <w:rPr>
+          <w:u w:val="single"/>
+        </w:rPr>
+      </w:pPr>
+    </w:p>
+    <w:p>
+      <w:pPr>
+        <w:rPr>
+          <w:u w:val="single"/>
+        </w:rPr>
+      </w:pPr>
+      <w:r>
+        <w:rPr>
+          <w:u w:val="single"/>
+        </w:rPr>
+        <w:t>Leaderboard</w:t>
+      </w:r>
+      <w:r>
+        <w:rPr>
+          <w:b/>
+          <w:bCs/>
+          <w:noProof/>
+        </w:rPr>
+        <w:drawing>
+          <wp:anchor distT="0" distB="0" distL="114300" distR="114300" simplePos="0" relativeHeight="251666432" behindDoc="0" locked="0" layoutInCell="1" allowOverlap="1" wp14:anchorId="1DDA65EE" wp14:editId="2883B2A3">
             <wp:simplePos x="0" y="0"/>
             <wp:positionH relativeFrom="margin">
               <wp:align>left</wp:align>
             </wp:positionH>
             <wp:positionV relativeFrom="paragraph">
-              <wp:posOffset>21590</wp:posOffset>
+              <wp:posOffset>153538</wp:posOffset>
             </wp:positionV>
-            <wp:extent cx="2961640" cy="5171440"/>
+            <wp:extent cx="4741434" cy="3191774"/>
+            <wp:effectExtent l="0" t="0" r="2540" b="8890"/>
+            <wp:wrapNone/>
+            <wp:docPr id="1598440273" name="Picture 2"/>
+            <wp:cNvGraphicFramePr>
+              <a:graphicFrameLocks xmlns:a="http://schemas.openxmlformats.org/drawingml/2006/main" noChangeAspect="1"/>
+            </wp:cNvGraphicFramePr>
+            <a:graphic xmlns:a="http://schemas.openxmlformats.org/drawingml/2006/main">
+              <a:graphicData uri="http://schemas.openxmlformats.org/drawingml/2006/picture">
+                <pic:pic xmlns:pic="http://schemas.openxmlformats.org/drawingml/2006/picture">
+                  <pic:nvPicPr>
+                    <pic:cNvPr id="1598440273" name="Picture 1598440273"/>
+                    <pic:cNvPicPr/>
+                  </pic:nvPicPr>
+                  <pic:blipFill>
+                    <a:blip r:embed="rId14" cstate="print">
+                      <a:extLst>
+                        <a:ext uri="{28A0092B-C50C-407E-A947-70E740481C1C}">
+                          <a14:useLocalDpi xmlns:a14="http://schemas.microsoft.com/office/drawing/2010/main" val="0"/>
+                        </a:ext>
+                      </a:extLst>
+                    </a:blip>
+                    <a:stretch>
+                      <a:fillRect/>
+                    </a:stretch>
+                  </pic:blipFill>
+                  <pic:spPr>
+                    <a:xfrm>
+                      <a:off x="0" y="0"/>
+                      <a:ext cx="4741434" cy="3191774"/>
+                    </a:xfrm>
+                    <a:prstGeom prst="rect">
+                      <a:avLst/>
+                    </a:prstGeom>
+                  </pic:spPr>
+                </pic:pic>
+              </a:graphicData>
+            </a:graphic>
+            <wp14:sizeRelH relativeFrom="margin">
+              <wp14:pctWidth>0</wp14:pctWidth>
+            </wp14:sizeRelH>
+            <wp14:sizeRelV relativeFrom="margin">
+              <wp14:pctHeight>0</wp14:pctHeight>
+            </wp14:sizeRelV>
+          </wp:anchor>
+        </w:drawing>
+      </w:r>
+    </w:p>
+    <w:p>
+      <w:pPr>
+        <w:rPr>
+          <w:b/>
+          <w:bCs/>
+        </w:rPr>
+      </w:pPr>
+    </w:p>
+    <w:p>
+      <w:pPr>
+        <w:rPr>
+          <w:b/>
+          <w:bCs/>
+        </w:rPr>
+      </w:pPr>
+    </w:p>
+    <w:p>
+      <w:pPr>
+        <w:rPr>
+          <w:b/>
+          <w:bCs/>
+        </w:rPr>
+      </w:pPr>
+    </w:p>
+    <w:p>
+      <w:pPr>
+        <w:rPr>
+          <w:b/>
+          <w:bCs/>
+        </w:rPr>
+      </w:pPr>
+    </w:p>
+    <w:p>
+      <w:pPr>
+        <w:rPr>
+          <w:b/>
+          <w:bCs/>
+        </w:rPr>
+      </w:pPr>
+    </w:p>
+    <w:p>
+      <w:pPr>
+        <w:rPr>
+          <w:b/>
+          <w:bCs/>
+        </w:rPr>
+      </w:pPr>
+    </w:p>
+    <w:p>
+      <w:pPr>
+        <w:rPr>
+          <w:b/>
+          <w:bCs/>
+        </w:rPr>
+      </w:pPr>
+    </w:p>
+    <w:p>
+      <w:pPr>
+        <w:rPr>
+          <w:b/>
+          <w:bCs/>
+        </w:rPr>
+      </w:pPr>
+    </w:p>
+    <w:p>
+      <w:pPr>
+        <w:rPr>
+          <w:b/>
+          <w:bCs/>
+        </w:rPr>
+      </w:pPr>
+    </w:p>
+    <w:p>
+      <w:pPr>
+        <w:rPr>
+          <w:b/>
+          <w:bCs/>
+        </w:rPr>
+      </w:pPr>
+    </w:p>
+    <w:p>
+      <w:pPr>
+        <w:rPr>
+          <w:b/>
+          <w:bCs/>
+        </w:rPr>
+      </w:pPr>
+    </w:p>
+    <w:p>
+      <w:pPr>
+        <w:rPr>
+          <w:b/>
+          <w:bCs/>
+        </w:rPr>
+      </w:pPr>
+    </w:p>
+    <w:p>
+      <w:pPr>
+        <w:rPr>
+          <w:b/>
+          <w:bCs/>
+        </w:rPr>
+      </w:pPr>
+    </w:p>
+    <w:p>
+      <w:pPr>
+        <w:rPr>
+          <w:b/>
+          <w:bCs/>
+        </w:rPr>
+      </w:pPr>
+    </w:p>
+    <w:p>
+      <w:pPr>
+        <w:rPr>
+          <w:b/>
+          <w:bCs/>
+        </w:rPr>
+      </w:pPr>
+    </w:p>
+    <w:p>
+      <w:pPr>
+        <w:rPr>
+          <w:b/>
+          <w:bCs/>
+        </w:rPr>
+      </w:pPr>
+    </w:p>
+    <w:p>
+      <w:pPr>
+        <w:rPr>
+          <w:b/>
+          <w:bCs/>
+        </w:rPr>
+      </w:pPr>
+    </w:p>
+    <w:p>
+      <w:pPr>
+        <w:rPr>
+          <w:b/>
+          <w:bCs/>
+        </w:rPr>
+      </w:pPr>
+    </w:p>
+    <w:p>
+      <w:pPr>
+        <w:rPr>
+          <w:b/>
+          <w:bCs/>
+        </w:rPr>
+      </w:pPr>
+    </w:p>
+    <w:p>
+      <w:pPr>
+        <w:rPr>
+          <w:u w:val="single"/>
+        </w:rPr>
+      </w:pPr>
+      <w:r>
+        <w:rPr>
+          <w:u w:val="single"/>
+        </w:rPr>
+        <w:lastRenderedPageBreak/>
+        <w:t>Login</w:t>
+      </w:r>
+    </w:p>
+    <w:p>
+      <w:pPr>
+        <w:rPr>
+          <w:b/>
+          <w:bCs/>
+        </w:rPr>
+      </w:pPr>
+      <w:r>
+        <w:rPr>
+          <w:b/>
+          <w:bCs/>
+          <w:noProof/>
+        </w:rPr>
+        <w:drawing>
+          <wp:anchor distT="0" distB="0" distL="114300" distR="114300" simplePos="0" relativeHeight="251667456" behindDoc="0" locked="0" layoutInCell="1" allowOverlap="1" wp14:anchorId="05B7FACD" wp14:editId="6EA0C3C8">
+            <wp:simplePos x="0" y="0"/>
+            <wp:positionH relativeFrom="margin">
+              <wp:align>left</wp:align>
+            </wp:positionH>
+            <wp:positionV relativeFrom="paragraph">
+              <wp:posOffset>10160</wp:posOffset>
+            </wp:positionV>
+            <wp:extent cx="4740910" cy="3195098"/>
+            <wp:effectExtent l="0" t="0" r="2540" b="5715"/>
+            <wp:wrapNone/>
+            <wp:docPr id="935114181" name="Picture 3"/>
+            <wp:cNvGraphicFramePr>
+              <a:graphicFrameLocks xmlns:a="http://schemas.openxmlformats.org/drawingml/2006/main" noChangeAspect="1"/>
+            </wp:cNvGraphicFramePr>
+            <a:graphic xmlns:a="http://schemas.openxmlformats.org/drawingml/2006/main">
+              <a:graphicData uri="http://schemas.openxmlformats.org/drawingml/2006/picture">
+                <pic:pic xmlns:pic="http://schemas.openxmlformats.org/drawingml/2006/picture">
+                  <pic:nvPicPr>
+                    <pic:cNvPr id="935114181" name="Picture 935114181"/>
+                    <pic:cNvPicPr/>
+                  </pic:nvPicPr>
+                  <pic:blipFill>
+                    <a:blip r:embed="rId15" cstate="print">
+                      <a:extLst>
+                        <a:ext uri="{28A0092B-C50C-407E-A947-70E740481C1C}">
+                          <a14:useLocalDpi xmlns:a14="http://schemas.microsoft.com/office/drawing/2010/main" val="0"/>
+                        </a:ext>
+                      </a:extLst>
+                    </a:blip>
+                    <a:stretch>
+                      <a:fillRect/>
+                    </a:stretch>
+                  </pic:blipFill>
+                  <pic:spPr>
+                    <a:xfrm>
+                      <a:off x="0" y="0"/>
+                      <a:ext cx="4740910" cy="3195098"/>
+                    </a:xfrm>
+                    <a:prstGeom prst="rect">
+                      <a:avLst/>
+                    </a:prstGeom>
+                  </pic:spPr>
+                </pic:pic>
+              </a:graphicData>
+            </a:graphic>
+            <wp14:sizeRelH relativeFrom="margin">
+              <wp14:pctWidth>0</wp14:pctWidth>
+            </wp14:sizeRelH>
+            <wp14:sizeRelV relativeFrom="margin">
+              <wp14:pctHeight>0</wp14:pctHeight>
+            </wp14:sizeRelV>
+          </wp:anchor>
+        </w:drawing>
+      </w:r>
+    </w:p>
+    <w:p>
+      <w:pPr>
+        <w:rPr>
+          <w:b/>
+          <w:bCs/>
+        </w:rPr>
+      </w:pPr>
+    </w:p>
+    <w:p>
+      <w:pPr>
+        <w:rPr>
+          <w:b/>
+          <w:bCs/>
+        </w:rPr>
+      </w:pPr>
+    </w:p>
+    <w:p>
+      <w:pPr>
+        <w:rPr>
+          <w:b/>
+          <w:bCs/>
+        </w:rPr>
+      </w:pPr>
+    </w:p>
+    <w:p>
+      <w:pPr>
+        <w:rPr>
+          <w:b/>
+          <w:bCs/>
+        </w:rPr>
+      </w:pPr>
+    </w:p>
+    <w:p>
+      <w:pPr>
+        <w:rPr>
+          <w:b/>
+          <w:bCs/>
+        </w:rPr>
+      </w:pPr>
+    </w:p>
+    <w:p>
+      <w:pPr>
+        <w:rPr>
+          <w:b/>
+          <w:bCs/>
+        </w:rPr>
+      </w:pPr>
+    </w:p>
+    <w:p>
+      <w:pPr>
+        <w:rPr>
+          <w:b/>
+          <w:bCs/>
+        </w:rPr>
+      </w:pPr>
+    </w:p>
+    <w:p>
+      <w:pPr>
+        <w:rPr>
+          <w:b/>
+          <w:bCs/>
+        </w:rPr>
+      </w:pPr>
+    </w:p>
+    <w:p>
+      <w:pPr>
+        <w:rPr>
+          <w:b/>
+          <w:bCs/>
+        </w:rPr>
+      </w:pPr>
+    </w:p>
+    <w:p>
+      <w:pPr>
+        <w:rPr>
+          <w:b/>
+          <w:bCs/>
+        </w:rPr>
+      </w:pPr>
+    </w:p>
+    <w:p>
+      <w:pPr>
+        <w:rPr>
+          <w:b/>
+          <w:bCs/>
+        </w:rPr>
+      </w:pPr>
+    </w:p>
+    <w:p>
+      <w:pPr>
+        <w:rPr>
+          <w:b/>
+          <w:bCs/>
+        </w:rPr>
+      </w:pPr>
+    </w:p>
+    <w:p>
+      <w:pPr>
+        <w:rPr>
+          <w:b/>
+          <w:bCs/>
+        </w:rPr>
+      </w:pPr>
+    </w:p>
+    <w:p>
+      <w:pPr>
+        <w:rPr>
+          <w:u w:val="single"/>
+        </w:rPr>
+      </w:pPr>
+      <w:r>
+        <w:rPr>
+          <w:u w:val="single"/>
+        </w:rPr>
+        <w:t>Main Page</w:t>
+      </w:r>
+    </w:p>
+    <w:p>
+      <w:pPr>
+        <w:rPr>
+          <w:b/>
+          <w:bCs/>
+        </w:rPr>
+      </w:pPr>
+      <w:r>
+        <w:rPr>
+          <w:b/>
+          <w:bCs/>
+          <w:noProof/>
+        </w:rPr>
+        <w:drawing>
+          <wp:anchor distT="0" distB="0" distL="114300" distR="114300" simplePos="0" relativeHeight="251668480" behindDoc="0" locked="0" layoutInCell="1" allowOverlap="1" wp14:anchorId="2DD30C31" wp14:editId="282D5849">
+            <wp:simplePos x="0" y="0"/>
+            <wp:positionH relativeFrom="margin">
+              <wp:align>left</wp:align>
+            </wp:positionH>
+            <wp:positionV relativeFrom="paragraph">
+              <wp:posOffset>5080</wp:posOffset>
+            </wp:positionV>
+            <wp:extent cx="4740910" cy="3192472"/>
+            <wp:effectExtent l="0" t="0" r="2540" b="8255"/>
+            <wp:wrapNone/>
+            <wp:docPr id="1717505454" name="Picture 4"/>
+            <wp:cNvGraphicFramePr>
+              <a:graphicFrameLocks xmlns:a="http://schemas.openxmlformats.org/drawingml/2006/main" noChangeAspect="1"/>
+            </wp:cNvGraphicFramePr>
+            <a:graphic xmlns:a="http://schemas.openxmlformats.org/drawingml/2006/main">
+              <a:graphicData uri="http://schemas.openxmlformats.org/drawingml/2006/picture">
+                <pic:pic xmlns:pic="http://schemas.openxmlformats.org/drawingml/2006/picture">
+                  <pic:nvPicPr>
+                    <pic:cNvPr id="1717505454" name="Picture 1717505454"/>
+                    <pic:cNvPicPr/>
+                  </pic:nvPicPr>
+                  <pic:blipFill>
+                    <a:blip r:embed="rId16" cstate="print">
+                      <a:extLst>
+                        <a:ext uri="{28A0092B-C50C-407E-A947-70E740481C1C}">
+                          <a14:useLocalDpi xmlns:a14="http://schemas.microsoft.com/office/drawing/2010/main" val="0"/>
+                        </a:ext>
+                      </a:extLst>
+                    </a:blip>
+                    <a:stretch>
+                      <a:fillRect/>
+                    </a:stretch>
+                  </pic:blipFill>
+                  <pic:spPr>
+                    <a:xfrm>
+                      <a:off x="0" y="0"/>
+                      <a:ext cx="4740910" cy="3192472"/>
+                    </a:xfrm>
+                    <a:prstGeom prst="rect">
+                      <a:avLst/>
+                    </a:prstGeom>
+                  </pic:spPr>
+                </pic:pic>
+              </a:graphicData>
+            </a:graphic>
+            <wp14:sizeRelH relativeFrom="margin">
+              <wp14:pctWidth>0</wp14:pctWidth>
+            </wp14:sizeRelH>
+            <wp14:sizeRelV relativeFrom="margin">
+              <wp14:pctHeight>0</wp14:pctHeight>
+            </wp14:sizeRelV>
+          </wp:anchor>
+        </w:drawing>
+      </w:r>
+    </w:p>
+    <w:p>
+      <w:pPr>
+        <w:rPr>
+          <w:b/>
+          <w:bCs/>
+        </w:rPr>
+      </w:pPr>
+    </w:p>
+    <w:p>
+      <w:pPr>
+        <w:rPr>
+          <w:b/>
+          <w:bCs/>
+        </w:rPr>
+      </w:pPr>
+    </w:p>
+    <w:p>
+      <w:pPr>
+        <w:rPr>
+          <w:b/>
+          <w:bCs/>
+        </w:rPr>
+      </w:pPr>
+    </w:p>
+    <w:p>
+      <w:pPr>
+        <w:rPr>
+          <w:b/>
+          <w:bCs/>
+        </w:rPr>
+      </w:pPr>
+    </w:p>
+    <w:p>
+      <w:pPr>
+        <w:rPr>
+          <w:b/>
+          <w:bCs/>
+        </w:rPr>
+      </w:pPr>
+    </w:p>
+    <w:p>
+      <w:pPr>
+        <w:rPr>
+          <w:b/>
+          <w:bCs/>
+        </w:rPr>
+      </w:pPr>
+    </w:p>
+    <w:p>
+      <w:pPr>
+        <w:rPr>
+          <w:b/>
+          <w:bCs/>
+        </w:rPr>
+      </w:pPr>
+    </w:p>
+    <w:p>
+      <w:pPr>
+        <w:rPr>
+          <w:b/>
+          <w:bCs/>
+        </w:rPr>
+      </w:pPr>
+    </w:p>
+    <w:p>
+      <w:pPr>
+        <w:rPr>
+          <w:b/>
+          <w:bCs/>
+        </w:rPr>
+      </w:pPr>
+    </w:p>
+    <w:p>
+      <w:pPr>
+        <w:rPr>
+          <w:b/>
+          <w:bCs/>
+        </w:rPr>
+      </w:pPr>
+    </w:p>
+    <w:p>
+      <w:pPr>
+        <w:rPr>
+          <w:b/>
+          <w:bCs/>
+        </w:rPr>
+      </w:pPr>
+    </w:p>
+    <w:p>
+      <w:pPr>
+        <w:rPr>
+          <w:b/>
+          <w:bCs/>
+        </w:rPr>
+      </w:pPr>
+    </w:p>
+    <w:p>
+      <w:pPr>
+        <w:rPr>
+          <w:b/>
+          <w:bCs/>
+        </w:rPr>
+      </w:pPr>
+    </w:p>
+    <w:p>
+      <w:pPr>
+        <w:rPr>
+          <w:b/>
+          <w:bCs/>
+        </w:rPr>
+      </w:pPr>
+    </w:p>
+    <w:p>
+      <w:pPr>
+        <w:rPr>
+          <w:b/>
+          <w:bCs/>
+        </w:rPr>
+      </w:pPr>
+    </w:p>
+    <w:p>
+      <w:pPr>
+        <w:rPr>
+          <w:b/>
+          <w:bCs/>
+        </w:rPr>
+      </w:pPr>
+    </w:p>
+    <w:p>
+      <w:pPr>
+        <w:rPr>
+          <w:b/>
+          <w:bCs/>
+        </w:rPr>
+      </w:pPr>
+    </w:p>
+    <w:p>
+      <w:pPr>
+        <w:rPr>
+          <w:b/>
+          <w:bCs/>
+        </w:rPr>
+      </w:pPr>
+    </w:p>
+    <w:p>
+      <w:pPr>
+        <w:rPr>
+          <w:b/>
+          <w:bCs/>
+        </w:rPr>
+      </w:pPr>
+    </w:p>
+    <w:p>
+      <w:pPr>
+        <w:rPr>
+          <w:u w:val="single"/>
+        </w:rPr>
+      </w:pPr>
+      <w:r>
+        <w:rPr>
+          <w:u w:val="single"/>
+        </w:rPr>
+        <w:lastRenderedPageBreak/>
+        <w:t>Ticket Booking</w:t>
+      </w:r>
+    </w:p>
+    <w:p>
+      <w:pPr>
+        <w:rPr>
+          <w:b/>
+          <w:bCs/>
+        </w:rPr>
+      </w:pPr>
+      <w:r>
+        <w:rPr>
+          <w:b/>
+          <w:bCs/>
+          <w:noProof/>
+        </w:rPr>
+        <w:drawing>
+          <wp:anchor distT="0" distB="0" distL="114300" distR="114300" simplePos="0" relativeHeight="251670528" behindDoc="0" locked="0" layoutInCell="1" allowOverlap="1" wp14:anchorId="08D45AA6" wp14:editId="4A6BE497">
+            <wp:simplePos x="0" y="0"/>
+            <wp:positionH relativeFrom="margin">
+              <wp:align>left</wp:align>
+            </wp:positionH>
+            <wp:positionV relativeFrom="paragraph">
+              <wp:posOffset>13970</wp:posOffset>
+            </wp:positionV>
+            <wp:extent cx="4762500" cy="3205955"/>
+            <wp:effectExtent l="0" t="0" r="0" b="0"/>
+            <wp:wrapNone/>
+            <wp:docPr id="64851655" name="Picture 6"/>
+            <wp:cNvGraphicFramePr>
+              <a:graphicFrameLocks xmlns:a="http://schemas.openxmlformats.org/drawingml/2006/main" noChangeAspect="1"/>
+            </wp:cNvGraphicFramePr>
+            <a:graphic xmlns:a="http://schemas.openxmlformats.org/drawingml/2006/main">
+              <a:graphicData uri="http://schemas.openxmlformats.org/drawingml/2006/picture">
+                <pic:pic xmlns:pic="http://schemas.openxmlformats.org/drawingml/2006/picture">
+                  <pic:nvPicPr>
+                    <pic:cNvPr id="64851655" name="Picture 64851655"/>
+                    <pic:cNvPicPr/>
+                  </pic:nvPicPr>
+                  <pic:blipFill>
+                    <a:blip r:embed="rId17" cstate="print">
+                      <a:extLst>
+                        <a:ext uri="{28A0092B-C50C-407E-A947-70E740481C1C}">
+                          <a14:useLocalDpi xmlns:a14="http://schemas.microsoft.com/office/drawing/2010/main" val="0"/>
+                        </a:ext>
+                      </a:extLst>
+                    </a:blip>
+                    <a:stretch>
+                      <a:fillRect/>
+                    </a:stretch>
+                  </pic:blipFill>
+                  <pic:spPr>
+                    <a:xfrm>
+                      <a:off x="0" y="0"/>
+                      <a:ext cx="4762500" cy="3205955"/>
+                    </a:xfrm>
+                    <a:prstGeom prst="rect">
+                      <a:avLst/>
+                    </a:prstGeom>
+                  </pic:spPr>
+                </pic:pic>
+              </a:graphicData>
+            </a:graphic>
+            <wp14:sizeRelH relativeFrom="margin">
+              <wp14:pctWidth>0</wp14:pctWidth>
+            </wp14:sizeRelH>
+            <wp14:sizeRelV relativeFrom="margin">
+              <wp14:pctHeight>0</wp14:pctHeight>
+            </wp14:sizeRelV>
+          </wp:anchor>
+        </w:drawing>
+      </w:r>
+    </w:p>
+    <w:p>
+      <w:pPr>
+        <w:rPr>
+          <w:b/>
+          <w:bCs/>
+        </w:rPr>
+      </w:pPr>
+    </w:p>
+    <w:p>
+      <w:pPr>
+        <w:rPr>
+          <w:b/>
+          <w:bCs/>
+        </w:rPr>
+      </w:pPr>
+    </w:p>
+    <w:p>
+      <w:pPr>
+        <w:rPr>
+          <w:b/>
+          <w:bCs/>
+        </w:rPr>
+      </w:pPr>
+    </w:p>
+    <w:p>
+      <w:pPr>
+        <w:rPr>
+          <w:b/>
+          <w:bCs/>
+        </w:rPr>
+      </w:pPr>
+    </w:p>
+    <w:p>
+      <w:pPr>
+        <w:rPr>
+          <w:b/>
+          <w:bCs/>
+        </w:rPr>
+      </w:pPr>
+    </w:p>
+    <w:p>
+      <w:pPr>
+        <w:rPr>
+          <w:b/>
+          <w:bCs/>
+        </w:rPr>
+      </w:pPr>
+    </w:p>
+    <w:p>
+      <w:pPr>
+        <w:rPr>
+          <w:b/>
+          <w:bCs/>
+        </w:rPr>
+      </w:pPr>
+    </w:p>
+    <w:p>
+      <w:pPr>
+        <w:rPr>
+          <w:b/>
+          <w:bCs/>
+        </w:rPr>
+      </w:pPr>
+    </w:p>
+    <w:p>
+      <w:pPr>
+        <w:rPr>
+          <w:b/>
+          <w:bCs/>
+        </w:rPr>
+      </w:pPr>
+    </w:p>
+    <w:p>
+      <w:pPr>
+        <w:rPr>
+          <w:b/>
+          <w:bCs/>
+        </w:rPr>
+      </w:pPr>
+    </w:p>
+    <w:p>
+      <w:pPr>
+        <w:rPr>
+          <w:b/>
+          <w:bCs/>
+        </w:rPr>
+      </w:pPr>
+    </w:p>
+    <w:p>
+      <w:pPr>
+        <w:rPr>
+          <w:b/>
+          <w:bCs/>
+        </w:rPr>
+      </w:pPr>
+    </w:p>
+    <w:p>
+      <w:pPr>
+        <w:rPr>
+          <w:b/>
+          <w:bCs/>
+        </w:rPr>
+      </w:pPr>
+    </w:p>
+    <w:p>
+      <w:pPr>
+        <w:rPr>
+          <w:u w:val="single"/>
+        </w:rPr>
+      </w:pPr>
+      <w:r>
+        <w:rPr>
+          <w:u w:val="single"/>
+        </w:rPr>
+        <w:t>Sign up</w:t>
+      </w:r>
+    </w:p>
+    <w:p>
+      <w:pPr>
+        <w:rPr>
+          <w:b/>
+          <w:bCs/>
+        </w:rPr>
+      </w:pPr>
+      <w:r>
+        <w:rPr>
+          <w:b/>
+          <w:bCs/>
+          <w:noProof/>
+        </w:rPr>
+        <w:drawing>
+          <wp:anchor distT="0" distB="0" distL="114300" distR="114300" simplePos="0" relativeHeight="251669504" behindDoc="0" locked="0" layoutInCell="1" allowOverlap="1" wp14:anchorId="1CB4EF1F" wp14:editId="22D116FE">
+            <wp:simplePos x="0" y="0"/>
+            <wp:positionH relativeFrom="margin">
+              <wp:align>left</wp:align>
+            </wp:positionH>
+            <wp:positionV relativeFrom="paragraph">
+              <wp:posOffset>5081</wp:posOffset>
+            </wp:positionV>
+            <wp:extent cx="4758163" cy="3200400"/>
+            <wp:effectExtent l="0" t="0" r="4445" b="0"/>
+            <wp:wrapNone/>
+            <wp:docPr id="918121343" name="Picture 5"/>
+            <wp:cNvGraphicFramePr>
+              <a:graphicFrameLocks xmlns:a="http://schemas.openxmlformats.org/drawingml/2006/main" noChangeAspect="1"/>
+            </wp:cNvGraphicFramePr>
+            <a:graphic xmlns:a="http://schemas.openxmlformats.org/drawingml/2006/main">
+              <a:graphicData uri="http://schemas.openxmlformats.org/drawingml/2006/picture">
+                <pic:pic xmlns:pic="http://schemas.openxmlformats.org/drawingml/2006/picture">
+                  <pic:nvPicPr>
+                    <pic:cNvPr id="918121343" name="Picture 918121343"/>
+                    <pic:cNvPicPr/>
+                  </pic:nvPicPr>
+                  <pic:blipFill>
+                    <a:blip r:embed="rId18" cstate="print">
+                      <a:extLst>
+                        <a:ext uri="{28A0092B-C50C-407E-A947-70E740481C1C}">
+                          <a14:useLocalDpi xmlns:a14="http://schemas.microsoft.com/office/drawing/2010/main" val="0"/>
+                        </a:ext>
+                      </a:extLst>
+                    </a:blip>
+                    <a:stretch>
+                      <a:fillRect/>
+                    </a:stretch>
+                  </pic:blipFill>
+                  <pic:spPr>
+                    <a:xfrm>
+                      <a:off x="0" y="0"/>
+                      <a:ext cx="4758163" cy="3200400"/>
+                    </a:xfrm>
+                    <a:prstGeom prst="rect">
+                      <a:avLst/>
+                    </a:prstGeom>
+                  </pic:spPr>
+                </pic:pic>
+              </a:graphicData>
+            </a:graphic>
+            <wp14:sizeRelH relativeFrom="margin">
+              <wp14:pctWidth>0</wp14:pctWidth>
+            </wp14:sizeRelH>
+            <wp14:sizeRelV relativeFrom="margin">
+              <wp14:pctHeight>0</wp14:pctHeight>
+            </wp14:sizeRelV>
+          </wp:anchor>
+        </w:drawing>
+      </w:r>
+    </w:p>
+    <w:p>
+      <w:pPr>
+        <w:rPr>
+          <w:b/>
+          <w:bCs/>
+        </w:rPr>
+      </w:pPr>
+    </w:p>
+    <w:p>
+      <w:pPr>
+        <w:rPr>
+          <w:b/>
+          <w:bCs/>
+        </w:rPr>
+      </w:pPr>
+    </w:p>
+    <w:p>
+      <w:pPr>
+        <w:rPr>
+          <w:b/>
+          <w:bCs/>
+        </w:rPr>
+      </w:pPr>
+    </w:p>
+    <w:p>
+      <w:pPr>
+        <w:rPr>
+          <w:b/>
+          <w:bCs/>
+        </w:rPr>
+      </w:pPr>
+    </w:p>
+    <w:p>
+      <w:pPr>
+        <w:rPr>
+          <w:b/>
+          <w:bCs/>
+        </w:rPr>
+      </w:pPr>
+    </w:p>
+    <w:p>
+      <w:pPr>
+        <w:rPr>
+          <w:b/>
+          <w:bCs/>
+        </w:rPr>
+      </w:pPr>
+    </w:p>
+    <w:p>
+      <w:pPr>
+        <w:rPr>
+          <w:b/>
+          <w:bCs/>
+        </w:rPr>
+      </w:pPr>
+    </w:p>
+    <w:p>
+      <w:pPr>
+        <w:rPr>
+          <w:b/>
+          <w:bCs/>
+        </w:rPr>
+      </w:pPr>
+    </w:p>
+    <w:p>
+      <w:pPr>
+        <w:rPr>
+          <w:b/>
+          <w:bCs/>
+        </w:rPr>
+      </w:pPr>
+    </w:p>
+    <w:p>
+      <w:pPr>
+        <w:rPr>
+          <w:b/>
+          <w:bCs/>
+        </w:rPr>
+      </w:pPr>
+    </w:p>
+    <w:p>
+      <w:pPr>
+        <w:rPr>
+          <w:b/>
+          <w:bCs/>
+        </w:rPr>
+      </w:pPr>
+    </w:p>
+    <w:p>
+      <w:pPr>
+        <w:rPr>
+          <w:b/>
+          <w:bCs/>
+        </w:rPr>
+      </w:pPr>
+    </w:p>
+    <w:p>
+      <w:pPr>
+        <w:rPr>
+          <w:b/>
+          <w:bCs/>
+        </w:rPr>
+      </w:pPr>
+    </w:p>
+    <w:p>
+      <w:pPr>
+        <w:rPr>
+          <w:b/>
+          <w:bCs/>
+        </w:rPr>
+      </w:pPr>
+    </w:p>
+    <w:p>
+      <w:pPr>
+        <w:rPr>
+          <w:b/>
+          <w:bCs/>
+        </w:rPr>
+      </w:pPr>
+    </w:p>
+    <w:p>
+      <w:pPr>
+        <w:rPr>
+          <w:b/>
+          <w:bCs/>
+        </w:rPr>
+      </w:pPr>
+    </w:p>
+    <w:p>
+      <w:pPr>
+        <w:rPr>
+          <w:b/>
+          <w:bCs/>
+        </w:rPr>
+      </w:pPr>
+    </w:p>
+    <w:p>
+      <w:pPr>
+        <w:rPr>
+          <w:b/>
+          <w:bCs/>
+        </w:rPr>
+      </w:pPr>
+    </w:p>
+    <w:p>
+      <w:pPr>
+        <w:rPr>
+          <w:b/>
+          <w:bCs/>
+        </w:rPr>
+      </w:pPr>
+    </w:p>
+    <w:p>
+      <w:pPr>
+        <w:rPr>
+          <w:u w:val="single"/>
+        </w:rPr>
+      </w:pPr>
+      <w:r>
+        <w:rPr>
+          <w:u w:val="single"/>
+        </w:rPr>
+        <w:lastRenderedPageBreak/>
+        <w:t>Ticket Interface</w:t>
+      </w:r>
+    </w:p>
+    <w:p>
+      <w:pPr>
+        <w:rPr>
+          <w:b/>
+          <w:bCs/>
+        </w:rPr>
+      </w:pPr>
+      <w:r>
+        <w:rPr>
+          <w:b/>
+          <w:bCs/>
+          <w:noProof/>
+        </w:rPr>
+        <w:drawing>
+          <wp:anchor distT="0" distB="0" distL="114300" distR="114300" simplePos="0" relativeHeight="251671552" behindDoc="0" locked="0" layoutInCell="1" allowOverlap="1" wp14:anchorId="29C3EEA0" wp14:editId="6439A107">
+            <wp:simplePos x="0" y="0"/>
+            <wp:positionH relativeFrom="margin">
+              <wp:align>left</wp:align>
+            </wp:positionH>
+            <wp:positionV relativeFrom="paragraph">
+              <wp:posOffset>10160</wp:posOffset>
+            </wp:positionV>
+            <wp:extent cx="4733925" cy="3190240"/>
+            <wp:effectExtent l="0" t="0" r="9525" b="0"/>
+            <wp:wrapNone/>
+            <wp:docPr id="1841252888" name="Picture 7"/>
+            <wp:cNvGraphicFramePr>
+              <a:graphicFrameLocks xmlns:a="http://schemas.openxmlformats.org/drawingml/2006/main" noChangeAspect="1"/>
+            </wp:cNvGraphicFramePr>
+            <a:graphic xmlns:a="http://schemas.openxmlformats.org/drawingml/2006/main">
+              <a:graphicData uri="http://schemas.openxmlformats.org/drawingml/2006/picture">
+                <pic:pic xmlns:pic="http://schemas.openxmlformats.org/drawingml/2006/picture">
+                  <pic:nvPicPr>
+                    <pic:cNvPr id="1841252888" name="Picture 1841252888"/>
+                    <pic:cNvPicPr/>
+                  </pic:nvPicPr>
+                  <pic:blipFill>
+                    <a:blip r:embed="rId19" cstate="print">
+                      <a:extLst>
+                        <a:ext uri="{28A0092B-C50C-407E-A947-70E740481C1C}">
+                          <a14:useLocalDpi xmlns:a14="http://schemas.microsoft.com/office/drawing/2010/main" val="0"/>
+                        </a:ext>
+                      </a:extLst>
+                    </a:blip>
+                    <a:stretch>
+                      <a:fillRect/>
+                    </a:stretch>
+                  </pic:blipFill>
+                  <pic:spPr>
+                    <a:xfrm>
+                      <a:off x="0" y="0"/>
+                      <a:ext cx="4733925" cy="3190240"/>
+                    </a:xfrm>
+                    <a:prstGeom prst="rect">
+                      <a:avLst/>
+                    </a:prstGeom>
+                  </pic:spPr>
+                </pic:pic>
+              </a:graphicData>
+            </a:graphic>
+            <wp14:sizeRelH relativeFrom="margin">
+              <wp14:pctWidth>0</wp14:pctWidth>
+            </wp14:sizeRelH>
+            <wp14:sizeRelV relativeFrom="margin">
+              <wp14:pctHeight>0</wp14:pctHeight>
+            </wp14:sizeRelV>
+          </wp:anchor>
+        </w:drawing>
+      </w:r>
+    </w:p>
+    <w:p>
+      <w:pPr>
+        <w:rPr>
+          <w:b/>
+          <w:bCs/>
+        </w:rPr>
+      </w:pPr>
+    </w:p>
+    <w:p>
+      <w:pPr>
+        <w:rPr>
+          <w:b/>
+          <w:bCs/>
+        </w:rPr>
+      </w:pPr>
+    </w:p>
+    <w:p>
+      <w:pPr>
+        <w:rPr>
+          <w:b/>
+          <w:bCs/>
+        </w:rPr>
+      </w:pPr>
+    </w:p>
+    <w:p>
+      <w:pPr>
+        <w:rPr>
+          <w:b/>
+          <w:bCs/>
+        </w:rPr>
+      </w:pPr>
+    </w:p>
+    <w:p>
+      <w:pPr>
+        <w:rPr>
+          <w:b/>
+          <w:bCs/>
+        </w:rPr>
+      </w:pPr>
+    </w:p>
+    <w:p>
+      <w:pPr>
+        <w:rPr>
+          <w:b/>
+          <w:bCs/>
+        </w:rPr>
+      </w:pPr>
+    </w:p>
+    <w:p>
+      <w:pPr>
+        <w:rPr>
+          <w:b/>
+          <w:bCs/>
+        </w:rPr>
+      </w:pPr>
+    </w:p>
+    <w:p>
+      <w:pPr>
+        <w:rPr>
+          <w:b/>
+          <w:bCs/>
+        </w:rPr>
+      </w:pPr>
+    </w:p>
+    <w:p>
+      <w:pPr>
+        <w:rPr>
+          <w:b/>
+          <w:bCs/>
+        </w:rPr>
+      </w:pPr>
+    </w:p>
+    <w:p>
+      <w:pPr>
+        <w:rPr>
+          <w:b/>
+          <w:bCs/>
+        </w:rPr>
+      </w:pPr>
+    </w:p>
+    <w:p>
+      <w:pPr>
+        <w:rPr>
+          <w:b/>
+          <w:bCs/>
+        </w:rPr>
+      </w:pPr>
+    </w:p>
+    <w:p>
+      <w:pPr>
+        <w:rPr>
+          <w:b/>
+          <w:bCs/>
+        </w:rPr>
+      </w:pPr>
+    </w:p>
+    <w:p>
+      <w:pPr>
+        <w:rPr>
+          <w:b/>
+          <w:bCs/>
+        </w:rPr>
+      </w:pPr>
+    </w:p>
+    <w:p>
+      <w:pPr>
+        <w:rPr>
+          <w:b/>
+          <w:bCs/>
+        </w:rPr>
+      </w:pPr>
+      <w:r>
+        <w:rPr>
+          <w:b/>
+          <w:bCs/>
+        </w:rPr>
+        <w:t>Activity Diagrams</w:t>
+      </w:r>
+    </w:p>
+    <w:p>
+      <w:pPr>
+        <w:rPr>
+          <w:b/>
+          <w:bCs/>
+        </w:rPr>
+      </w:pPr>
+      <w:r>
+        <w:rPr>
+          <w:u w:val="single"/>
+        </w:rPr>
+        <w:t>Create a Ticket (Post</w:t>
+      </w:r>
+      <w:r>
+        <w:rPr>
+          <w:u w:val="single"/>
+        </w:rPr>
+        <w:t>)</w:t>
+      </w:r>
+      <w:r>
+        <w:rPr>
+          <w:b/>
+          <w:bCs/>
+        </w:rPr>
+        <w:tab/>
+      </w:r>
+      <w:r>
+        <w:rPr>
+          <w:b/>
+          <w:bCs/>
+        </w:rPr>
+        <w:tab/>
+      </w:r>
+      <w:r>
+        <w:rPr>
+          <w:b/>
+          <w:bCs/>
+        </w:rPr>
+        <w:tab/>
+      </w:r>
+      <w:r>
+        <w:rPr>
+          <w:b/>
+          <w:bCs/>
+        </w:rPr>
+        <w:tab/>
+        <w:t xml:space="preserve">     </w:t>
+      </w:r>
+      <w:r>
+        <w:rPr>
+          <w:b/>
+          <w:bCs/>
+        </w:rPr>
+        <w:tab/>
+        <w:t xml:space="preserve">     </w:t>
+      </w:r>
+      <w:r>
+        <w:rPr>
+          <w:u w:val="single"/>
+        </w:rPr>
+        <w:t>Comment on a Ticket</w:t>
+      </w:r>
+    </w:p>
+    <w:p>
+      <w:pPr>
+        <w:rPr>
+          <w:b/>
+          <w:bCs/>
+        </w:rPr>
+      </w:pPr>
+      <w:r>
+        <w:rPr>
+          <w:b/>
+          <w:bCs/>
+          <w:noProof/>
+          <w:sz w:val="24"/>
+          <w:szCs w:val="24"/>
+        </w:rPr>
+        <w:drawing>
+          <wp:anchor distT="0" distB="0" distL="114300" distR="114300" simplePos="0" relativeHeight="251661312" behindDoc="0" locked="0" layoutInCell="1" allowOverlap="1" wp14:anchorId="55B16E9E" wp14:editId="26224BF7">
+            <wp:simplePos x="0" y="0"/>
+            <wp:positionH relativeFrom="margin">
+              <wp:posOffset>3338423</wp:posOffset>
+            </wp:positionH>
+            <wp:positionV relativeFrom="paragraph">
+              <wp:posOffset>7237</wp:posOffset>
+            </wp:positionV>
+            <wp:extent cx="1719364" cy="4623758"/>
+            <wp:effectExtent l="0" t="0" r="0" b="5715"/>
+            <wp:wrapNone/>
+            <wp:docPr id="591352976" name="Picture 12"/>
+            <wp:cNvGraphicFramePr>
+              <a:graphicFrameLocks xmlns:a="http://schemas.openxmlformats.org/drawingml/2006/main" noChangeAspect="1"/>
+            </wp:cNvGraphicFramePr>
+            <a:graphic xmlns:a="http://schemas.openxmlformats.org/drawingml/2006/main">
+              <a:graphicData uri="http://schemas.openxmlformats.org/drawingml/2006/picture">
+                <pic:pic xmlns:pic="http://schemas.openxmlformats.org/drawingml/2006/picture">
+                  <pic:nvPicPr>
+                    <pic:cNvPr id="591352976" name="Picture 591352976"/>
+                    <pic:cNvPicPr/>
+                  </pic:nvPicPr>
+                  <pic:blipFill>
+                    <a:blip r:embed="rId20">
+                      <a:extLst>
+                        <a:ext uri="{28A0092B-C50C-407E-A947-70E740481C1C}">
+                          <a14:useLocalDpi xmlns:a14="http://schemas.microsoft.com/office/drawing/2010/main" val="0"/>
+                        </a:ext>
+                      </a:extLst>
+                    </a:blip>
+                    <a:stretch>
+                      <a:fillRect/>
+                    </a:stretch>
+                  </pic:blipFill>
+                  <pic:spPr>
+                    <a:xfrm>
+                      <a:off x="0" y="0"/>
+                      <a:ext cx="1731732" cy="4657018"/>
+                    </a:xfrm>
+                    <a:prstGeom prst="rect">
+                      <a:avLst/>
+                    </a:prstGeom>
+                  </pic:spPr>
+                </pic:pic>
+              </a:graphicData>
+            </a:graphic>
+            <wp14:sizeRelH relativeFrom="page">
+              <wp14:pctWidth>0</wp14:pctWidth>
+            </wp14:sizeRelH>
+            <wp14:sizeRelV relativeFrom="page">
+              <wp14:pctHeight>0</wp14:pctHeight>
+            </wp14:sizeRelV>
+          </wp:anchor>
+        </w:drawing>
+      </w:r>
+      <w:r>
+        <w:rPr>
+          <w:b/>
+          <w:bCs/>
+          <w:noProof/>
+        </w:rPr>
+        <w:drawing>
+          <wp:anchor distT="0" distB="0" distL="114300" distR="114300" simplePos="0" relativeHeight="251659264" behindDoc="1" locked="0" layoutInCell="1" allowOverlap="1" wp14:anchorId="20D15F28" wp14:editId="01AD9467">
+            <wp:simplePos x="0" y="0"/>
+            <wp:positionH relativeFrom="margin">
+              <wp:align>left</wp:align>
+            </wp:positionH>
+            <wp:positionV relativeFrom="paragraph">
+              <wp:posOffset>7021</wp:posOffset>
+            </wp:positionV>
+            <wp:extent cx="2630641" cy="4593470"/>
             <wp:effectExtent l="0" t="0" r="0" b="0"/>
             <wp:wrapNone/>
             <wp:docPr id="1579321071" name="Picture 3"/>
@@ -2590,7 +6131,7 @@
                     </pic:cNvPicPr>
                   </pic:nvPicPr>
                   <pic:blipFill>
-                    <a:blip r:embed="rId10">
+                    <a:blip r:embed="rId21" cstate="print">
                       <a:extLst>
                         <a:ext uri="{28A0092B-C50C-407E-A947-70E740481C1C}">
                           <a14:useLocalDpi xmlns:a14="http://schemas.microsoft.com/office/drawing/2010/main" val="0"/>
@@ -2605,7 +6146,7 @@
                   <pic:spPr bwMode="auto">
                     <a:xfrm>
                       <a:off x="0" y="0"/>
-                      <a:ext cx="2961640" cy="5171440"/>
+                      <a:ext cx="2630641" cy="4593470"/>
                     </a:xfrm>
                     <a:prstGeom prst="rect">
                       <a:avLst/>
@@ -2750,267 +6291,58 @@
         <w:rPr>
           <w:b/>
           <w:bCs/>
-        </w:rPr>
-      </w:pPr>
-    </w:p>
-    <w:p>
-      <w:pPr>
-        <w:rPr>
-          <w:b/>
-          <w:bCs/>
-        </w:rPr>
-      </w:pPr>
-    </w:p>
-    <w:p>
-      <w:pPr>
-        <w:rPr>
-          <w:b/>
-          <w:bCs/>
-        </w:rPr>
-      </w:pPr>
-    </w:p>
-    <w:p>
-      <w:pPr>
-        <w:rPr>
-          <w:b/>
-          <w:bCs/>
-        </w:rPr>
-      </w:pPr>
-    </w:p>
-    <w:p>
-      <w:pPr>
-        <w:rPr>
-          <w:b/>
-          <w:bCs/>
-        </w:rPr>
-      </w:pPr>
-    </w:p>
-    <w:p>
-      <w:pPr>
-        <w:rPr>
-          <w:b/>
-          <w:bCs/>
-        </w:rPr>
-      </w:pPr>
-    </w:p>
-    <w:p>
-      <w:pPr>
-        <w:rPr>
-          <w:b/>
-          <w:bCs/>
-        </w:rPr>
-      </w:pPr>
-    </w:p>
-    <w:p>
-      <w:pPr>
-        <w:rPr>
-          <w:b/>
-          <w:bCs/>
-        </w:rPr>
-      </w:pPr>
-    </w:p>
-    <w:p>
-      <w:pPr>
-        <w:rPr>
-          <w:b/>
-          <w:bCs/>
-        </w:rPr>
-      </w:pPr>
-    </w:p>
-    <w:p>
-      <w:pPr>
-        <w:rPr>
-          <w:b/>
-          <w:bCs/>
-        </w:rPr>
-      </w:pPr>
-    </w:p>
-    <w:p>
-      <w:pPr>
-        <w:rPr>
-          <w:b/>
-          <w:bCs/>
-        </w:rPr>
-      </w:pPr>
-    </w:p>
-    <w:p>
-      <w:pPr>
-        <w:rPr>
-          <w:b/>
-          <w:bCs/>
-        </w:rPr>
-      </w:pPr>
-    </w:p>
-    <w:p>
-      <w:pPr>
-        <w:rPr>
-          <w:b/>
-          <w:bCs/>
-        </w:rPr>
-      </w:pPr>
-    </w:p>
-    <w:p>
-      <w:pPr>
-        <w:rPr>
-          <w:b/>
-          <w:bCs/>
-        </w:rPr>
-      </w:pPr>
-    </w:p>
-    <w:p>
-      <w:pPr>
-        <w:rPr>
-          <w:b/>
-          <w:bCs/>
-        </w:rPr>
-      </w:pPr>
-    </w:p>
-    <w:p>
-      <w:pPr>
-        <w:rPr>
-          <w:b/>
-          <w:bCs/>
-        </w:rPr>
-      </w:pPr>
-    </w:p>
-    <w:p>
-      <w:pPr>
-        <w:rPr>
-          <w:b/>
-          <w:bCs/>
-        </w:rPr>
-      </w:pPr>
-    </w:p>
-    <w:p>
-      <w:pPr>
-        <w:rPr>
-          <w:b/>
-          <w:bCs/>
-        </w:rPr>
-      </w:pPr>
-    </w:p>
-    <w:p>
-      <w:pPr>
-        <w:rPr>
-          <w:b/>
-          <w:bCs/>
-        </w:rPr>
-      </w:pPr>
-      <w:r>
-        <w:rPr>
-          <w:b/>
-          <w:bCs/>
-        </w:rPr>
-        <w:lastRenderedPageBreak/>
-        <w:t>Other artefacts may be included such as sequence diagrams, ERD diagram,</w:t>
-      </w:r>
-    </w:p>
-    <w:p>
-      <w:pPr>
-        <w:rPr>
-          <w:b/>
-          <w:bCs/>
-        </w:rPr>
-      </w:pPr>
-      <w:r>
-        <w:rPr>
-          <w:b/>
-          <w:bCs/>
-        </w:rPr>
-        <w:t>class diagram, designs, colour schemes</w:t>
-      </w:r>
-    </w:p>
-    <w:p>
-      <w:pPr>
-        <w:rPr>
-          <w:b/>
-          <w:bCs/>
-        </w:rPr>
-      </w:pPr>
-      <w:r>
-        <w:rPr>
-          <w:b/>
-          <w:bCs/>
-        </w:rPr>
-        <w:t>!!!!ADD HERE!!!!</w:t>
-      </w:r>
-    </w:p>
-    <w:p>
-      <w:pPr>
-        <w:rPr>
-          <w:b/>
-          <w:bCs/>
-        </w:rPr>
-      </w:pPr>
-    </w:p>
-    <w:p>
-      <w:pPr>
-        <w:rPr>
-          <w:b/>
-          <w:bCs/>
           <w:sz w:val="24"/>
           <w:szCs w:val="24"/>
         </w:rPr>
       </w:pPr>
-      <w:r>
+    </w:p>
+    <w:p>
+      <w:pPr>
         <w:rPr>
           <w:b/>
           <w:bCs/>
           <w:sz w:val="24"/>
           <w:szCs w:val="24"/>
         </w:rPr>
-        <w:t>C</w:t>
-      </w:r>
-      <w:r>
+      </w:pPr>
+    </w:p>
+    <w:p>
+      <w:pPr>
         <w:rPr>
           <w:b/>
           <w:bCs/>
           <w:sz w:val="24"/>
           <w:szCs w:val="24"/>
         </w:rPr>
-        <w:t xml:space="preserve">olour </w:t>
-      </w:r>
-      <w:r>
+      </w:pPr>
+    </w:p>
+    <w:p>
+      <w:pPr>
         <w:rPr>
           <w:b/>
           <w:bCs/>
           <w:sz w:val="24"/>
           <w:szCs w:val="24"/>
         </w:rPr>
-        <w:t>S</w:t>
-      </w:r>
-      <w:r>
-        <w:rPr>
-          <w:b/>
-          <w:bCs/>
-          <w:sz w:val="24"/>
-          <w:szCs w:val="24"/>
-        </w:rPr>
-        <w:t>chemes</w:t>
-      </w:r>
-    </w:p>
-    <w:p>
-      <w:pPr>
-        <w:rPr>
-          <w:b/>
-          <w:bCs/>
-          <w:sz w:val="24"/>
-          <w:szCs w:val="24"/>
-        </w:rPr>
-      </w:pPr>
-      <w:r>
-        <w:rPr>
-          <w:b/>
-          <w:bCs/>
+      </w:pPr>
+      <w:r>
+        <w:rPr>
           <w:noProof/>
-          <w:sz w:val="24"/>
-          <w:szCs w:val="24"/>
+          <w:u w:val="single"/>
         </w:rPr>
         <w:drawing>
-          <wp:inline distT="0" distB="0" distL="0" distR="0" wp14:anchorId="0F04F839" wp14:editId="086521F5">
-            <wp:extent cx="5731510" cy="4000500"/>
-            <wp:effectExtent l="0" t="0" r="2540" b="0"/>
-            <wp:docPr id="979299948" name="Picture 4"/>
+          <wp:anchor distT="0" distB="0" distL="114300" distR="114300" simplePos="0" relativeHeight="251664384" behindDoc="0" locked="0" layoutInCell="1" allowOverlap="1" wp14:anchorId="76D01725" wp14:editId="787357BE">
+            <wp:simplePos x="0" y="0"/>
+            <wp:positionH relativeFrom="margin">
+              <wp:align>left</wp:align>
+            </wp:positionH>
+            <wp:positionV relativeFrom="paragraph">
+              <wp:posOffset>284180</wp:posOffset>
+            </wp:positionV>
+            <wp:extent cx="2294255" cy="6462395"/>
+            <wp:effectExtent l="0" t="0" r="0" b="0"/>
+            <wp:wrapNone/>
+            <wp:docPr id="1462924215" name="Picture 15"/>
             <wp:cNvGraphicFramePr>
               <a:graphicFrameLocks xmlns:a="http://schemas.openxmlformats.org/drawingml/2006/main" noChangeAspect="1"/>
             </wp:cNvGraphicFramePr>
@@ -3018,63 +6350,57 @@
               <a:graphicData uri="http://schemas.openxmlformats.org/drawingml/2006/picture">
                 <pic:pic xmlns:pic="http://schemas.openxmlformats.org/drawingml/2006/picture">
                   <pic:nvPicPr>
-                    <pic:cNvPr id="979299948" name="Picture 979299948"/>
+                    <pic:cNvPr id="1462924215" name="Picture 1462924215"/>
                     <pic:cNvPicPr/>
                   </pic:nvPicPr>
-                  <pic:blipFill rotWithShape="1">
-                    <a:blip r:embed="rId11" cstate="print">
+                  <pic:blipFill>
+                    <a:blip r:embed="rId22">
                       <a:extLst>
                         <a:ext uri="{28A0092B-C50C-407E-A947-70E740481C1C}">
                           <a14:useLocalDpi xmlns:a14="http://schemas.microsoft.com/office/drawing/2010/main" val="0"/>
                         </a:ext>
                       </a:extLst>
                     </a:blip>
-                    <a:srcRect b="6942"/>
                     <a:stretch>
                       <a:fillRect/>
                     </a:stretch>
                   </pic:blipFill>
-                  <pic:spPr bwMode="auto">
+                  <pic:spPr>
                     <a:xfrm>
                       <a:off x="0" y="0"/>
-                      <a:ext cx="5731510" cy="4000500"/>
+                      <a:ext cx="2294255" cy="6462395"/>
                     </a:xfrm>
                     <a:prstGeom prst="rect">
                       <a:avLst/>
                     </a:prstGeom>
-                    <a:ln>
-                      <a:noFill/>
-                    </a:ln>
-                    <a:extLst>
-                      <a:ext uri="{53640926-AAD7-44D8-BBD7-CCE9431645EC}">
-                        <a14:shadowObscured xmlns:a14="http://schemas.microsoft.com/office/drawing/2010/main"/>
-                      </a:ext>
-                    </a:extLst>
                   </pic:spPr>
                 </pic:pic>
               </a:graphicData>
             </a:graphic>
-          </wp:inline>
+            <wp14:sizeRelH relativeFrom="margin">
+              <wp14:pctWidth>0</wp14:pctWidth>
+            </wp14:sizeRelH>
+            <wp14:sizeRelV relativeFrom="margin">
+              <wp14:pctHeight>0</wp14:pctHeight>
+            </wp14:sizeRelV>
+          </wp:anchor>
         </w:drawing>
       </w:r>
-    </w:p>
-    <w:p>
-      <w:pPr>
+      <w:r>
+        <w:rPr>
+          <w:u w:val="single"/>
+        </w:rPr>
+        <w:t>Report content</w:t>
+      </w:r>
+      <w:r>
         <w:rPr>
           <w:b/>
           <w:bCs/>
           <w:sz w:val="24"/>
           <w:szCs w:val="24"/>
         </w:rPr>
-      </w:pPr>
-    </w:p>
-    <w:p>
-      <w:pPr>
-        <w:rPr>
-          <w:b/>
-          <w:bCs/>
-        </w:rPr>
-      </w:pPr>
+        <w:t xml:space="preserve">    </w:t>
+      </w:r>
       <w:r>
         <w:rPr>
           <w:b/>
@@ -3082,6 +6408,701 @@
           <w:sz w:val="24"/>
           <w:szCs w:val="24"/>
         </w:rPr>
+        <w:tab/>
+      </w:r>
+      <w:r>
+        <w:rPr>
+          <w:b/>
+          <w:bCs/>
+          <w:sz w:val="24"/>
+          <w:szCs w:val="24"/>
+        </w:rPr>
+        <w:tab/>
+      </w:r>
+      <w:r>
+        <w:rPr>
+          <w:b/>
+          <w:bCs/>
+          <w:sz w:val="24"/>
+          <w:szCs w:val="24"/>
+        </w:rPr>
+        <w:tab/>
+        <w:t xml:space="preserve">             </w:t>
+      </w:r>
+      <w:r>
+        <w:rPr>
+          <w:b/>
+          <w:bCs/>
+          <w:u w:val="single"/>
+        </w:rPr>
+        <w:t>Reputation system</w:t>
+      </w:r>
+    </w:p>
+    <w:p>
+      <w:pPr>
+        <w:rPr>
+          <w:b/>
+          <w:bCs/>
+          <w:sz w:val="24"/>
+          <w:szCs w:val="24"/>
+        </w:rPr>
+      </w:pPr>
+      <w:r>
+        <w:rPr>
+          <w:b/>
+          <w:bCs/>
+          <w:noProof/>
+          <w:sz w:val="24"/>
+          <w:szCs w:val="24"/>
+        </w:rPr>
+        <w:drawing>
+          <wp:anchor distT="0" distB="0" distL="114300" distR="114300" simplePos="0" relativeHeight="251663360" behindDoc="0" locked="0" layoutInCell="1" allowOverlap="1" wp14:anchorId="08385753" wp14:editId="435F9849">
+            <wp:simplePos x="0" y="0"/>
+            <wp:positionH relativeFrom="margin">
+              <wp:align>right</wp:align>
+            </wp:positionH>
+            <wp:positionV relativeFrom="paragraph">
+              <wp:posOffset>12065</wp:posOffset>
+            </wp:positionV>
+            <wp:extent cx="3045125" cy="8968952"/>
+            <wp:effectExtent l="0" t="0" r="3175" b="3810"/>
+            <wp:wrapNone/>
+            <wp:docPr id="787632611" name="Picture 14"/>
+            <wp:cNvGraphicFramePr>
+              <a:graphicFrameLocks xmlns:a="http://schemas.openxmlformats.org/drawingml/2006/main" noChangeAspect="1"/>
+            </wp:cNvGraphicFramePr>
+            <a:graphic xmlns:a="http://schemas.openxmlformats.org/drawingml/2006/main">
+              <a:graphicData uri="http://schemas.openxmlformats.org/drawingml/2006/picture">
+                <pic:pic xmlns:pic="http://schemas.openxmlformats.org/drawingml/2006/picture">
+                  <pic:nvPicPr>
+                    <pic:cNvPr id="787632611" name="Picture 787632611"/>
+                    <pic:cNvPicPr/>
+                  </pic:nvPicPr>
+                  <pic:blipFill>
+                    <a:blip r:embed="rId23">
+                      <a:extLst>
+                        <a:ext uri="{28A0092B-C50C-407E-A947-70E740481C1C}">
+                          <a14:useLocalDpi xmlns:a14="http://schemas.microsoft.com/office/drawing/2010/main" val="0"/>
+                        </a:ext>
+                      </a:extLst>
+                    </a:blip>
+                    <a:stretch>
+                      <a:fillRect/>
+                    </a:stretch>
+                  </pic:blipFill>
+                  <pic:spPr>
+                    <a:xfrm>
+                      <a:off x="0" y="0"/>
+                      <a:ext cx="3045125" cy="8968952"/>
+                    </a:xfrm>
+                    <a:prstGeom prst="rect">
+                      <a:avLst/>
+                    </a:prstGeom>
+                  </pic:spPr>
+                </pic:pic>
+              </a:graphicData>
+            </a:graphic>
+            <wp14:sizeRelH relativeFrom="margin">
+              <wp14:pctWidth>0</wp14:pctWidth>
+            </wp14:sizeRelH>
+            <wp14:sizeRelV relativeFrom="margin">
+              <wp14:pctHeight>0</wp14:pctHeight>
+            </wp14:sizeRelV>
+          </wp:anchor>
+        </w:drawing>
+      </w:r>
+    </w:p>
+    <w:p>
+      <w:pPr>
+        <w:rPr>
+          <w:b/>
+          <w:bCs/>
+          <w:sz w:val="24"/>
+          <w:szCs w:val="24"/>
+        </w:rPr>
+      </w:pPr>
+    </w:p>
+    <w:p>
+      <w:pPr>
+        <w:rPr>
+          <w:b/>
+          <w:bCs/>
+          <w:sz w:val="24"/>
+          <w:szCs w:val="24"/>
+        </w:rPr>
+      </w:pPr>
+    </w:p>
+    <w:p>
+      <w:pPr>
+        <w:rPr>
+          <w:b/>
+          <w:bCs/>
+          <w:sz w:val="24"/>
+          <w:szCs w:val="24"/>
+        </w:rPr>
+      </w:pPr>
+    </w:p>
+    <w:p>
+      <w:pPr>
+        <w:rPr>
+          <w:b/>
+          <w:bCs/>
+          <w:sz w:val="24"/>
+          <w:szCs w:val="24"/>
+        </w:rPr>
+      </w:pPr>
+    </w:p>
+    <w:p>
+      <w:pPr>
+        <w:rPr>
+          <w:b/>
+          <w:bCs/>
+          <w:sz w:val="24"/>
+          <w:szCs w:val="24"/>
+        </w:rPr>
+      </w:pPr>
+    </w:p>
+    <w:p>
+      <w:pPr>
+        <w:rPr>
+          <w:b/>
+          <w:bCs/>
+          <w:sz w:val="24"/>
+          <w:szCs w:val="24"/>
+        </w:rPr>
+      </w:pPr>
+    </w:p>
+    <w:p>
+      <w:pPr>
+        <w:rPr>
+          <w:b/>
+          <w:bCs/>
+          <w:sz w:val="24"/>
+          <w:szCs w:val="24"/>
+        </w:rPr>
+      </w:pPr>
+    </w:p>
+    <w:p>
+      <w:pPr>
+        <w:rPr>
+          <w:b/>
+          <w:bCs/>
+          <w:sz w:val="24"/>
+          <w:szCs w:val="24"/>
+        </w:rPr>
+      </w:pPr>
+    </w:p>
+    <w:p>
+      <w:pPr>
+        <w:rPr>
+          <w:b/>
+          <w:bCs/>
+          <w:sz w:val="24"/>
+          <w:szCs w:val="24"/>
+        </w:rPr>
+      </w:pPr>
+    </w:p>
+    <w:p>
+      <w:pPr>
+        <w:rPr>
+          <w:b/>
+          <w:bCs/>
+          <w:sz w:val="24"/>
+          <w:szCs w:val="24"/>
+        </w:rPr>
+      </w:pPr>
+    </w:p>
+    <w:p>
+      <w:pPr>
+        <w:rPr>
+          <w:b/>
+          <w:bCs/>
+          <w:sz w:val="24"/>
+          <w:szCs w:val="24"/>
+        </w:rPr>
+      </w:pPr>
+    </w:p>
+    <w:p>
+      <w:pPr>
+        <w:rPr>
+          <w:b/>
+          <w:bCs/>
+          <w:sz w:val="24"/>
+          <w:szCs w:val="24"/>
+        </w:rPr>
+      </w:pPr>
+    </w:p>
+    <w:p>
+      <w:pPr>
+        <w:rPr>
+          <w:b/>
+          <w:bCs/>
+          <w:sz w:val="24"/>
+          <w:szCs w:val="24"/>
+        </w:rPr>
+      </w:pPr>
+    </w:p>
+    <w:p>
+      <w:pPr>
+        <w:rPr>
+          <w:b/>
+          <w:bCs/>
+          <w:sz w:val="24"/>
+          <w:szCs w:val="24"/>
+        </w:rPr>
+      </w:pPr>
+    </w:p>
+    <w:p>
+      <w:pPr>
+        <w:rPr>
+          <w:b/>
+          <w:bCs/>
+          <w:sz w:val="24"/>
+          <w:szCs w:val="24"/>
+        </w:rPr>
+      </w:pPr>
+    </w:p>
+    <w:p>
+      <w:pPr>
+        <w:rPr>
+          <w:b/>
+          <w:bCs/>
+          <w:sz w:val="24"/>
+          <w:szCs w:val="24"/>
+        </w:rPr>
+      </w:pPr>
+    </w:p>
+    <w:p>
+      <w:pPr>
+        <w:rPr>
+          <w:b/>
+          <w:bCs/>
+          <w:sz w:val="24"/>
+          <w:szCs w:val="24"/>
+        </w:rPr>
+      </w:pPr>
+    </w:p>
+    <w:p>
+      <w:pPr>
+        <w:rPr>
+          <w:b/>
+          <w:bCs/>
+          <w:sz w:val="24"/>
+          <w:szCs w:val="24"/>
+        </w:rPr>
+      </w:pPr>
+    </w:p>
+    <w:p>
+      <w:pPr>
+        <w:rPr>
+          <w:b/>
+          <w:bCs/>
+          <w:sz w:val="24"/>
+          <w:szCs w:val="24"/>
+        </w:rPr>
+      </w:pPr>
+    </w:p>
+    <w:p>
+      <w:pPr>
+        <w:rPr>
+          <w:b/>
+          <w:bCs/>
+          <w:sz w:val="24"/>
+          <w:szCs w:val="24"/>
+        </w:rPr>
+      </w:pPr>
+    </w:p>
+    <w:p>
+      <w:pPr>
+        <w:rPr>
+          <w:b/>
+          <w:bCs/>
+          <w:sz w:val="24"/>
+          <w:szCs w:val="24"/>
+        </w:rPr>
+      </w:pPr>
+    </w:p>
+    <w:p>
+      <w:pPr>
+        <w:rPr>
+          <w:b/>
+          <w:bCs/>
+          <w:sz w:val="24"/>
+          <w:szCs w:val="24"/>
+        </w:rPr>
+      </w:pPr>
+    </w:p>
+    <w:p>
+      <w:pPr>
+        <w:rPr>
+          <w:b/>
+          <w:bCs/>
+          <w:sz w:val="24"/>
+          <w:szCs w:val="24"/>
+        </w:rPr>
+      </w:pPr>
+    </w:p>
+    <w:p>
+      <w:pPr>
+        <w:rPr>
+          <w:b/>
+          <w:bCs/>
+          <w:sz w:val="24"/>
+          <w:szCs w:val="24"/>
+        </w:rPr>
+      </w:pPr>
+    </w:p>
+    <w:p>
+      <w:pPr>
+        <w:rPr>
+          <w:b/>
+          <w:bCs/>
+          <w:sz w:val="24"/>
+          <w:szCs w:val="24"/>
+        </w:rPr>
+      </w:pPr>
+    </w:p>
+    <w:p>
+      <w:pPr>
+        <w:rPr>
+          <w:b/>
+          <w:bCs/>
+          <w:sz w:val="24"/>
+          <w:szCs w:val="24"/>
+        </w:rPr>
+      </w:pPr>
+    </w:p>
+    <w:p>
+      <w:pPr>
+        <w:rPr>
+          <w:b/>
+          <w:bCs/>
+          <w:sz w:val="24"/>
+          <w:szCs w:val="24"/>
+        </w:rPr>
+      </w:pPr>
+    </w:p>
+    <w:p>
+      <w:pPr>
+        <w:rPr>
+          <w:b/>
+          <w:bCs/>
+          <w:sz w:val="24"/>
+          <w:szCs w:val="24"/>
+        </w:rPr>
+      </w:pPr>
+    </w:p>
+    <w:p>
+      <w:pPr>
+        <w:rPr>
+          <w:b/>
+          <w:bCs/>
+          <w:sz w:val="24"/>
+          <w:szCs w:val="24"/>
+        </w:rPr>
+      </w:pPr>
+    </w:p>
+    <w:p>
+      <w:pPr>
+        <w:rPr>
+          <w:b/>
+          <w:bCs/>
+          <w:sz w:val="24"/>
+          <w:szCs w:val="24"/>
+        </w:rPr>
+      </w:pPr>
+    </w:p>
+    <w:p>
+      <w:pPr>
+        <w:rPr>
+          <w:u w:val="single"/>
+        </w:rPr>
+      </w:pPr>
+      <w:r>
+        <w:rPr>
+          <w:u w:val="single"/>
+        </w:rPr>
+        <w:t>Mark as solved</w:t>
+      </w:r>
+    </w:p>
+    <w:p>
+      <w:pPr>
+        <w:rPr>
+          <w:b/>
+          <w:bCs/>
+          <w:sz w:val="24"/>
+          <w:szCs w:val="24"/>
+        </w:rPr>
+      </w:pPr>
+      <w:r>
+        <w:rPr>
+          <w:b/>
+          <w:bCs/>
+          <w:noProof/>
+          <w:sz w:val="24"/>
+          <w:szCs w:val="24"/>
+        </w:rPr>
+        <w:drawing>
+          <wp:anchor distT="0" distB="0" distL="114300" distR="114300" simplePos="0" relativeHeight="251662336" behindDoc="0" locked="0" layoutInCell="1" allowOverlap="1" wp14:anchorId="3A47A999" wp14:editId="0243DB1B">
+            <wp:simplePos x="0" y="0"/>
+            <wp:positionH relativeFrom="margin">
+              <wp:align>left</wp:align>
+            </wp:positionH>
+            <wp:positionV relativeFrom="paragraph">
+              <wp:posOffset>13418</wp:posOffset>
+            </wp:positionV>
+            <wp:extent cx="2577465" cy="5029200"/>
+            <wp:effectExtent l="0" t="0" r="0" b="0"/>
+            <wp:wrapNone/>
+            <wp:docPr id="552096277" name="Picture 13"/>
+            <wp:cNvGraphicFramePr>
+              <a:graphicFrameLocks xmlns:a="http://schemas.openxmlformats.org/drawingml/2006/main" noChangeAspect="1"/>
+            </wp:cNvGraphicFramePr>
+            <a:graphic xmlns:a="http://schemas.openxmlformats.org/drawingml/2006/main">
+              <a:graphicData uri="http://schemas.openxmlformats.org/drawingml/2006/picture">
+                <pic:pic xmlns:pic="http://schemas.openxmlformats.org/drawingml/2006/picture">
+                  <pic:nvPicPr>
+                    <pic:cNvPr id="552096277" name="Picture 552096277"/>
+                    <pic:cNvPicPr/>
+                  </pic:nvPicPr>
+                  <pic:blipFill>
+                    <a:blip r:embed="rId24">
+                      <a:extLst>
+                        <a:ext uri="{28A0092B-C50C-407E-A947-70E740481C1C}">
+                          <a14:useLocalDpi xmlns:a14="http://schemas.microsoft.com/office/drawing/2010/main" val="0"/>
+                        </a:ext>
+                      </a:extLst>
+                    </a:blip>
+                    <a:stretch>
+                      <a:fillRect/>
+                    </a:stretch>
+                  </pic:blipFill>
+                  <pic:spPr>
+                    <a:xfrm>
+                      <a:off x="0" y="0"/>
+                      <a:ext cx="2577465" cy="5029200"/>
+                    </a:xfrm>
+                    <a:prstGeom prst="rect">
+                      <a:avLst/>
+                    </a:prstGeom>
+                  </pic:spPr>
+                </pic:pic>
+              </a:graphicData>
+            </a:graphic>
+            <wp14:sizeRelH relativeFrom="margin">
+              <wp14:pctWidth>0</wp14:pctWidth>
+            </wp14:sizeRelH>
+            <wp14:sizeRelV relativeFrom="margin">
+              <wp14:pctHeight>0</wp14:pctHeight>
+            </wp14:sizeRelV>
+          </wp:anchor>
+        </w:drawing>
+      </w:r>
+    </w:p>
+    <w:p>
+      <w:pPr>
+        <w:rPr>
+          <w:b/>
+          <w:bCs/>
+          <w:sz w:val="24"/>
+          <w:szCs w:val="24"/>
+        </w:rPr>
+      </w:pPr>
+    </w:p>
+    <w:p>
+      <w:pPr>
+        <w:rPr>
+          <w:b/>
+          <w:bCs/>
+          <w:sz w:val="24"/>
+          <w:szCs w:val="24"/>
+        </w:rPr>
+      </w:pPr>
+    </w:p>
+    <w:p>
+      <w:pPr>
+        <w:rPr>
+          <w:b/>
+          <w:bCs/>
+          <w:sz w:val="24"/>
+          <w:szCs w:val="24"/>
+        </w:rPr>
+      </w:pPr>
+    </w:p>
+    <w:p>
+      <w:pPr>
+        <w:rPr>
+          <w:b/>
+          <w:bCs/>
+          <w:sz w:val="24"/>
+          <w:szCs w:val="24"/>
+        </w:rPr>
+      </w:pPr>
+    </w:p>
+    <w:p>
+      <w:pPr>
+        <w:rPr>
+          <w:b/>
+          <w:bCs/>
+          <w:sz w:val="24"/>
+          <w:szCs w:val="24"/>
+        </w:rPr>
+      </w:pPr>
+    </w:p>
+    <w:p>
+      <w:pPr>
+        <w:rPr>
+          <w:b/>
+          <w:bCs/>
+          <w:sz w:val="24"/>
+          <w:szCs w:val="24"/>
+        </w:rPr>
+      </w:pPr>
+    </w:p>
+    <w:p>
+      <w:pPr>
+        <w:rPr>
+          <w:b/>
+          <w:bCs/>
+          <w:sz w:val="24"/>
+          <w:szCs w:val="24"/>
+        </w:rPr>
+      </w:pPr>
+    </w:p>
+    <w:p>
+      <w:pPr>
+        <w:rPr>
+          <w:b/>
+          <w:bCs/>
+          <w:sz w:val="24"/>
+          <w:szCs w:val="24"/>
+        </w:rPr>
+      </w:pPr>
+    </w:p>
+    <w:p>
+      <w:pPr>
+        <w:rPr>
+          <w:b/>
+          <w:bCs/>
+          <w:sz w:val="24"/>
+          <w:szCs w:val="24"/>
+        </w:rPr>
+      </w:pPr>
+    </w:p>
+    <w:p>
+      <w:pPr>
+        <w:rPr>
+          <w:b/>
+          <w:bCs/>
+          <w:sz w:val="24"/>
+          <w:szCs w:val="24"/>
+        </w:rPr>
+      </w:pPr>
+    </w:p>
+    <w:p>
+      <w:pPr>
+        <w:rPr>
+          <w:b/>
+          <w:bCs/>
+          <w:sz w:val="24"/>
+          <w:szCs w:val="24"/>
+        </w:rPr>
+      </w:pPr>
+    </w:p>
+    <w:p>
+      <w:pPr>
+        <w:rPr>
+          <w:b/>
+          <w:bCs/>
+          <w:sz w:val="24"/>
+          <w:szCs w:val="24"/>
+        </w:rPr>
+      </w:pPr>
+    </w:p>
+    <w:p>
+      <w:pPr>
+        <w:rPr>
+          <w:b/>
+          <w:bCs/>
+          <w:sz w:val="24"/>
+          <w:szCs w:val="24"/>
+        </w:rPr>
+      </w:pPr>
+    </w:p>
+    <w:p>
+      <w:pPr>
+        <w:rPr>
+          <w:b/>
+          <w:bCs/>
+          <w:sz w:val="24"/>
+          <w:szCs w:val="24"/>
+        </w:rPr>
+      </w:pPr>
+    </w:p>
+    <w:p>
+      <w:pPr>
+        <w:rPr>
+          <w:b/>
+          <w:bCs/>
+          <w:sz w:val="24"/>
+          <w:szCs w:val="24"/>
+        </w:rPr>
+      </w:pPr>
+    </w:p>
+    <w:p>
+      <w:pPr>
+        <w:rPr>
+          <w:b/>
+          <w:bCs/>
+          <w:sz w:val="24"/>
+          <w:szCs w:val="24"/>
+        </w:rPr>
+      </w:pPr>
+    </w:p>
+    <w:p>
+      <w:pPr>
+        <w:rPr>
+          <w:b/>
+          <w:bCs/>
+          <w:sz w:val="24"/>
+          <w:szCs w:val="24"/>
+        </w:rPr>
+      </w:pPr>
+    </w:p>
+    <w:p>
+      <w:pPr>
+        <w:rPr>
+          <w:b/>
+          <w:bCs/>
+          <w:sz w:val="24"/>
+          <w:szCs w:val="24"/>
+        </w:rPr>
+      </w:pPr>
+    </w:p>
+    <w:p>
+      <w:pPr>
+        <w:rPr>
+          <w:b/>
+          <w:bCs/>
+          <w:sz w:val="24"/>
+          <w:szCs w:val="24"/>
+        </w:rPr>
+      </w:pPr>
+    </w:p>
+    <w:p>
+      <w:pPr>
+        <w:rPr>
+          <w:b/>
+          <w:bCs/>
+        </w:rPr>
+      </w:pPr>
+      <w:r>
+        <w:rPr>
+          <w:b/>
+          <w:bCs/>
+          <w:sz w:val="24"/>
+          <w:szCs w:val="24"/>
+        </w:rPr>
         <w:t>Kanban board</w:t>
       </w:r>
     </w:p>
@@ -3096,9 +7117,10 @@
         <w:rPr>
           <w:b/>
           <w:bCs/>
+          <w:noProof/>
         </w:rPr>
         <w:drawing>
-          <wp:anchor distT="0" distB="0" distL="114300" distR="114300" simplePos="0" relativeHeight="251660288" behindDoc="0" locked="0" layoutInCell="1" allowOverlap="1" wp14:anchorId="495A73BC" wp14:editId="6609288A">
+          <wp:anchor distT="0" distB="0" distL="114300" distR="114300" simplePos="0" relativeHeight="251660288" behindDoc="0" locked="0" layoutInCell="1" allowOverlap="1" wp14:anchorId="495A73BC" wp14:editId="65572F11">
             <wp:simplePos x="0" y="0"/>
             <wp:positionH relativeFrom="margin">
               <wp:align>right</wp:align>
@@ -3121,7 +7143,7 @@
                     <pic:cNvPicPr/>
                   </pic:nvPicPr>
                   <pic:blipFill>
-                    <a:blip r:embed="rId12" cstate="print">
+                    <a:blip r:embed="rId25" cstate="print">
                       <a:extLst>
                         <a:ext uri="{28A0092B-C50C-407E-A947-70E740481C1C}">
                           <a14:useLocalDpi xmlns:a14="http://schemas.microsoft.com/office/drawing/2010/main" val="0"/>
@@ -3206,12 +7228,48 @@
     <w:p>
       <w:pPr>
         <w:spacing w:before="120"/>
+        <w:rPr>
+          <w:b/>
+          <w:bCs/>
+        </w:rPr>
+      </w:pPr>
+    </w:p>
+    <w:p>
+      <w:pPr>
+        <w:spacing w:before="120"/>
+        <w:rPr>
+          <w:b/>
+          <w:bCs/>
+        </w:rPr>
+      </w:pPr>
+    </w:p>
+    <w:p>
+      <w:pPr>
+        <w:spacing w:before="120"/>
+        <w:rPr>
+          <w:b/>
+          <w:bCs/>
+        </w:rPr>
+      </w:pPr>
+    </w:p>
+    <w:p>
+      <w:pPr>
+        <w:spacing w:before="120"/>
+      </w:pPr>
+    </w:p>
+    <w:p>
+      <w:pPr>
+        <w:spacing w:before="120"/>
+      </w:pPr>
+    </w:p>
+    <w:p>
+      <w:pPr>
+        <w:spacing w:before="120"/>
       </w:pPr>
       <w:r>
         <w:rPr>
           <w:noProof/>
         </w:rPr>
-        <w:lastRenderedPageBreak/>
         <w:drawing>
           <wp:inline distT="0" distB="0" distL="0" distR="0" wp14:anchorId="51F35F31" wp14:editId="0097CA73">
             <wp:extent cx="4100195" cy="1229995"/>
@@ -3230,7 +7288,7 @@
                     </pic:cNvPicPr>
                   </pic:nvPicPr>
                   <pic:blipFill>
-                    <a:blip r:embed="rId13"/>
+                    <a:blip r:embed="rId26"/>
                     <a:stretch>
                       <a:fillRect/>
                     </a:stretch>
@@ -4135,7 +8193,23 @@
                 <w:color w:val="000000"/>
                 <w:sz w:val="24"/>
               </w:rPr>
-              <w:t xml:space="preserve"> Distributed all tasks.</w:t>
+              <w:t xml:space="preserve"> Distributed</w:t>
+            </w:r>
+            <w:r>
+              <w:rPr>
+                <w:rFonts w:ascii="Red Hat Display" w:eastAsia="Red Hat Display" w:hAnsi="Red Hat Display" w:cs="Red Hat Display"/>
+                <w:color w:val="000000"/>
+                <w:sz w:val="24"/>
+              </w:rPr>
+              <w:t xml:space="preserve"> </w:t>
+            </w:r>
+            <w:r>
+              <w:rPr>
+                <w:rFonts w:ascii="Red Hat Display" w:eastAsia="Red Hat Display" w:hAnsi="Red Hat Display" w:cs="Red Hat Display"/>
+                <w:color w:val="000000"/>
+                <w:sz w:val="24"/>
+              </w:rPr>
+              <w:t>all tasks.</w:t>
             </w:r>
           </w:p>
         </w:tc>
@@ -4145,55 +8219,7 @@
       <w:pPr>
         <w:spacing w:before="120" w:line="336" w:lineRule="auto"/>
       </w:pPr>
-      <w:r>
-        <w:rPr>
-          <w:rFonts w:ascii="Red Hat Display" w:eastAsia="Red Hat Display" w:hAnsi="Red Hat Display" w:cs="Red Hat Display"/>
-          <w:color w:val="000000"/>
-          <w:sz w:val="36"/>
-          <w:szCs w:val="36"/>
-        </w:rPr>
-        <w:t xml:space="preserve"> </w:t>
-      </w:r>
-    </w:p>
-    <w:p>
-      <w:pPr>
-        <w:rPr>
-          <w:b/>
-          <w:bCs/>
-        </w:rPr>
-      </w:pPr>
-    </w:p>
-    <w:p>
-      <w:pPr>
-        <w:rPr>
-          <w:b/>
-          <w:bCs/>
-        </w:rPr>
-      </w:pPr>
-      <w:r>
-        <w:rPr>
-          <w:b/>
-          <w:bCs/>
-        </w:rPr>
-        <w:tab/>
-      </w:r>
-      <w:r>
-        <w:rPr>
-          <w:b/>
-          <w:bCs/>
-        </w:rPr>
-        <w:tab/>
-      </w:r>
-      <w:r>
-        <w:rPr>
-          <w:b/>
-          <w:bCs/>
-          <w:color w:val="FFFFFF" w:themeColor="background1"/>
-        </w:rPr>
-        <w:t xml:space="preserve"> Nawaraj</w:t>
-      </w:r>
-    </w:p>
-    <w:p/>
+    </w:p>
     <w:sectPr>
       <w:pgSz w:w="11906" w:h="16838"/>
       <w:pgMar w:top="1440" w:right="1440" w:bottom="1440" w:left="1440" w:header="708" w:footer="708" w:gutter="0"/>
@@ -5301,6 +9327,155 @@
     </w:lvl>
   </w:abstractNum>
   <w:abstractNum w:abstractNumId="9" w15:restartNumberingAfterBreak="0">
+    <w:nsid w:val="42FB4C18"/>
+    <w:multiLevelType w:val="multilevel"/>
+    <w:tmpl w:val="0AE8E7D4"/>
+    <w:lvl w:ilvl="0">
+      <w:start w:val="1"/>
+      <w:numFmt w:val="bullet"/>
+      <w:lvlText w:val=""/>
+      <w:lvlJc w:val="left"/>
+      <w:pPr>
+        <w:tabs>
+          <w:tab w:val="num" w:pos="720"/>
+        </w:tabs>
+        <w:ind w:left="720" w:hanging="360"/>
+      </w:pPr>
+      <w:rPr>
+        <w:rFonts w:ascii="Symbol" w:hAnsi="Symbol" w:hint="default"/>
+        <w:sz w:val="20"/>
+      </w:rPr>
+    </w:lvl>
+    <w:lvl w:ilvl="1" w:tentative="1">
+      <w:start w:val="1"/>
+      <w:numFmt w:val="bullet"/>
+      <w:lvlText w:val="o"/>
+      <w:lvlJc w:val="left"/>
+      <w:pPr>
+        <w:tabs>
+          <w:tab w:val="num" w:pos="1440"/>
+        </w:tabs>
+        <w:ind w:left="1440" w:hanging="360"/>
+      </w:pPr>
+      <w:rPr>
+        <w:rFonts w:ascii="Courier New" w:hAnsi="Courier New" w:hint="default"/>
+        <w:sz w:val="20"/>
+      </w:rPr>
+    </w:lvl>
+    <w:lvl w:ilvl="2" w:tentative="1">
+      <w:start w:val="1"/>
+      <w:numFmt w:val="bullet"/>
+      <w:lvlText w:val=""/>
+      <w:lvlJc w:val="left"/>
+      <w:pPr>
+        <w:tabs>
+          <w:tab w:val="num" w:pos="2160"/>
+        </w:tabs>
+        <w:ind w:left="2160" w:hanging="360"/>
+      </w:pPr>
+      <w:rPr>
+        <w:rFonts w:ascii="Wingdings" w:hAnsi="Wingdings" w:hint="default"/>
+        <w:sz w:val="20"/>
+      </w:rPr>
+    </w:lvl>
+    <w:lvl w:ilvl="3" w:tentative="1">
+      <w:start w:val="1"/>
+      <w:numFmt w:val="bullet"/>
+      <w:lvlText w:val=""/>
+      <w:lvlJc w:val="left"/>
+      <w:pPr>
+        <w:tabs>
+          <w:tab w:val="num" w:pos="2880"/>
+        </w:tabs>
+        <w:ind w:left="2880" w:hanging="360"/>
+      </w:pPr>
+      <w:rPr>
+        <w:rFonts w:ascii="Wingdings" w:hAnsi="Wingdings" w:hint="default"/>
+        <w:sz w:val="20"/>
+      </w:rPr>
+    </w:lvl>
+    <w:lvl w:ilvl="4" w:tentative="1">
+      <w:start w:val="1"/>
+      <w:numFmt w:val="bullet"/>
+      <w:lvlText w:val=""/>
+      <w:lvlJc w:val="left"/>
+      <w:pPr>
+        <w:tabs>
+          <w:tab w:val="num" w:pos="3600"/>
+        </w:tabs>
+        <w:ind w:left="3600" w:hanging="360"/>
+      </w:pPr>
+      <w:rPr>
+        <w:rFonts w:ascii="Wingdings" w:hAnsi="Wingdings" w:hint="default"/>
+        <w:sz w:val="20"/>
+      </w:rPr>
+    </w:lvl>
+    <w:lvl w:ilvl="5" w:tentative="1">
+      <w:start w:val="1"/>
+      <w:numFmt w:val="bullet"/>
+      <w:lvlText w:val=""/>
+      <w:lvlJc w:val="left"/>
+      <w:pPr>
+        <w:tabs>
+          <w:tab w:val="num" w:pos="4320"/>
+        </w:tabs>
+        <w:ind w:left="4320" w:hanging="360"/>
+      </w:pPr>
+      <w:rPr>
+        <w:rFonts w:ascii="Wingdings" w:hAnsi="Wingdings" w:hint="default"/>
+        <w:sz w:val="20"/>
+      </w:rPr>
+    </w:lvl>
+    <w:lvl w:ilvl="6" w:tentative="1">
+      <w:start w:val="1"/>
+      <w:numFmt w:val="bullet"/>
+      <w:lvlText w:val=""/>
+      <w:lvlJc w:val="left"/>
+      <w:pPr>
+        <w:tabs>
+          <w:tab w:val="num" w:pos="5040"/>
+        </w:tabs>
+        <w:ind w:left="5040" w:hanging="360"/>
+      </w:pPr>
+      <w:rPr>
+        <w:rFonts w:ascii="Wingdings" w:hAnsi="Wingdings" w:hint="default"/>
+        <w:sz w:val="20"/>
+      </w:rPr>
+    </w:lvl>
+    <w:lvl w:ilvl="7" w:tentative="1">
+      <w:start w:val="1"/>
+      <w:numFmt w:val="bullet"/>
+      <w:lvlText w:val=""/>
+      <w:lvlJc w:val="left"/>
+      <w:pPr>
+        <w:tabs>
+          <w:tab w:val="num" w:pos="5760"/>
+        </w:tabs>
+        <w:ind w:left="5760" w:hanging="360"/>
+      </w:pPr>
+      <w:rPr>
+        <w:rFonts w:ascii="Wingdings" w:hAnsi="Wingdings" w:hint="default"/>
+        <w:sz w:val="20"/>
+      </w:rPr>
+    </w:lvl>
+    <w:lvl w:ilvl="8" w:tentative="1">
+      <w:start w:val="1"/>
+      <w:numFmt w:val="bullet"/>
+      <w:lvlText w:val=""/>
+      <w:lvlJc w:val="left"/>
+      <w:pPr>
+        <w:tabs>
+          <w:tab w:val="num" w:pos="6480"/>
+        </w:tabs>
+        <w:ind w:left="6480" w:hanging="360"/>
+      </w:pPr>
+      <w:rPr>
+        <w:rFonts w:ascii="Wingdings" w:hAnsi="Wingdings" w:hint="default"/>
+        <w:sz w:val="20"/>
+      </w:rPr>
+    </w:lvl>
+  </w:abstractNum>
+  <w:abstractNum w:abstractNumId="10" w15:restartNumberingAfterBreak="0">
     <w:nsid w:val="436960CD"/>
     <w:multiLevelType w:val="hybridMultilevel"/>
     <w:tmpl w:val="ED4AC1F0"/>
@@ -5413,7 +9588,7 @@
       </w:rPr>
     </w:lvl>
   </w:abstractNum>
-  <w:abstractNum w:abstractNumId="10" w15:restartNumberingAfterBreak="0">
+  <w:abstractNum w:abstractNumId="11" w15:restartNumberingAfterBreak="0">
     <w:nsid w:val="4F0E0202"/>
     <w:multiLevelType w:val="hybridMultilevel"/>
     <w:tmpl w:val="4AE46F1E"/>
@@ -5526,7 +9701,7 @@
       </w:rPr>
     </w:lvl>
   </w:abstractNum>
-  <w:abstractNum w:abstractNumId="11" w15:restartNumberingAfterBreak="0">
+  <w:abstractNum w:abstractNumId="12" w15:restartNumberingAfterBreak="0">
     <w:nsid w:val="4FB506B3"/>
     <w:multiLevelType w:val="hybridMultilevel"/>
     <w:tmpl w:val="7C183638"/>
@@ -5639,7 +9814,7 @@
       </w:rPr>
     </w:lvl>
   </w:abstractNum>
-  <w:abstractNum w:abstractNumId="12" w15:restartNumberingAfterBreak="0">
+  <w:abstractNum w:abstractNumId="13" w15:restartNumberingAfterBreak="0">
     <w:nsid w:val="59C7766F"/>
     <w:multiLevelType w:val="multilevel"/>
     <w:tmpl w:val="B9768EF2"/>
@@ -5788,7 +9963,7 @@
       </w:rPr>
     </w:lvl>
   </w:abstractNum>
-  <w:abstractNum w:abstractNumId="13" w15:restartNumberingAfterBreak="0">
+  <w:abstractNum w:abstractNumId="14" w15:restartNumberingAfterBreak="0">
     <w:nsid w:val="5C6C74E9"/>
     <w:multiLevelType w:val="multilevel"/>
     <w:tmpl w:val="11485E78"/>
@@ -5928,7 +10103,7 @@
       </w:rPr>
     </w:lvl>
   </w:abstractNum>
-  <w:abstractNum w:abstractNumId="14" w15:restartNumberingAfterBreak="0">
+  <w:abstractNum w:abstractNumId="15" w15:restartNumberingAfterBreak="0">
     <w:nsid w:val="5DD754A0"/>
     <w:multiLevelType w:val="hybridMultilevel"/>
     <w:tmpl w:val="9E20C898"/>
@@ -6041,7 +10216,7 @@
       </w:rPr>
     </w:lvl>
   </w:abstractNum>
-  <w:abstractNum w:abstractNumId="15" w15:restartNumberingAfterBreak="0">
+  <w:abstractNum w:abstractNumId="16" w15:restartNumberingAfterBreak="0">
     <w:nsid w:val="714C3FC0"/>
     <w:multiLevelType w:val="hybridMultilevel"/>
     <w:tmpl w:val="E07A454C"/>
@@ -6154,7 +10329,7 @@
       </w:rPr>
     </w:lvl>
   </w:abstractNum>
-  <w:abstractNum w:abstractNumId="16" w15:restartNumberingAfterBreak="0">
+  <w:abstractNum w:abstractNumId="17" w15:restartNumberingAfterBreak="0">
     <w:nsid w:val="7AD220C3"/>
     <w:multiLevelType w:val="hybridMultilevel"/>
     <w:tmpl w:val="07AC9EFA"/>
@@ -6267,7 +10442,7 @@
       </w:rPr>
     </w:lvl>
   </w:abstractNum>
-  <w:abstractNum w:abstractNumId="17" w15:restartNumberingAfterBreak="0">
+  <w:abstractNum w:abstractNumId="18" w15:restartNumberingAfterBreak="0">
     <w:nsid w:val="7BF068E3"/>
     <w:multiLevelType w:val="hybridMultilevel"/>
     <w:tmpl w:val="24C0295A"/>
@@ -6384,25 +10559,25 @@
     <w:abstractNumId w:val="4"/>
   </w:num>
   <w:num w:numId="2" w16cid:durableId="1251001">
-    <w:abstractNumId w:val="14"/>
+    <w:abstractNumId w:val="15"/>
   </w:num>
   <w:num w:numId="3" w16cid:durableId="309788926">
     <w:abstractNumId w:val="8"/>
   </w:num>
   <w:num w:numId="4" w16cid:durableId="126970860">
-    <w:abstractNumId w:val="17"/>
+    <w:abstractNumId w:val="18"/>
   </w:num>
   <w:num w:numId="5" w16cid:durableId="1606159486">
-    <w:abstractNumId w:val="15"/>
+    <w:abstractNumId w:val="16"/>
   </w:num>
   <w:num w:numId="6" w16cid:durableId="375013129">
     <w:abstractNumId w:val="5"/>
   </w:num>
   <w:num w:numId="7" w16cid:durableId="1696687112">
-    <w:abstractNumId w:val="11"/>
+    <w:abstractNumId w:val="12"/>
   </w:num>
   <w:num w:numId="8" w16cid:durableId="764575510">
-    <w:abstractNumId w:val="12"/>
+    <w:abstractNumId w:val="13"/>
   </w:num>
   <w:num w:numId="9" w16cid:durableId="2003193757">
     <w:abstractNumId w:val="0"/>
@@ -6411,7 +10586,7 @@
     <w:abstractNumId w:val="2"/>
   </w:num>
   <w:num w:numId="11" w16cid:durableId="598417364">
-    <w:abstractNumId w:val="10"/>
+    <w:abstractNumId w:val="11"/>
   </w:num>
   <w:num w:numId="12" w16cid:durableId="531069220">
     <w:abstractNumId w:val="7"/>
@@ -6423,16 +10598,19 @@
     <w:abstractNumId w:val="3"/>
   </w:num>
   <w:num w:numId="15" w16cid:durableId="1249654018">
-    <w:abstractNumId w:val="9"/>
+    <w:abstractNumId w:val="10"/>
   </w:num>
   <w:num w:numId="16" w16cid:durableId="1101754072">
     <w:abstractNumId w:val="6"/>
   </w:num>
   <w:num w:numId="17" w16cid:durableId="181432200">
-    <w:abstractNumId w:val="16"/>
+    <w:abstractNumId w:val="17"/>
   </w:num>
   <w:num w:numId="18" w16cid:durableId="1572303183">
-    <w:abstractNumId w:val="13"/>
+    <w:abstractNumId w:val="14"/>
+  </w:num>
+  <w:num w:numId="19" w16cid:durableId="788084923">
+    <w:abstractNumId w:val="9"/>
   </w:num>
 </w:numbering>
 </file>
@@ -7556,6 +11734,22 @@
     <w:uiPriority w:val="99"/>
     <w:rsid w:val="00356F63"/>
   </w:style>
+  <w:style w:type="paragraph" w:styleId="NormalWeb">
+    <w:name w:val="Normal (Web)"/>
+    <w:basedOn w:val="Normal"/>
+    <w:uiPriority w:val="99"/>
+    <w:unhideWhenUsed/>
+    <w:rsid w:val="00041057"/>
+    <w:pPr>
+      <w:spacing w:before="100" w:beforeAutospacing="1" w:after="100" w:afterAutospacing="1" w:line="240" w:lineRule="auto"/>
+    </w:pPr>
+    <w:rPr>
+      <w:rFonts w:ascii="Times New Roman" w:eastAsia="Times New Roman" w:hAnsi="Times New Roman" w:cs="Times New Roman"/>
+      <w:sz w:val="24"/>
+      <w:szCs w:val="24"/>
+      <w:lang w:eastAsia="en-GB"/>
+    </w:rPr>
+  </w:style>
 </w:styles>
 </file>
 
@@ -7872,4 +12066,239 @@
     </a:ext>
   </a:extLst>
 </a:theme>
+</file>
+
+<file path=customXml/item1.xml><?xml version="1.0" encoding="utf-8"?>
+<ct:contentTypeSchema xmlns:ct="http://schemas.microsoft.com/office/2006/metadata/contentType" xmlns:ma="http://schemas.microsoft.com/office/2006/metadata/properties/metaAttributes" ct:_="" ma:_="" ma:contentTypeName="Document" ma:contentTypeID="0x01010065437BE57D837943AEEF065E2C8B3B54" ma:contentTypeVersion="10" ma:contentTypeDescription="Create a new document." ma:contentTypeScope="" ma:versionID="7589a1a1489d6d8da57874c7eac48ce0">
+  <xsd:schema xmlns:xsd="http://www.w3.org/2001/XMLSchema" xmlns:xs="http://www.w3.org/2001/XMLSchema" xmlns:p="http://schemas.microsoft.com/office/2006/metadata/properties" xmlns:ns3="09c82e41-b9b1-4175-9194-b5ff70a3c644" targetNamespace="http://schemas.microsoft.com/office/2006/metadata/properties" ma:root="true" ma:fieldsID="16b5f7b91b67fb51e9ebfb5fd5e5578b" ns3:_="">
+    <xsd:import namespace="09c82e41-b9b1-4175-9194-b5ff70a3c644"/>
+    <xsd:element name="properties">
+      <xsd:complexType>
+        <xsd:sequence>
+          <xsd:element name="documentManagement">
+            <xsd:complexType>
+              <xsd:all>
+                <xsd:element ref="ns3:MediaServiceDateTaken" minOccurs="0"/>
+                <xsd:element ref="ns3:MediaServiceMetadata" minOccurs="0"/>
+                <xsd:element ref="ns3:MediaServiceFastMetadata" minOccurs="0"/>
+                <xsd:element ref="ns3:MediaServiceSearchProperties" minOccurs="0"/>
+                <xsd:element ref="ns3:MediaServiceObjectDetectorVersions" minOccurs="0"/>
+                <xsd:element ref="ns3:_activity" minOccurs="0"/>
+                <xsd:element ref="ns3:MediaServiceSystemTags" minOccurs="0"/>
+                <xsd:element ref="ns3:MediaServiceOCR" minOccurs="0"/>
+                <xsd:element ref="ns3:MediaServiceGenerationTime" minOccurs="0"/>
+                <xsd:element ref="ns3:MediaServiceEventHashCode" minOccurs="0"/>
+              </xsd:all>
+            </xsd:complexType>
+          </xsd:element>
+        </xsd:sequence>
+      </xsd:complexType>
+    </xsd:element>
+  </xsd:schema>
+  <xsd:schema xmlns:xsd="http://www.w3.org/2001/XMLSchema" xmlns:xs="http://www.w3.org/2001/XMLSchema" xmlns:dms="http://schemas.microsoft.com/office/2006/documentManagement/types" xmlns:pc="http://schemas.microsoft.com/office/infopath/2007/PartnerControls" targetNamespace="09c82e41-b9b1-4175-9194-b5ff70a3c644" elementFormDefault="qualified">
+    <xsd:import namespace="http://schemas.microsoft.com/office/2006/documentManagement/types"/>
+    <xsd:import namespace="http://schemas.microsoft.com/office/infopath/2007/PartnerControls"/>
+    <xsd:element name="MediaServiceDateTaken" ma:index="8" nillable="true" ma:displayName="MediaServiceDateTaken" ma:hidden="true" ma:indexed="true" ma:internalName="MediaServiceDateTaken" ma:readOnly="true">
+      <xsd:simpleType>
+        <xsd:restriction base="dms:Text"/>
+      </xsd:simpleType>
+    </xsd:element>
+    <xsd:element name="MediaServiceMetadata" ma:index="9" nillable="true" ma:displayName="MediaServiceMetadata" ma:hidden="true" ma:internalName="MediaServiceMetadata" ma:readOnly="true">
+      <xsd:simpleType>
+        <xsd:restriction base="dms:Note"/>
+      </xsd:simpleType>
+    </xsd:element>
+    <xsd:element name="MediaServiceFastMetadata" ma:index="10" nillable="true" ma:displayName="MediaServiceFastMetadata" ma:hidden="true" ma:internalName="MediaServiceFastMetadata" ma:readOnly="true">
+      <xsd:simpleType>
+        <xsd:restriction base="dms:Note"/>
+      </xsd:simpleType>
+    </xsd:element>
+    <xsd:element name="MediaServiceSearchProperties" ma:index="11" nillable="true" ma:displayName="MediaServiceSearchProperties" ma:hidden="true" ma:internalName="MediaServiceSearchProperties" ma:readOnly="true">
+      <xsd:simpleType>
+        <xsd:restriction base="dms:Note"/>
+      </xsd:simpleType>
+    </xsd:element>
+    <xsd:element name="MediaServiceObjectDetectorVersions" ma:index="12" nillable="true" ma:displayName="MediaServiceObjectDetectorVersions" ma:hidden="true" ma:indexed="true" ma:internalName="MediaServiceObjectDetectorVersions" ma:readOnly="true">
+      <xsd:simpleType>
+        <xsd:restriction base="dms:Text"/>
+      </xsd:simpleType>
+    </xsd:element>
+    <xsd:element name="_activity" ma:index="13" nillable="true" ma:displayName="_activity" ma:hidden="true" ma:internalName="_activity">
+      <xsd:simpleType>
+        <xsd:restriction base="dms:Note"/>
+      </xsd:simpleType>
+    </xsd:element>
+    <xsd:element name="MediaServiceSystemTags" ma:index="14" nillable="true" ma:displayName="MediaServiceSystemTags" ma:hidden="true" ma:internalName="MediaServiceSystemTags" ma:readOnly="true">
+      <xsd:simpleType>
+        <xsd:restriction base="dms:Note"/>
+      </xsd:simpleType>
+    </xsd:element>
+    <xsd:element name="MediaServiceOCR" ma:index="15" nillable="true" ma:displayName="Extracted Text" ma:internalName="MediaServiceOCR" ma:readOnly="true">
+      <xsd:simpleType>
+        <xsd:restriction base="dms:Note">
+          <xsd:maxLength value="255"/>
+        </xsd:restriction>
+      </xsd:simpleType>
+    </xsd:element>
+    <xsd:element name="MediaServiceGenerationTime" ma:index="16" nillable="true" ma:displayName="MediaServiceGenerationTime" ma:hidden="true" ma:internalName="MediaServiceGenerationTime" ma:readOnly="true">
+      <xsd:simpleType>
+        <xsd:restriction base="dms:Text"/>
+      </xsd:simpleType>
+    </xsd:element>
+    <xsd:element name="MediaServiceEventHashCode" ma:index="17" nillable="true" ma:displayName="MediaServiceEventHashCode" ma:hidden="true" ma:internalName="MediaServiceEventHashCode" ma:readOnly="true">
+      <xsd:simpleType>
+        <xsd:restriction base="dms:Text"/>
+      </xsd:simpleType>
+    </xsd:element>
+  </xsd:schema>
+  <xsd:schema xmlns="http://schemas.openxmlformats.org/package/2006/metadata/core-properties" xmlns:xsd="http://www.w3.org/2001/XMLSchema" xmlns:xsi="http://www.w3.org/2001/XMLSchema-instance" xmlns:dc="http://purl.org/dc/elements/1.1/" xmlns:dcterms="http://purl.org/dc/terms/" xmlns:odoc="http://schemas.microsoft.com/internal/obd" targetNamespace="http://schemas.openxmlformats.org/package/2006/metadata/core-properties" elementFormDefault="qualified" attributeFormDefault="unqualified" blockDefault="#all">
+    <xsd:import namespace="http://purl.org/dc/elements/1.1/" schemaLocation="http://dublincore.org/schemas/xmls/qdc/2003/04/02/dc.xsd"/>
+    <xsd:import namespace="http://purl.org/dc/terms/" schemaLocation="http://dublincore.org/schemas/xmls/qdc/2003/04/02/dcterms.xsd"/>
+    <xsd:element name="coreProperties" type="CT_coreProperties"/>
+    <xsd:complexType name="CT_coreProperties">
+      <xsd:all>
+        <xsd:element ref="dc:creator" minOccurs="0" maxOccurs="1"/>
+        <xsd:element ref="dcterms:created" minOccurs="0" maxOccurs="1"/>
+        <xsd:element ref="dc:identifier" minOccurs="0" maxOccurs="1"/>
+        <xsd:element name="contentType" minOccurs="0" maxOccurs="1" type="xsd:string" ma:index="0" ma:displayName="Content Type"/>
+        <xsd:element ref="dc:title" minOccurs="0" maxOccurs="1" ma:index="4" ma:displayName="Title"/>
+        <xsd:element ref="dc:subject" minOccurs="0" maxOccurs="1"/>
+        <xsd:element ref="dc:description" minOccurs="0" maxOccurs="1"/>
+        <xsd:element name="keywords" minOccurs="0" maxOccurs="1" type="xsd:string"/>
+        <xsd:element ref="dc:language" minOccurs="0" maxOccurs="1"/>
+        <xsd:element name="category" minOccurs="0" maxOccurs="1" type="xsd:string"/>
+        <xsd:element name="version" minOccurs="0" maxOccurs="1" type="xsd:string"/>
+        <xsd:element name="revision" minOccurs="0" maxOccurs="1" type="xsd:string">
+          <xsd:annotation>
+            <xsd:documentation>
+                        This value indicates the number of saves or revisions. The application is responsible for updating this value after each revision.
+                    </xsd:documentation>
+          </xsd:annotation>
+        </xsd:element>
+        <xsd:element name="lastModifiedBy" minOccurs="0" maxOccurs="1" type="xsd:string"/>
+        <xsd:element ref="dcterms:modified" minOccurs="0" maxOccurs="1"/>
+        <xsd:element name="contentStatus" minOccurs="0" maxOccurs="1" type="xsd:string"/>
+      </xsd:all>
+    </xsd:complexType>
+  </xsd:schema>
+  <xs:schema xmlns:pc="http://schemas.microsoft.com/office/infopath/2007/PartnerControls" xmlns:xs="http://www.w3.org/2001/XMLSchema" targetNamespace="http://schemas.microsoft.com/office/infopath/2007/PartnerControls" elementFormDefault="qualified" attributeFormDefault="unqualified">
+    <xs:element name="Person">
+      <xs:complexType>
+        <xs:sequence>
+          <xs:element ref="pc:DisplayName" minOccurs="0"/>
+          <xs:element ref="pc:AccountId" minOccurs="0"/>
+          <xs:element ref="pc:AccountType" minOccurs="0"/>
+        </xs:sequence>
+      </xs:complexType>
+    </xs:element>
+    <xs:element name="DisplayName" type="xs:string"/>
+    <xs:element name="AccountId" type="xs:string"/>
+    <xs:element name="AccountType" type="xs:string"/>
+    <xs:element name="BDCAssociatedEntity">
+      <xs:complexType>
+        <xs:sequence>
+          <xs:element ref="pc:BDCEntity" minOccurs="0" maxOccurs="unbounded"/>
+        </xs:sequence>
+        <xs:attribute ref="pc:EntityNamespace"/>
+        <xs:attribute ref="pc:EntityName"/>
+        <xs:attribute ref="pc:SystemInstanceName"/>
+        <xs:attribute ref="pc:AssociationName"/>
+      </xs:complexType>
+    </xs:element>
+    <xs:attribute name="EntityNamespace" type="xs:string"/>
+    <xs:attribute name="EntityName" type="xs:string"/>
+    <xs:attribute name="SystemInstanceName" type="xs:string"/>
+    <xs:attribute name="AssociationName" type="xs:string"/>
+    <xs:element name="BDCEntity">
+      <xs:complexType>
+        <xs:sequence>
+          <xs:element ref="pc:EntityDisplayName" minOccurs="0"/>
+          <xs:element ref="pc:EntityInstanceReference" minOccurs="0"/>
+          <xs:element ref="pc:EntityId1" minOccurs="0"/>
+          <xs:element ref="pc:EntityId2" minOccurs="0"/>
+          <xs:element ref="pc:EntityId3" minOccurs="0"/>
+          <xs:element ref="pc:EntityId4" minOccurs="0"/>
+          <xs:element ref="pc:EntityId5" minOccurs="0"/>
+        </xs:sequence>
+      </xs:complexType>
+    </xs:element>
+    <xs:element name="EntityDisplayName" type="xs:string"/>
+    <xs:element name="EntityInstanceReference" type="xs:string"/>
+    <xs:element name="EntityId1" type="xs:string"/>
+    <xs:element name="EntityId2" type="xs:string"/>
+    <xs:element name="EntityId3" type="xs:string"/>
+    <xs:element name="EntityId4" type="xs:string"/>
+    <xs:element name="EntityId5" type="xs:string"/>
+    <xs:element name="Terms">
+      <xs:complexType>
+        <xs:sequence>
+          <xs:element ref="pc:TermInfo" minOccurs="0" maxOccurs="unbounded"/>
+        </xs:sequence>
+      </xs:complexType>
+    </xs:element>
+    <xs:element name="TermInfo">
+      <xs:complexType>
+        <xs:sequence>
+          <xs:element ref="pc:TermName" minOccurs="0"/>
+          <xs:element ref="pc:TermId" minOccurs="0"/>
+        </xs:sequence>
+      </xs:complexType>
+    </xs:element>
+    <xs:element name="TermName" type="xs:string"/>
+    <xs:element name="TermId" type="xs:string"/>
+  </xs:schema>
+</ct:contentTypeSchema>
+</file>
+
+<file path=customXml/item2.xml><?xml version="1.0" encoding="utf-8"?>
+<p:properties xmlns:p="http://schemas.microsoft.com/office/2006/metadata/properties" xmlns:xsi="http://www.w3.org/2001/XMLSchema-instance" xmlns:pc="http://schemas.microsoft.com/office/infopath/2007/PartnerControls">
+  <documentManagement>
+    <_activity xmlns="09c82e41-b9b1-4175-9194-b5ff70a3c644" xsi:nil="true"/>
+  </documentManagement>
+</p:properties>
+</file>
+
+<file path=customXml/item3.xml><?xml version="1.0" encoding="utf-8"?>
+<?mso-contentType ?>
+<FormTemplates xmlns="http://schemas.microsoft.com/sharepoint/v3/contenttype/forms">
+  <Display>DocumentLibraryForm</Display>
+  <Edit>DocumentLibraryForm</Edit>
+  <New>DocumentLibraryForm</New>
+</FormTemplates>
+</file>
+
+<file path=customXml/itemProps1.xml><?xml version="1.0" encoding="utf-8"?>
+<ds:datastoreItem xmlns:ds="http://schemas.openxmlformats.org/officeDocument/2006/customXml" ds:itemID="{AE267EA9-12F4-4B8C-B619-D02C50627BB3}">
+  <ds:schemaRefs>
+    <ds:schemaRef ds:uri="http://schemas.microsoft.com/office/2006/metadata/contentType"/>
+    <ds:schemaRef ds:uri="http://schemas.microsoft.com/office/2006/metadata/properties/metaAttributes"/>
+    <ds:schemaRef ds:uri="http://www.w3.org/2001/XMLSchema"/>
+    <ds:schemaRef ds:uri="http://schemas.microsoft.com/office/2006/metadata/properties"/>
+    <ds:schemaRef ds:uri="09c82e41-b9b1-4175-9194-b5ff70a3c644"/>
+    <ds:schemaRef ds:uri="http://schemas.microsoft.com/office/2006/documentManagement/types"/>
+    <ds:schemaRef ds:uri="http://schemas.microsoft.com/office/infopath/2007/PartnerControls"/>
+    <ds:schemaRef ds:uri="http://schemas.openxmlformats.org/package/2006/metadata/core-properties"/>
+    <ds:schemaRef ds:uri="http://purl.org/dc/elements/1.1/"/>
+    <ds:schemaRef ds:uri="http://purl.org/dc/terms/"/>
+    <ds:schemaRef ds:uri="http://schemas.microsoft.com/internal/obd"/>
+  </ds:schemaRefs>
+</ds:datastoreItem>
+</file>
+
+<file path=customXml/itemProps2.xml><?xml version="1.0" encoding="utf-8"?>
+<ds:datastoreItem xmlns:ds="http://schemas.openxmlformats.org/officeDocument/2006/customXml" ds:itemID="{644B6936-673E-402A-B238-26C137FDAEB0}">
+  <ds:schemaRefs>
+    <ds:schemaRef ds:uri="http://schemas.microsoft.com/office/2006/metadata/properties"/>
+    <ds:schemaRef ds:uri="http://schemas.microsoft.com/office/infopath/2007/PartnerControls"/>
+    <ds:schemaRef ds:uri="09c82e41-b9b1-4175-9194-b5ff70a3c644"/>
+  </ds:schemaRefs>
+</ds:datastoreItem>
+</file>
+
+<file path=customXml/itemProps3.xml><?xml version="1.0" encoding="utf-8"?>
+<ds:datastoreItem xmlns:ds="http://schemas.openxmlformats.org/officeDocument/2006/customXml" ds:itemID="{7BA546C2-C0FC-4D69-932A-8744ADE4CD00}">
+  <ds:schemaRefs>
+    <ds:schemaRef ds:uri="http://schemas.microsoft.com/sharepoint/v3/contenttype/forms"/>
+  </ds:schemaRefs>
+</ds:datastoreItem>
 </file>